--- a/Urlaubs-Uebergabe-Philipp-2026-08.docx
+++ b/Urlaubs-Uebergabe-Philipp-2026-08.docx
@@ -16,7 +16,7 @@
           <w:sz w:val="36"/>
           <w:szCs w:val="36"/>
         </w:rPr>
-        <w:t xml:space="preserve">Urlaubs-Übergabe — Philipp Klei</w:t>
+        <w:t xml:space="preserve">Kurzübergabe</w:t>
       </w:r>
     </w:p>
     <w:p>
@@ -25,13 +25,11 @@
       </w:pPr>
       <w:r>
         <w:rPr>
-          <w:i/>
-          <w:iCs/>
           <w:color w:val="555555"/>
           <w:sz w:val="22"/>
           <w:szCs w:val="22"/>
         </w:rPr>
-        <w:t xml:space="preserve">Abwesenheit ab Fr 14.08.2026, ca. 2 Wochen · Stand 12.08.2026</w:t>
+        <w:t xml:space="preserve">Ich bin ab Freitag, 14.08.2026 für ca. 2 Wochen im Urlaub. Falls in der Zeit etwas zu diesen drei Themen aufkommt:</w:t>
       </w:r>
     </w:p>
     <w:tbl>
@@ -70,7 +68,7 @@
                 <w:sz w:val="24"/>
                 <w:szCs w:val="24"/>
               </w:rPr>
-              <w:t xml:space="preserve">HIGH-Mobile-Portierung — morgen, 13.08 (nur zur Info)</w:t>
+              <w:t xml:space="preserve">1) HIGH-Mobile-Portierung — Datum: 13.08.2026</w:t>
             </w:r>
           </w:p>
         </w:tc>
@@ -91,7 +89,7 @@
         <w:spacing w:after="80"/>
       </w:pPr>
       <w:r>
-        <w:t xml:space="preserve">Rufnummern-Portierung zu Telekom/greendevice findet morgen statt. Robert klärt die eSIM/QR-Frage bereits selbst mit Bonamic (Daniela) — läuft von selbst, keine Aktion nötig.</w:t>
+        <w:t xml:space="preserve">Die Rufnummern-Portierung zu Telekom/greendevice läuft am 13.08.2026 (also noch vor meinem Urlaub). Robert klärt die eSIM/QR-Frage direkt mit Bonamic (Daniela) — braucht von euch nichts, nur zur Info.</w:t>
       </w:r>
     </w:p>
     <w:p>
@@ -135,7 +133,7 @@
                 <w:sz w:val="24"/>
                 <w:szCs w:val="24"/>
               </w:rPr>
-              <w:t xml:space="preserve">Papaya — Vertragslaufzeit/Kündigung</w:t>
+              <w:t xml:space="preserve">2) Papaya — Vertragslaufzeit/Kündigung</w:t>
             </w:r>
           </w:p>
         </w:tc>
@@ -156,7 +154,7 @@
         <w:spacing w:after="80"/>
       </w:pPr>
       <w:r>
-        <w:t xml:space="preserve">Vertrag läuft bis ~30.11.2026 (24 Monate ab 01.12.2024, unbestätigt), danach automatische Verlängerung.</w:t>
+        <w:t xml:space="preserve">Der Vertrag läuft aktuell bis ca. 30.11.2026 (24 Monate ab 01.12.2024, Datum unbestätigt), sonst automatische Verlängerung.</w:t>
       </w:r>
     </w:p>
     <w:p>
@@ -169,7 +167,27 @@
         <w:spacing w:after="80"/>
       </w:pPr>
       <w:r>
-        <w:t xml:space="preserve">Prüf-Termin war für 13.08 angelegt, wurde von Robert selbst bewusst verschoben (neues Datum offen) — kein akuter Punkt, nur im Blick behalten, falls die Frist näher rückt.</w:t>
+        <w:rPr>
+          <w:b/>
+          <w:bCs/>
+        </w:rPr>
+        <w:t xml:space="preserve">Meine Empfehlung: </w:t>
+      </w:r>
+      <w:r>
+        <w:t xml:space="preserve">Vertrag um +6 Monate verlängern statt automatisch laufen zu lassen, damit die Laufzeit Richtung Anfang Q2 2027 endet.</w:t>
+      </w:r>
+    </w:p>
+    <w:p>
+      <w:pPr>
+        <w:pStyle w:val="ListParagraph"/>
+        <w:numPr>
+          <w:ilvl w:val="0"/>
+          <w:numId w:val="2"/>
+        </w:numPr>
+        <w:spacing w:after="80"/>
+      </w:pPr>
+      <w:r>
+        <w:t xml:space="preserve">Ein Prüf-Termin dazu war für 13.08.2026 angesetzt, Robert hat ihn selbst verschoben — neues Datum steht noch nicht fest.</w:t>
       </w:r>
     </w:p>
     <w:p>
@@ -213,7 +231,7 @@
                 <w:sz w:val="24"/>
                 <w:szCs w:val="24"/>
               </w:rPr>
-              <w:t xml:space="preserve">Bonamic/greendevice — IT-Audit &amp; Managed-Service-Angebot</w:t>
+              <w:t xml:space="preserve">3) Bonamic/greendevice — IT-Audit &amp; Managed-Service-Angebot</w:t>
             </w:r>
           </w:p>
         </w:tc>
@@ -234,7 +252,7 @@
         <w:spacing w:after="80"/>
       </w:pPr>
       <w:r>
-        <w:t xml:space="preserve">Diese Woche kommen laut Philipp noch weitere Infos von Bonamic/greendevice.</w:t>
+        <w:t xml:space="preserve">Diese Woche (bis 16.08.2026) kommen von Bonamic/greendevice noch weitere Infos.</w:t>
       </w:r>
     </w:p>
     <w:p>
@@ -247,7 +265,7 @@
         <w:spacing w:after="80"/>
       </w:pPr>
       <w:r>
-        <w:t xml:space="preserve">Ggf. neuer Termin Anfang September — Entscheidung über das Managed-Service-Angebot war ohnehin erst für September avisiert.</w:t>
+        <w:t xml:space="preserve">Eventuell gibt's dafür Anfang September 2026 einen neuen Termin — die Entscheidung über das Managed-Service-Angebot war ohnehin erst für September geplant.</w:t>
       </w:r>
     </w:p>
     <w:p>
@@ -262,7 +280,7 @@
           <w:sz w:val="20"/>
           <w:szCs w:val="20"/>
         </w:rPr>
-        <w:t xml:space="preserve">Vollständiger Kontext im smartvelo-orchestrator-Repo (STATUS.md, topics/).</w:t>
+        <w:t xml:space="preserve">Mehr Hintergrund und Verlauf: smartvelo-orchestrator-Repo (STATUS.md, topics/).</w:t>
       </w:r>
     </w:p>
     <w:sectPr>

--- a/Urlaubs-Uebergabe-Philipp-2026-08.docx
+++ b/Urlaubs-Uebergabe-Philipp-2026-08.docx
@@ -68,7 +68,7 @@
                 <w:sz w:val="24"/>
                 <w:szCs w:val="24"/>
               </w:rPr>
-              <w:t xml:space="preserve">1) HIGH-Mobile-Portierung — Datum: 13.08.2026</w:t>
+              <w:t xml:space="preserve">1) Rufnummern-Portierung Robert — Datum: 13.08.2026</w:t>
             </w:r>
           </w:p>
         </w:tc>
@@ -89,7 +89,33 @@
         <w:spacing w:after="80"/>
       </w:pPr>
       <w:r>
-        <w:t xml:space="preserve">Die Rufnummern-Portierung zu Telekom/greendevice läuft am 13.08.2026 (also noch vor meinem Urlaub). Robert klärt die eSIM/QR-Frage direkt mit Bonamic (Daniela) — braucht von euch nichts, nur zur Info.</w:t>
+        <w:t xml:space="preserve">Am 13.08.2026 wird Roberts eigene Nummer (0157 79019201) zu Telekom/greendevice portiert — betrifft nur diese eine Nummer, nicht die übrigen HIGH-mobile-Verträge.</w:t>
+      </w:r>
+    </w:p>
+    <w:p>
+      <w:pPr>
+        <w:pStyle w:val="ListParagraph"/>
+        <w:numPr>
+          <w:ilvl w:val="0"/>
+          <w:numId w:val="2"/>
+        </w:numPr>
+        <w:spacing w:after="80"/>
+      </w:pPr>
+      <w:r>
+        <w:t xml:space="preserve">Roberts eSIM aktiviert sich damit automatisch — kein offenes Problem, braucht keine Aktion.</w:t>
+      </w:r>
+    </w:p>
+    <w:p>
+      <w:pPr>
+        <w:pStyle w:val="ListParagraph"/>
+        <w:numPr>
+          <w:ilvl w:val="0"/>
+          <w:numId w:val="2"/>
+        </w:numPr>
+        <w:spacing w:after="80"/>
+      </w:pPr>
+      <w:r>
+        <w:t xml:space="preserve">Die übrigen ~25 HIGH-mobile-Verträge laufen separat: Kündigungen sind schon raus. Bonamic versendet die neuen eSIMs jeweils zeitig vor dem individuellen Vertragsende — kein gemeinsamer Stichtag, läuft automatisch.</w:t>
       </w:r>
     </w:p>
     <w:p>
@@ -179,19 +205,6 @@
     </w:p>
     <w:p>
       <w:pPr>
-        <w:pStyle w:val="ListParagraph"/>
-        <w:numPr>
-          <w:ilvl w:val="0"/>
-          <w:numId w:val="2"/>
-        </w:numPr>
-        <w:spacing w:after="80"/>
-      </w:pPr>
-      <w:r>
-        <w:t xml:space="preserve">Ein Prüf-Termin dazu war für 13.08.2026 angesetzt, Robert hat ihn selbst verschoben — neues Datum steht noch nicht fest.</w:t>
-      </w:r>
-    </w:p>
-    <w:p>
-      <w:pPr>
         <w:spacing w:after="260"/>
       </w:pPr>
     </w:p>
@@ -257,19 +270,6 @@
     </w:p>
     <w:p>
       <w:pPr>
-        <w:pStyle w:val="ListParagraph"/>
-        <w:numPr>
-          <w:ilvl w:val="0"/>
-          <w:numId w:val="2"/>
-        </w:numPr>
-        <w:spacing w:after="80"/>
-      </w:pPr>
-      <w:r>
-        <w:t xml:space="preserve">Eventuell gibt's dafür Anfang September 2026 einen neuen Termin — die Entscheidung über das Managed-Service-Angebot war ohnehin erst für September geplant.</w:t>
-      </w:r>
-    </w:p>
-    <w:p>
-      <w:pPr>
         <w:spacing w:before="400"/>
       </w:pPr>
       <w:r>

--- a/Urlaubs-Uebergabe-Philipp-2026-08.docx
+++ b/Urlaubs-Uebergabe-Philipp-2026-08.docx
@@ -21,16 +21,8 @@
     </w:p>
     <w:p>
       <w:pPr>
-        <w:spacing w:after="300" w:before="160"/>
-      </w:pPr>
-      <w:r>
-        <w:rPr>
-          <w:color w:val="555555"/>
-          <w:sz w:val="22"/>
-          <w:szCs w:val="22"/>
-        </w:rPr>
-        <w:t xml:space="preserve">Ich bin ab Freitag, 14.08.2026 für ca. 2 Wochen im Urlaub. Falls in der Zeit etwas zu diesen drei Themen aufkommt:</w:t>
-      </w:r>
+        <w:spacing w:after="200"/>
+      </w:pPr>
     </w:p>
     <w:tbl>
       <w:tblPr>
@@ -68,7 +60,7 @@
                 <w:sz w:val="24"/>
                 <w:szCs w:val="24"/>
               </w:rPr>
-              <w:t xml:space="preserve">1) Rufnummern-Portierung Robert — Datum: 13.08.2026</w:t>
+              <w:t xml:space="preserve">1) Papaya — Vertragslaufzeit/Kündigung</w:t>
             </w:r>
           </w:p>
         </w:tc>
@@ -89,7 +81,7 @@
         <w:spacing w:after="80"/>
       </w:pPr>
       <w:r>
-        <w:t xml:space="preserve">Am 13.08.2026 wird Roberts eigene Nummer (0157 79019201) zu Telekom/greendevice portiert — betrifft nur diese eine Nummer, nicht die übrigen HIGH-mobile-Verträge.</w:t>
+        <w:t xml:space="preserve">Der Vertrag läuft aktuell bis ca. 30.11.2026 (24 Monate ab 01.12.2024, Datum unbestätigt), sonst automatische Verlängerung.</w:t>
       </w:r>
     </w:p>
     <w:p>
@@ -102,20 +94,14 @@
         <w:spacing w:after="80"/>
       </w:pPr>
       <w:r>
-        <w:t xml:space="preserve">Roberts eSIM aktiviert sich damit automatisch — kein offenes Problem, braucht keine Aktion.</w:t>
-      </w:r>
-    </w:p>
-    <w:p>
-      <w:pPr>
-        <w:pStyle w:val="ListParagraph"/>
-        <w:numPr>
-          <w:ilvl w:val="0"/>
-          <w:numId w:val="2"/>
-        </w:numPr>
-        <w:spacing w:after="80"/>
-      </w:pPr>
-      <w:r>
-        <w:t xml:space="preserve">Die übrigen ~25 HIGH-mobile-Verträge laufen separat: Kündigungen sind schon raus. Bonamic versendet die neuen eSIMs jeweils zeitig vor dem individuellen Vertragsende — kein gemeinsamer Stichtag, läuft automatisch.</w:t>
+        <w:rPr>
+          <w:b/>
+          <w:bCs/>
+        </w:rPr>
+        <w:t xml:space="preserve">Meine Empfehlung: </w:t>
+      </w:r>
+      <w:r>
+        <w:t xml:space="preserve">Vertrag um +6 Monate verlängern statt automatisch laufen zu lassen, damit die Laufzeit Richtung Anfang Q2 2027 endet.</w:t>
       </w:r>
     </w:p>
     <w:p>
@@ -159,7 +145,7 @@
                 <w:sz w:val="24"/>
                 <w:szCs w:val="24"/>
               </w:rPr>
-              <w:t xml:space="preserve">2) Papaya — Vertragslaufzeit/Kündigung</w:t>
+              <w:t xml:space="preserve">2) Bonamic/greendevice — IT-Audit &amp; Managed-Service-Angebot</w:t>
             </w:r>
           </w:p>
         </w:tc>
@@ -180,27 +166,7 @@
         <w:spacing w:after="80"/>
       </w:pPr>
       <w:r>
-        <w:t xml:space="preserve">Der Vertrag läuft aktuell bis ca. 30.11.2026 (24 Monate ab 01.12.2024, Datum unbestätigt), sonst automatische Verlängerung.</w:t>
-      </w:r>
-    </w:p>
-    <w:p>
-      <w:pPr>
-        <w:pStyle w:val="ListParagraph"/>
-        <w:numPr>
-          <w:ilvl w:val="0"/>
-          <w:numId w:val="2"/>
-        </w:numPr>
-        <w:spacing w:after="80"/>
-      </w:pPr>
-      <w:r>
-        <w:rPr>
-          <w:b/>
-          <w:bCs/>
-        </w:rPr>
-        <w:t xml:space="preserve">Meine Empfehlung: </w:t>
-      </w:r>
-      <w:r>
-        <w:t xml:space="preserve">Vertrag um +6 Monate verlängern statt automatisch laufen zu lassen, damit die Laufzeit Richtung Anfang Q2 2027 endet.</w:t>
+        <w:t xml:space="preserve">Diese Woche (bis 16.08.2026) kommen von Bonamic/greendevice noch weitere Infos.</w:t>
       </w:r>
     </w:p>
     <w:p>
@@ -244,7 +210,7 @@
                 <w:sz w:val="24"/>
                 <w:szCs w:val="24"/>
               </w:rPr>
-              <w:t xml:space="preserve">3) Bonamic/greendevice — IT-Audit &amp; Managed-Service-Angebot</w:t>
+              <w:t xml:space="preserve">3) Google-Maps-Nummer — bitte vor meinem Urlaub (17.08.2026) klären</w:t>
             </w:r>
           </w:p>
         </w:tc>
@@ -265,7 +231,40 @@
         <w:spacing w:after="80"/>
       </w:pPr>
       <w:r>
-        <w:t xml:space="preserve">Diese Woche (bis 16.08.2026) kommen von Bonamic/greendevice noch weitere Infos.</w:t>
+        <w:t xml:space="preserve">Auf unserem Google-Business-Profil (Google Maps, öffentlich für alle sichtbar) hängt aktuell meine private Handynummer.</w:t>
+      </w:r>
+    </w:p>
+    <w:p>
+      <w:pPr>
+        <w:pStyle w:val="ListParagraph"/>
+        <w:numPr>
+          <w:ilvl w:val="0"/>
+          <w:numId w:val="2"/>
+        </w:numPr>
+        <w:spacing w:after="80"/>
+      </w:pPr>
+      <w:r>
+        <w:t xml:space="preserve">Ich bin ab Montag, 17.08.2026 ca. 2 Wochen unter der Nummer nicht erreichbar — Anrufer über Google Maps kommen dann bei niemandem an.</w:t>
+      </w:r>
+    </w:p>
+    <w:p>
+      <w:pPr>
+        <w:pStyle w:val="ListParagraph"/>
+        <w:numPr>
+          <w:ilvl w:val="0"/>
+          <w:numId w:val="2"/>
+        </w:numPr>
+        <w:spacing w:after="80"/>
+      </w:pPr>
+      <w:r>
+        <w:rPr>
+          <w:b/>
+          <w:bCs/>
+        </w:rPr>
+        <w:t xml:space="preserve">Generell möchte ich weg von meiner privaten Nummer</w:t>
+      </w:r>
+      <w:r>
+        <w:t xml:space="preserve"> — hin zu einer echten öffentlichen smartvélo-Nummer. Bitte vorher entscheiden, welche Nummer stattdessen rein soll, und wer die Umstellung im Google-Business-Profil macht (Zugang admin@smart-velo.com, im Passwortmanager).</w:t>
       </w:r>
     </w:p>
     <w:p>

--- a/Urlaubs-Uebergabe-Philipp-2026-08.docx
+++ b/Urlaubs-Uebergabe-Philipp-2026-08.docx
@@ -231,7 +231,7 @@
         <w:spacing w:after="80"/>
       </w:pPr>
       <w:r>
-        <w:t xml:space="preserve">Auf unserem Google-Business-Profil (Google Maps, öffentlich für alle sichtbar) hängt aktuell meine private Handynummer.</w:t>
+        <w:t xml:space="preserve">Auf unserem Google-Business-Profil (Google Maps, öffentlich für alle sichtbar) hängt aktuell meine smartvélo-Diensthandynummer — keine private Nummer, aber ich bin nicht die Sekretärin/das Empfangsteam.</w:t>
       </w:r>
     </w:p>
     <w:p>
@@ -261,7 +261,7 @@
           <w:b/>
           <w:bCs/>
         </w:rPr>
-        <w:t xml:space="preserve">Generell möchte ich weg von meiner privaten Nummer</w:t>
+        <w:t xml:space="preserve">Generell sollte das nicht meine persönliche Nummer sein</w:t>
       </w:r>
       <w:r>
         <w:t xml:space="preserve"> — hin zu einer echten öffentlichen smartvélo-Nummer. Bitte vorher entscheiden, welche Nummer stattdessen rein soll, und wer die Umstellung im Google-Business-Profil macht (Zugang admin@smart-velo.com, im Passwortmanager).</w:t>

--- a/Urlaubs-Uebergabe-Philipp-2026-08.docx
+++ b/Urlaubs-Uebergabe-Philipp-2026-08.docx
@@ -269,6 +269,71 @@
     </w:p>
     <w:p>
       <w:pPr>
+        <w:spacing w:after="260"/>
+      </w:pPr>
+    </w:p>
+    <w:tbl>
+      <w:tblPr>
+        <w:tblW w:type="dxa" w:w="9600"/>
+        <w:tblBorders>
+          <w:top w:val="none" w:color="auto" w:sz="0"/>
+          <w:left w:val="none" w:color="auto" w:sz="0"/>
+          <w:bottom w:val="none" w:color="auto" w:sz="0"/>
+          <w:right w:val="none" w:color="auto" w:sz="0"/>
+          <w:insideH w:val="none" w:color="auto" w:sz="0"/>
+          <w:insideV w:val="none" w:color="auto" w:sz="0"/>
+        </w:tblBorders>
+      </w:tblPr>
+      <w:tblGrid>
+        <w:gridCol w:w="9600"/>
+      </w:tblGrid>
+      <w:tr>
+        <w:tc>
+          <w:tcPr>
+            <w:tcW w:type="dxa" w:w="9600"/>
+            <w:shd w:fill="D2F94E" w:color="auto" w:val="clear"/>
+            <w:tcMar>
+              <w:top w:type="dxa" w:w="100"/>
+              <w:left w:type="dxa" w:w="160"/>
+              <w:bottom w:type="dxa" w:w="100"/>
+              <w:right w:type="dxa" w:w="160"/>
+            </w:tcMar>
+          </w:tcPr>
+          <w:p>
+            <w:r>
+              <w:rPr>
+                <w:b/>
+                <w:bCs/>
+                <w:color w:val="000000"/>
+                <w:sz w:val="24"/>
+                <w:szCs w:val="24"/>
+              </w:rPr>
+              <w:t xml:space="preserve">4) n8n-Abo auf Pro upgraden</w:t>
+            </w:r>
+          </w:p>
+        </w:tc>
+      </w:tr>
+    </w:tbl>
+    <w:p>
+      <w:pPr>
+        <w:spacing w:after="120"/>
+      </w:pPr>
+    </w:p>
+    <w:p>
+      <w:pPr>
+        <w:pStyle w:val="ListParagraph"/>
+        <w:numPr>
+          <w:ilvl w:val="0"/>
+          <w:numId w:val="2"/>
+        </w:numPr>
+        <w:spacing w:after="80"/>
+      </w:pPr>
+      <w:r>
+        <w:t xml:space="preserve">smartvelo.app.n8n.cloud läuft aktuell im Trial — soll auf den Pro-Plan hochgestuft werden. Noch nicht gemacht.</w:t>
+      </w:r>
+    </w:p>
+    <w:p>
+      <w:pPr>
         <w:spacing w:before="400"/>
       </w:pPr>
       <w:r>

--- a/Urlaubs-Uebergabe-Philipp-2026-08.docx
+++ b/Urlaubs-Uebergabe-Philipp-2026-08.docx
@@ -334,6 +334,19 @@
     </w:p>
     <w:p>
       <w:pPr>
+        <w:pStyle w:val="ListParagraph"/>
+        <w:numPr>
+          <w:ilvl w:val="0"/>
+          <w:numId w:val="2"/>
+        </w:numPr>
+        <w:spacing w:after="80"/>
+      </w:pPr>
+      <w:r>
+        <w:t xml:space="preserve">60 €/Monat, kein Preis pro Nutzer — Celine, ich und Eric sollen rein, ggf. noch ein paar weitere. Bei dem Plan können alle mit rein, ohne dass es teurer wird.</w:t>
+      </w:r>
+    </w:p>
+    <w:p>
+      <w:pPr>
         <w:spacing w:before="400"/>
       </w:pPr>
       <w:r>

--- a/Urlaubs-Uebergabe-Philipp-2026-08.docx
+++ b/Urlaubs-Uebergabe-Philipp-2026-08.docx
@@ -347,17 +347,922 @@
     </w:p>
     <w:p>
       <w:pPr>
-        <w:spacing w:before="400"/>
+        <w:spacing w:after="260"/>
+      </w:pPr>
+    </w:p>
+    <w:tbl>
+      <w:tblPr>
+        <w:tblW w:type="dxa" w:w="9600"/>
+        <w:tblBorders>
+          <w:top w:val="none" w:color="auto" w:sz="0"/>
+          <w:left w:val="none" w:color="auto" w:sz="0"/>
+          <w:bottom w:val="none" w:color="auto" w:sz="0"/>
+          <w:right w:val="none" w:color="auto" w:sz="0"/>
+          <w:insideH w:val="none" w:color="auto" w:sz="0"/>
+          <w:insideV w:val="none" w:color="auto" w:sz="0"/>
+        </w:tblBorders>
+      </w:tblPr>
+      <w:tblGrid>
+        <w:gridCol w:w="9600"/>
+      </w:tblGrid>
+      <w:tr>
+        <w:tc>
+          <w:tcPr>
+            <w:tcW w:type="dxa" w:w="9600"/>
+            <w:shd w:fill="D2F94E" w:color="auto" w:val="clear"/>
+            <w:tcMar>
+              <w:top w:type="dxa" w:w="100"/>
+              <w:left w:type="dxa" w:w="160"/>
+              <w:bottom w:type="dxa" w:w="100"/>
+              <w:right w:type="dxa" w:w="160"/>
+            </w:tcMar>
+          </w:tcPr>
+          <w:p>
+            <w:r>
+              <w:rPr>
+                <w:b/>
+                <w:bCs/>
+                <w:color w:val="000000"/>
+                <w:sz w:val="24"/>
+                <w:szCs w:val="24"/>
+              </w:rPr>
+              <w:t xml:space="preserve">5) Mobilfunk — HIGH-Portierung läuft, ein paar Zuweisungen offen</w:t>
+            </w:r>
+          </w:p>
+        </w:tc>
+      </w:tr>
+    </w:tbl>
+    <w:p>
+      <w:pPr>
+        <w:spacing w:after="120"/>
+      </w:pPr>
+    </w:p>
+    <w:p>
+      <w:pPr>
+        <w:spacing w:after="120"/>
+      </w:pPr>
+      <w:r>
+        <w:t xml:space="preserve">Der HIGH-Teil ist durch. 17 aktive HIGH-Verträge (= 17 erhaltene Kündigungsbestätigungen), dem stehen 16 eSIM-Briefe + meine eigene Portierung gegenüber. Bonamic verschickt die eSIMs jeweils rechtzeitig vor dem Vertragsende, kein gemeinsamer Stichtag — läuft von allein.</w:t>
+      </w:r>
+    </w:p>
+    <w:tbl>
+      <w:tblPr>
+        <w:tblW w:type="dxa" w:w="9600"/>
+        <w:tblBorders>
+          <w:top w:val="single" w:color="auto" w:sz="4"/>
+          <w:left w:val="single" w:color="auto" w:sz="4"/>
+          <w:bottom w:val="single" w:color="auto" w:sz="4"/>
+          <w:right w:val="single" w:color="auto" w:sz="4"/>
+          <w:insideH w:val="single" w:color="auto" w:sz="4"/>
+          <w:insideV w:val="single" w:color="auto" w:sz="4"/>
+        </w:tblBorders>
+      </w:tblPr>
+      <w:tblGrid>
+        <w:gridCol w:w="1500"/>
+        <w:gridCol w:w="5900"/>
+        <w:gridCol w:w="2200"/>
+      </w:tblGrid>
+      <w:tr>
+        <w:tc>
+          <w:tcPr>
+            <w:tcW w:type="dxa" w:w="1500"/>
+            <w:shd w:fill="F2F2F2" w:color="auto" w:val="clear"/>
+            <w:tcMar>
+              <w:top w:type="dxa" w:w="60"/>
+              <w:left w:type="dxa" w:w="100"/>
+              <w:bottom w:type="dxa" w:w="60"/>
+              <w:right w:type="dxa" w:w="100"/>
+            </w:tcMar>
+          </w:tcPr>
+          <w:p>
+            <w:r>
+              <w:rPr>
+                <w:b/>
+                <w:bCs/>
+                <w:sz w:val="20"/>
+                <w:szCs w:val="20"/>
+              </w:rPr>
+              <w:t xml:space="preserve">Termin</w:t>
+            </w:r>
+          </w:p>
+        </w:tc>
+        <w:tc>
+          <w:tcPr>
+            <w:tcW w:type="dxa" w:w="5900"/>
+            <w:shd w:fill="F2F2F2" w:color="auto" w:val="clear"/>
+            <w:tcMar>
+              <w:top w:type="dxa" w:w="60"/>
+              <w:left w:type="dxa" w:w="100"/>
+              <w:bottom w:type="dxa" w:w="60"/>
+              <w:right w:type="dxa" w:w="100"/>
+            </w:tcMar>
+          </w:tcPr>
+          <w:p>
+            <w:r>
+              <w:rPr>
+                <w:b/>
+                <w:bCs/>
+                <w:sz w:val="20"/>
+                <w:szCs w:val="20"/>
+              </w:rPr>
+              <w:t xml:space="preserve">Person</w:t>
+            </w:r>
+          </w:p>
+        </w:tc>
+        <w:tc>
+          <w:tcPr>
+            <w:tcW w:type="dxa" w:w="2200"/>
+            <w:shd w:fill="F2F2F2" w:color="auto" w:val="clear"/>
+            <w:tcMar>
+              <w:top w:type="dxa" w:w="60"/>
+              <w:left w:type="dxa" w:w="100"/>
+              <w:bottom w:type="dxa" w:w="60"/>
+              <w:right w:type="dxa" w:w="100"/>
+            </w:tcMar>
+          </w:tcPr>
+          <w:p>
+            <w:r>
+              <w:rPr>
+                <w:b/>
+                <w:bCs/>
+                <w:sz w:val="20"/>
+                <w:szCs w:val="20"/>
+              </w:rPr>
+              <w:t xml:space="preserve">Nummer</w:t>
+            </w:r>
+          </w:p>
+        </w:tc>
+      </w:tr>
+      <w:tr>
+        <w:tc>
+          <w:tcPr>
+            <w:tcW w:type="dxa" w:w="1500"/>
+            <w:tcMar>
+              <w:top w:type="dxa" w:w="60"/>
+              <w:left w:type="dxa" w:w="100"/>
+              <w:bottom w:type="dxa" w:w="60"/>
+              <w:right w:type="dxa" w:w="100"/>
+            </w:tcMar>
+          </w:tcPr>
+          <w:p>
+            <w:r>
+              <w:rPr>
+                <w:b w:val="false"/>
+                <w:bCs w:val="false"/>
+                <w:sz w:val="20"/>
+                <w:szCs w:val="20"/>
+              </w:rPr>
+              <w:t xml:space="preserve">13.08.2026</w:t>
+            </w:r>
+          </w:p>
+        </w:tc>
+        <w:tc>
+          <w:tcPr>
+            <w:tcW w:type="dxa" w:w="5900"/>
+            <w:tcMar>
+              <w:top w:type="dxa" w:w="60"/>
+              <w:left w:type="dxa" w:w="100"/>
+              <w:bottom w:type="dxa" w:w="60"/>
+              <w:right w:type="dxa" w:w="100"/>
+            </w:tcMar>
+          </w:tcPr>
+          <w:p>
+            <w:r>
+              <w:rPr>
+                <w:b w:val="false"/>
+                <w:bCs w:val="false"/>
+                <w:sz w:val="20"/>
+                <w:szCs w:val="20"/>
+              </w:rPr>
+              <w:t xml:space="preserve">Robert Breuer</w:t>
+            </w:r>
+          </w:p>
+        </w:tc>
+        <w:tc>
+          <w:tcPr>
+            <w:tcW w:type="dxa" w:w="2200"/>
+            <w:tcMar>
+              <w:top w:type="dxa" w:w="60"/>
+              <w:left w:type="dxa" w:w="100"/>
+              <w:bottom w:type="dxa" w:w="60"/>
+              <w:right w:type="dxa" w:w="100"/>
+            </w:tcMar>
+          </w:tcPr>
+          <w:p>
+            <w:r>
+              <w:rPr>
+                <w:b w:val="false"/>
+                <w:bCs w:val="false"/>
+                <w:sz w:val="20"/>
+                <w:szCs w:val="20"/>
+              </w:rPr>
+              <w:t xml:space="preserve">0157 79019201</w:t>
+            </w:r>
+          </w:p>
+        </w:tc>
+      </w:tr>
+      <w:tr>
+        <w:tc>
+          <w:tcPr>
+            <w:tcW w:type="dxa" w:w="1500"/>
+            <w:tcMar>
+              <w:top w:type="dxa" w:w="60"/>
+              <w:left w:type="dxa" w:w="100"/>
+              <w:bottom w:type="dxa" w:w="60"/>
+              <w:right w:type="dxa" w:w="100"/>
+            </w:tcMar>
+          </w:tcPr>
+          <w:p>
+            <w:r>
+              <w:rPr>
+                <w:b w:val="false"/>
+                <w:bCs w:val="false"/>
+                <w:sz w:val="20"/>
+                <w:szCs w:val="20"/>
+              </w:rPr>
+              <w:t xml:space="preserve">08.09.2026</w:t>
+            </w:r>
+          </w:p>
+        </w:tc>
+        <w:tc>
+          <w:tcPr>
+            <w:tcW w:type="dxa" w:w="5900"/>
+            <w:tcMar>
+              <w:top w:type="dxa" w:w="60"/>
+              <w:left w:type="dxa" w:w="100"/>
+              <w:bottom w:type="dxa" w:w="60"/>
+              <w:right w:type="dxa" w:w="100"/>
+            </w:tcMar>
+          </w:tcPr>
+          <w:p>
+            <w:r>
+              <w:rPr>
+                <w:b w:val="false"/>
+                <w:bCs w:val="false"/>
+                <w:sz w:val="20"/>
+                <w:szCs w:val="20"/>
+              </w:rPr>
+              <w:t xml:space="preserve">Philipp Klei, Nils Kaun</w:t>
+            </w:r>
+          </w:p>
+        </w:tc>
+        <w:tc>
+          <w:tcPr>
+            <w:tcW w:type="dxa" w:w="2200"/>
+            <w:tcMar>
+              <w:top w:type="dxa" w:w="60"/>
+              <w:left w:type="dxa" w:w="100"/>
+              <w:bottom w:type="dxa" w:w="60"/>
+              <w:right w:type="dxa" w:w="100"/>
+            </w:tcMar>
+          </w:tcPr>
+          <w:p>
+            <w:r>
+              <w:rPr>
+                <w:b w:val="false"/>
+                <w:bCs w:val="false"/>
+                <w:sz w:val="20"/>
+                <w:szCs w:val="20"/>
+              </w:rPr>
+              <w:t xml:space="preserve">0151 53409285 / 60028</w:t>
+            </w:r>
+          </w:p>
+        </w:tc>
+      </w:tr>
+      <w:tr>
+        <w:tc>
+          <w:tcPr>
+            <w:tcW w:type="dxa" w:w="1500"/>
+            <w:tcMar>
+              <w:top w:type="dxa" w:w="60"/>
+              <w:left w:type="dxa" w:w="100"/>
+              <w:bottom w:type="dxa" w:w="60"/>
+              <w:right w:type="dxa" w:w="100"/>
+            </w:tcMar>
+          </w:tcPr>
+          <w:p>
+            <w:r>
+              <w:rPr>
+                <w:b w:val="false"/>
+                <w:bCs w:val="false"/>
+                <w:sz w:val="20"/>
+                <w:szCs w:val="20"/>
+              </w:rPr>
+              <w:t xml:space="preserve">11.09.2026</w:t>
+            </w:r>
+          </w:p>
+        </w:tc>
+        <w:tc>
+          <w:tcPr>
+            <w:tcW w:type="dxa" w:w="5900"/>
+            <w:tcMar>
+              <w:top w:type="dxa" w:w="60"/>
+              <w:left w:type="dxa" w:w="100"/>
+              <w:bottom w:type="dxa" w:w="60"/>
+              <w:right w:type="dxa" w:w="100"/>
+            </w:tcMar>
+          </w:tcPr>
+          <w:p>
+            <w:r>
+              <w:rPr>
+                <w:b w:val="false"/>
+                <w:bCs w:val="false"/>
+                <w:sz w:val="20"/>
+                <w:szCs w:val="20"/>
+              </w:rPr>
+              <w:t xml:space="preserve">Celine Kretschmer</w:t>
+            </w:r>
+          </w:p>
+        </w:tc>
+        <w:tc>
+          <w:tcPr>
+            <w:tcW w:type="dxa" w:w="2200"/>
+            <w:tcMar>
+              <w:top w:type="dxa" w:w="60"/>
+              <w:left w:type="dxa" w:w="100"/>
+              <w:bottom w:type="dxa" w:w="60"/>
+              <w:right w:type="dxa" w:w="100"/>
+            </w:tcMar>
+          </w:tcPr>
+          <w:p>
+            <w:r>
+              <w:rPr>
+                <w:b w:val="false"/>
+                <w:bCs w:val="false"/>
+                <w:sz w:val="20"/>
+                <w:szCs w:val="20"/>
+              </w:rPr>
+              <w:t xml:space="preserve">0151 53415127</w:t>
+            </w:r>
+          </w:p>
+        </w:tc>
+      </w:tr>
+      <w:tr>
+        <w:tc>
+          <w:tcPr>
+            <w:tcW w:type="dxa" w:w="1500"/>
+            <w:tcMar>
+              <w:top w:type="dxa" w:w="60"/>
+              <w:left w:type="dxa" w:w="100"/>
+              <w:bottom w:type="dxa" w:w="60"/>
+              <w:right w:type="dxa" w:w="100"/>
+            </w:tcMar>
+          </w:tcPr>
+          <w:p>
+            <w:r>
+              <w:rPr>
+                <w:b w:val="false"/>
+                <w:bCs w:val="false"/>
+                <w:sz w:val="20"/>
+                <w:szCs w:val="20"/>
+              </w:rPr>
+              <w:t xml:space="preserve">24.09.2026</w:t>
+            </w:r>
+          </w:p>
+        </w:tc>
+        <w:tc>
+          <w:tcPr>
+            <w:tcW w:type="dxa" w:w="5900"/>
+            <w:tcMar>
+              <w:top w:type="dxa" w:w="60"/>
+              <w:left w:type="dxa" w:w="100"/>
+              <w:bottom w:type="dxa" w:w="60"/>
+              <w:right w:type="dxa" w:w="100"/>
+            </w:tcMar>
+          </w:tcPr>
+          <w:p>
+            <w:r>
+              <w:rPr>
+                <w:b w:val="false"/>
+                <w:bCs w:val="false"/>
+                <w:sz w:val="20"/>
+                <w:szCs w:val="20"/>
+              </w:rPr>
+              <w:t xml:space="preserve">offen — s. unten</w:t>
+            </w:r>
+          </w:p>
+        </w:tc>
+        <w:tc>
+          <w:tcPr>
+            <w:tcW w:type="dxa" w:w="2200"/>
+            <w:tcMar>
+              <w:top w:type="dxa" w:w="60"/>
+              <w:left w:type="dxa" w:w="100"/>
+              <w:bottom w:type="dxa" w:w="60"/>
+              <w:right w:type="dxa" w:w="100"/>
+            </w:tcMar>
+          </w:tcPr>
+          <w:p>
+            <w:r>
+              <w:rPr>
+                <w:b w:val="false"/>
+                <w:bCs w:val="false"/>
+                <w:sz w:val="20"/>
+                <w:szCs w:val="20"/>
+              </w:rPr>
+              <w:t xml:space="preserve">0151 53465448</w:t>
+            </w:r>
+          </w:p>
+        </w:tc>
+      </w:tr>
+      <w:tr>
+        <w:tc>
+          <w:tcPr>
+            <w:tcW w:type="dxa" w:w="1500"/>
+            <w:tcMar>
+              <w:top w:type="dxa" w:w="60"/>
+              <w:left w:type="dxa" w:w="100"/>
+              <w:bottom w:type="dxa" w:w="60"/>
+              <w:right w:type="dxa" w:w="100"/>
+            </w:tcMar>
+          </w:tcPr>
+          <w:p>
+            <w:r>
+              <w:rPr>
+                <w:b w:val="false"/>
+                <w:bCs w:val="false"/>
+                <w:sz w:val="20"/>
+                <w:szCs w:val="20"/>
+              </w:rPr>
+              <w:t xml:space="preserve">28.09.2026</w:t>
+            </w:r>
+          </w:p>
+        </w:tc>
+        <w:tc>
+          <w:tcPr>
+            <w:tcW w:type="dxa" w:w="5900"/>
+            <w:tcMar>
+              <w:top w:type="dxa" w:w="60"/>
+              <w:left w:type="dxa" w:w="100"/>
+              <w:bottom w:type="dxa" w:w="60"/>
+              <w:right w:type="dxa" w:w="100"/>
+            </w:tcMar>
+          </w:tcPr>
+          <w:p>
+            <w:r>
+              <w:rPr>
+                <w:b w:val="false"/>
+                <w:bCs w:val="false"/>
+                <w:sz w:val="20"/>
+                <w:szCs w:val="20"/>
+              </w:rPr>
+              <w:t xml:space="preserve">Wirasak (Gag) Ickenroth, Oleg Bartel, offen — s. unten</w:t>
+            </w:r>
+          </w:p>
+        </w:tc>
+        <w:tc>
+          <w:tcPr>
+            <w:tcW w:type="dxa" w:w="2200"/>
+            <w:tcMar>
+              <w:top w:type="dxa" w:w="60"/>
+              <w:left w:type="dxa" w:w="100"/>
+              <w:bottom w:type="dxa" w:w="60"/>
+              <w:right w:type="dxa" w:w="100"/>
+            </w:tcMar>
+          </w:tcPr>
+          <w:p>
+            <w:r>
+              <w:rPr>
+                <w:b w:val="false"/>
+                <w:bCs w:val="false"/>
+                <w:sz w:val="20"/>
+                <w:szCs w:val="20"/>
+              </w:rPr>
+              <w:t xml:space="preserve">0151 5346775x</w:t>
+            </w:r>
+          </w:p>
+        </w:tc>
+      </w:tr>
+      <w:tr>
+        <w:tc>
+          <w:tcPr>
+            <w:tcW w:type="dxa" w:w="1500"/>
+            <w:tcMar>
+              <w:top w:type="dxa" w:w="60"/>
+              <w:left w:type="dxa" w:w="100"/>
+              <w:bottom w:type="dxa" w:w="60"/>
+              <w:right w:type="dxa" w:w="100"/>
+            </w:tcMar>
+          </w:tcPr>
+          <w:p>
+            <w:r>
+              <w:rPr>
+                <w:b w:val="false"/>
+                <w:bCs w:val="false"/>
+                <w:sz w:val="20"/>
+                <w:szCs w:val="20"/>
+              </w:rPr>
+              <w:t xml:space="preserve">29.09.2026</w:t>
+            </w:r>
+          </w:p>
+        </w:tc>
+        <w:tc>
+          <w:tcPr>
+            <w:tcW w:type="dxa" w:w="5900"/>
+            <w:tcMar>
+              <w:top w:type="dxa" w:w="60"/>
+              <w:left w:type="dxa" w:w="100"/>
+              <w:bottom w:type="dxa" w:w="60"/>
+              <w:right w:type="dxa" w:w="100"/>
+            </w:tcMar>
+          </w:tcPr>
+          <w:p>
+            <w:r>
+              <w:rPr>
+                <w:b w:val="false"/>
+                <w:bCs w:val="false"/>
+                <w:sz w:val="20"/>
+                <w:szCs w:val="20"/>
+              </w:rPr>
+              <w:t xml:space="preserve">Pramod Mallipudi</w:t>
+            </w:r>
+          </w:p>
+        </w:tc>
+        <w:tc>
+          <w:tcPr>
+            <w:tcW w:type="dxa" w:w="2200"/>
+            <w:tcMar>
+              <w:top w:type="dxa" w:w="60"/>
+              <w:left w:type="dxa" w:w="100"/>
+              <w:bottom w:type="dxa" w:w="60"/>
+              <w:right w:type="dxa" w:w="100"/>
+            </w:tcMar>
+          </w:tcPr>
+          <w:p>
+            <w:r>
+              <w:rPr>
+                <w:b w:val="false"/>
+                <w:bCs w:val="false"/>
+                <w:sz w:val="20"/>
+                <w:szCs w:val="20"/>
+              </w:rPr>
+              <w:t xml:space="preserve">0151 53464615</w:t>
+            </w:r>
+          </w:p>
+        </w:tc>
+      </w:tr>
+      <w:tr>
+        <w:tc>
+          <w:tcPr>
+            <w:tcW w:type="dxa" w:w="1500"/>
+            <w:tcMar>
+              <w:top w:type="dxa" w:w="60"/>
+              <w:left w:type="dxa" w:w="100"/>
+              <w:bottom w:type="dxa" w:w="60"/>
+              <w:right w:type="dxa" w:w="100"/>
+            </w:tcMar>
+          </w:tcPr>
+          <w:p>
+            <w:r>
+              <w:rPr>
+                <w:b w:val="false"/>
+                <w:bCs w:val="false"/>
+                <w:sz w:val="20"/>
+                <w:szCs w:val="20"/>
+              </w:rPr>
+              <w:t xml:space="preserve">01.10.2026</w:t>
+            </w:r>
+          </w:p>
+        </w:tc>
+        <w:tc>
+          <w:tcPr>
+            <w:tcW w:type="dxa" w:w="5900"/>
+            <w:tcMar>
+              <w:top w:type="dxa" w:w="60"/>
+              <w:left w:type="dxa" w:w="100"/>
+              <w:bottom w:type="dxa" w:w="60"/>
+              <w:right w:type="dxa" w:w="100"/>
+            </w:tcMar>
+          </w:tcPr>
+          <w:p>
+            <w:r>
+              <w:rPr>
+                <w:b w:val="false"/>
+                <w:bCs w:val="false"/>
+                <w:sz w:val="20"/>
+                <w:szCs w:val="20"/>
+              </w:rPr>
+              <w:t xml:space="preserve">Cagatay Oguz, Jerome Rath, Jakob Volksdorf</w:t>
+            </w:r>
+          </w:p>
+        </w:tc>
+        <w:tc>
+          <w:tcPr>
+            <w:tcW w:type="dxa" w:w="2200"/>
+            <w:tcMar>
+              <w:top w:type="dxa" w:w="60"/>
+              <w:left w:type="dxa" w:w="100"/>
+              <w:bottom w:type="dxa" w:w="60"/>
+              <w:right w:type="dxa" w:w="100"/>
+            </w:tcMar>
+          </w:tcPr>
+          <w:p>
+            <w:r>
+              <w:rPr>
+                <w:b w:val="false"/>
+                <w:bCs w:val="false"/>
+                <w:sz w:val="20"/>
+                <w:szCs w:val="20"/>
+              </w:rPr>
+              <w:t xml:space="preserve">0151 534108xx / 11114</w:t>
+            </w:r>
+          </w:p>
+        </w:tc>
+      </w:tr>
+      <w:tr>
+        <w:tc>
+          <w:tcPr>
+            <w:tcW w:type="dxa" w:w="1500"/>
+            <w:tcMar>
+              <w:top w:type="dxa" w:w="60"/>
+              <w:left w:type="dxa" w:w="100"/>
+              <w:bottom w:type="dxa" w:w="60"/>
+              <w:right w:type="dxa" w:w="100"/>
+            </w:tcMar>
+          </w:tcPr>
+          <w:p>
+            <w:r>
+              <w:rPr>
+                <w:b w:val="false"/>
+                <w:bCs w:val="false"/>
+                <w:sz w:val="20"/>
+                <w:szCs w:val="20"/>
+              </w:rPr>
+              <w:t xml:space="preserve">05.10.2026</w:t>
+            </w:r>
+          </w:p>
+        </w:tc>
+        <w:tc>
+          <w:tcPr>
+            <w:tcW w:type="dxa" w:w="5900"/>
+            <w:tcMar>
+              <w:top w:type="dxa" w:w="60"/>
+              <w:left w:type="dxa" w:w="100"/>
+              <w:bottom w:type="dxa" w:w="60"/>
+              <w:right w:type="dxa" w:w="100"/>
+            </w:tcMar>
+          </w:tcPr>
+          <w:p>
+            <w:r>
+              <w:rPr>
+                <w:b w:val="false"/>
+                <w:bCs w:val="false"/>
+                <w:sz w:val="20"/>
+                <w:szCs w:val="20"/>
+              </w:rPr>
+              <w:t xml:space="preserve">Roman Mikhline, Paul Papke, Rick van de Bult, frei zuweisbar — s. unten</w:t>
+            </w:r>
+          </w:p>
+        </w:tc>
+        <w:tc>
+          <w:tcPr>
+            <w:tcW w:type="dxa" w:w="2200"/>
+            <w:tcMar>
+              <w:top w:type="dxa" w:w="60"/>
+              <w:left w:type="dxa" w:w="100"/>
+              <w:bottom w:type="dxa" w:w="60"/>
+              <w:right w:type="dxa" w:w="100"/>
+            </w:tcMar>
+          </w:tcPr>
+          <w:p>
+            <w:r>
+              <w:rPr>
+                <w:b w:val="false"/>
+                <w:bCs w:val="false"/>
+                <w:sz w:val="20"/>
+                <w:szCs w:val="20"/>
+              </w:rPr>
+              <w:t xml:space="preserve">0151 534136xx / 64791</w:t>
+            </w:r>
+          </w:p>
+        </w:tc>
+      </w:tr>
+      <w:tr>
+        <w:tc>
+          <w:tcPr>
+            <w:tcW w:type="dxa" w:w="1500"/>
+            <w:tcMar>
+              <w:top w:type="dxa" w:w="60"/>
+              <w:left w:type="dxa" w:w="100"/>
+              <w:bottom w:type="dxa" w:w="60"/>
+              <w:right w:type="dxa" w:w="100"/>
+            </w:tcMar>
+          </w:tcPr>
+          <w:p>
+            <w:r>
+              <w:rPr>
+                <w:b w:val="false"/>
+                <w:bCs w:val="false"/>
+                <w:sz w:val="20"/>
+                <w:szCs w:val="20"/>
+              </w:rPr>
+              <w:t xml:space="preserve">06.10.2026</w:t>
+            </w:r>
+          </w:p>
+        </w:tc>
+        <w:tc>
+          <w:tcPr>
+            <w:tcW w:type="dxa" w:w="5900"/>
+            <w:tcMar>
+              <w:top w:type="dxa" w:w="60"/>
+              <w:left w:type="dxa" w:w="100"/>
+              <w:bottom w:type="dxa" w:w="60"/>
+              <w:right w:type="dxa" w:w="100"/>
+            </w:tcMar>
+          </w:tcPr>
+          <w:p>
+            <w:r>
+              <w:rPr>
+                <w:b w:val="false"/>
+                <w:bCs w:val="false"/>
+                <w:sz w:val="20"/>
+                <w:szCs w:val="20"/>
+              </w:rPr>
+              <w:t xml:space="preserve">Joshua Rippelmeier</w:t>
+            </w:r>
+          </w:p>
+        </w:tc>
+        <w:tc>
+          <w:tcPr>
+            <w:tcW w:type="dxa" w:w="2200"/>
+            <w:tcMar>
+              <w:top w:type="dxa" w:w="60"/>
+              <w:left w:type="dxa" w:w="100"/>
+              <w:bottom w:type="dxa" w:w="60"/>
+              <w:right w:type="dxa" w:w="100"/>
+            </w:tcMar>
+          </w:tcPr>
+          <w:p>
+            <w:r>
+              <w:rPr>
+                <w:b w:val="false"/>
+                <w:bCs w:val="false"/>
+                <w:sz w:val="20"/>
+                <w:szCs w:val="20"/>
+              </w:rPr>
+              <w:t xml:space="preserve">0151 53460025</w:t>
+            </w:r>
+          </w:p>
+        </w:tc>
+      </w:tr>
+    </w:tbl>
+    <w:p>
+      <w:pPr>
+        <w:spacing w:after="160"/>
+      </w:pPr>
+    </w:p>
+    <w:p>
+      <w:pPr>
+        <w:spacing w:after="80" w:before="160"/>
       </w:pPr>
       <w:r>
         <w:rPr>
-          <w:i/>
-          <w:iCs/>
-          <w:color w:val="777777"/>
-          <w:sz w:val="20"/>
-          <w:szCs w:val="20"/>
+          <w:b/>
+          <w:bCs/>
+          <w:sz w:val="22"/>
+          <w:szCs w:val="22"/>
         </w:rPr>
-        <w:t xml:space="preserve">Mehr Hintergrund und Verlauf: smartvelo-orchestrator-Repo (STATUS.md, topics/).</w:t>
+        <w:t xml:space="preserve">Die Telekom-Verträge sind durch — daran ist nichts mehr zu ändern, nur noch zuweisen:</w:t>
+      </w:r>
+    </w:p>
+    <w:p>
+      <w:pPr>
+        <w:pStyle w:val="ListParagraph"/>
+        <w:numPr>
+          <w:ilvl w:val="0"/>
+          <w:numId w:val="2"/>
+        </w:numPr>
+        <w:spacing w:after="80"/>
+      </w:pPr>
+      <w:r>
+        <w:rPr>
+          <w:b/>
+          <w:bCs/>
+        </w:rPr>
+        <w:t xml:space="preserve">0151 53465448 (24.09.): </w:t>
+      </w:r>
+      <w:r>
+        <w:t xml:space="preserve">unklar, ob wirklich ungenutzt oder das Handy nur aus war. Muss trotzdem jemandem zugewiesen werden — noch offen, wer.</w:t>
+      </w:r>
+    </w:p>
+    <w:p>
+      <w:pPr>
+        <w:pStyle w:val="ListParagraph"/>
+        <w:numPr>
+          <w:ilvl w:val="0"/>
+          <w:numId w:val="2"/>
+        </w:numPr>
+        <w:spacing w:after="80"/>
+      </w:pPr>
+      <w:r>
+        <w:rPr>
+          <w:b/>
+          <w:bCs/>
+        </w:rPr>
+        <w:t xml:space="preserve">0151 53464791 (05.10.): </w:t>
+      </w:r>
+      <w:r>
+        <w:t xml:space="preserve">leerer Neuvertrag, den Robert bestellt und nicht storniert hat — frei zuweisbar.</w:t>
+      </w:r>
+    </w:p>
+    <w:p>
+      <w:pPr>
+        <w:pStyle w:val="ListParagraph"/>
+        <w:numPr>
+          <w:ilvl w:val="0"/>
+          <w:numId w:val="2"/>
+        </w:numPr>
+        <w:spacing w:after="80"/>
+      </w:pPr>
+      <w:r>
+        <w:rPr>
+          <w:b/>
+          <w:bCs/>
+        </w:rPr>
+        <w:t xml:space="preserve">0151 53467753 (28.09.): </w:t>
+      </w:r>
+      <w:r>
+        <w:t xml:space="preserve">aktiv, Siri-Mailbox meldet sich — klären, wer dran ist, damit die richtige Person zugewiesen wird.</w:t>
+      </w:r>
+    </w:p>
+    <w:p>
+      <w:pPr>
+        <w:spacing w:after="160"/>
+      </w:pPr>
+    </w:p>
+    <w:p>
+      <w:pPr>
+        <w:spacing w:after="80" w:before="160"/>
+      </w:pPr>
+      <w:r>
+        <w:rPr>
+          <w:b/>
+          <w:bCs/>
+          <w:sz w:val="22"/>
+          <w:szCs w:val="22"/>
+        </w:rPr>
+        <w:t xml:space="preserve">Andere Anbieter (o2, Vodafone) noch nicht fix portiert</w:t>
+      </w:r>
+    </w:p>
+    <w:p>
+      <w:pPr>
+        <w:spacing w:after="120"/>
+      </w:pPr>
+      <w:r>
+        <w:t xml:space="preserve">Das gilt nur für HIGH. Verträge bei anderen Anbietern sind noch nicht fix portiert — dafür liegen weder eSIM- noch Bestätigungsmails vor.</w:t>
+      </w:r>
+    </w:p>
+    <w:p>
+      <w:pPr>
+        <w:pStyle w:val="ListParagraph"/>
+        <w:numPr>
+          <w:ilvl w:val="0"/>
+          <w:numId w:val="2"/>
+        </w:numPr>
+        <w:spacing w:after="80"/>
+      </w:pPr>
+      <w:r>
+        <w:rPr>
+          <w:b/>
+          <w:bCs/>
+        </w:rPr>
+        <w:t xml:space="preserve">Was zu tun ist: </w:t>
+      </w:r>
+      <w:r>
+        <w:t xml:space="preserve">Stand bei Bonamic (Niclas Maiwald / Daniela) abfragen — welche Nummern sind beauftragt, welche haben schon einen Termin, welche hängen. Läuft über buchhaltung@ bzw. den bestehenden Bonamic-Thread.</w:t>
+      </w:r>
+    </w:p>
+    <w:p>
+      <w:pPr>
+        <w:pStyle w:val="ListParagraph"/>
+        <w:numPr>
+          <w:ilvl w:val="0"/>
+          <w:numId w:val="2"/>
+        </w:numPr>
+        <w:spacing w:after="80"/>
+      </w:pPr>
+      <w:r>
+        <w:t xml:space="preserve">Betroffen vermutlich die Firmennummern außerhalb des HIGH-Blocks 0151 534xxxxx: 0151 6845xxxx / 6849xxxx (Werkstatt &amp; Außendienst), 0157 806021xx (Lukas, Simon Schröder), 0151 53410291 (Yves).</w:t>
+      </w:r>
+    </w:p>
+    <w:p>
+      <w:pPr>
+        <w:pStyle w:val="ListParagraph"/>
+        <w:numPr>
+          <w:ilvl w:val="0"/>
+          <w:numId w:val="2"/>
+        </w:numPr>
+        <w:spacing w:after="80"/>
+      </w:pPr>
+      <w:r>
+        <w:rPr>
+          <w:b/>
+          <w:bCs/>
+        </w:rPr>
+        <w:t xml:space="preserve">Wichtig: </w:t>
+      </w:r>
+      <w:r>
+        <w:t xml:space="preserve">Die Vorwahl sagt nichts über den Anbieter — welche Nummern bei o2/Vodafone liegen, muss über die Verträge/Rechnungen geklärt werden.</w:t>
       </w:r>
     </w:p>
     <w:sectPr>

--- a/Urlaubs-Uebergabe-Philipp-2026-08.docx
+++ b/Urlaubs-Uebergabe-Philipp-2026-08.docx
@@ -210,7 +210,7 @@
                 <w:sz w:val="24"/>
                 <w:szCs w:val="24"/>
               </w:rPr>
-              <w:t xml:space="preserve">3) Google-Maps-Nummer — bitte vor meinem Urlaub (17.08.2026) klären</w:t>
+              <w:t xml:space="preserve">3) Google-Maps-Nummer</w:t>
             </w:r>
           </w:p>
         </w:tc>
@@ -231,7 +231,7 @@
         <w:spacing w:after="80"/>
       </w:pPr>
       <w:r>
-        <w:t xml:space="preserve">Auf unserem Google-Business-Profil (Google Maps, öffentlich für alle sichtbar) hängt aktuell meine smartvélo-Diensthandynummer — keine private Nummer, aber ich bin nicht die Sekretärin/das Empfangsteam.</w:t>
+        <w:t xml:space="preserve">Auf unserem Google-Business-Profil hängt meine smartvélo-Diensthandynummer — ich bin aber nicht die Sekretärin. Generell sollte das eine echte öffentliche smartvélo-Nummer sein, keine persönliche.</w:t>
       </w:r>
     </w:p>
     <w:p>
@@ -244,27 +244,14 @@
         <w:spacing w:after="80"/>
       </w:pPr>
       <w:r>
-        <w:t xml:space="preserve">Ich bin ab Montag, 17.08.2026 ca. 2 Wochen unter der Nummer nicht erreichbar — Anrufer über Google Maps kommen dann bei niemandem an.</w:t>
-      </w:r>
-    </w:p>
-    <w:p>
-      <w:pPr>
-        <w:pStyle w:val="ListParagraph"/>
-        <w:numPr>
-          <w:ilvl w:val="0"/>
-          <w:numId w:val="2"/>
-        </w:numPr>
-        <w:spacing w:after="80"/>
-      </w:pPr>
-      <w:r>
         <w:rPr>
           <w:b/>
           <w:bCs/>
         </w:rPr>
-        <w:t xml:space="preserve">Generell sollte das nicht meine persönliche Nummer sein</w:t>
-      </w:r>
-      <w:r>
-        <w:t xml:space="preserve"> — hin zu einer echten öffentlichen smartvélo-Nummer. Bitte vorher entscheiden, welche Nummer stattdessen rein soll, und wer die Umstellung im Google-Business-Profil macht (Zugang admin@smart-velo.com, im Passwortmanager).</w:t>
+        <w:t xml:space="preserve">Wichtig: </w:t>
+      </w:r>
+      <w:r>
+        <w:t xml:space="preserve">meine Nummer wird auch für SMS-Codes gebraucht — ohne Zugriff ist das 2 Wochen tot. Bitte kümmert euch darum (Zugang admin@smart-velo.com, im Passwortmanager).</w:t>
       </w:r>
     </w:p>
     <w:p>
@@ -407,7 +394,7 @@
     </w:p>
     <w:tbl>
       <w:tblPr>
-        <w:tblW w:type="dxa" w:w="9600"/>
+        <w:tblW w:type="dxa" w:w="7900"/>
         <w:tblBorders>
           <w:top w:val="single" w:color="auto" w:sz="4"/>
           <w:left w:val="single" w:color="auto" w:sz="4"/>
@@ -419,8 +406,8 @@
       </w:tblPr>
       <w:tblGrid>
         <w:gridCol w:w="1500"/>
-        <w:gridCol w:w="5900"/>
-        <w:gridCol w:w="2200"/>
+        <w:gridCol w:w="3900"/>
+        <w:gridCol w:w="2500"/>
       </w:tblGrid>
       <w:tr>
         <w:tc>
@@ -448,7 +435,7 @@
         </w:tc>
         <w:tc>
           <w:tcPr>
-            <w:tcW w:type="dxa" w:w="5900"/>
+            <w:tcW w:type="dxa" w:w="3900"/>
             <w:shd w:fill="F2F2F2" w:color="auto" w:val="clear"/>
             <w:tcMar>
               <w:top w:type="dxa" w:w="60"/>
@@ -471,7 +458,7 @@
         </w:tc>
         <w:tc>
           <w:tcPr>
-            <w:tcW w:type="dxa" w:w="2200"/>
+            <w:tcW w:type="dxa" w:w="2500"/>
             <w:shd w:fill="F2F2F2" w:color="auto" w:val="clear"/>
             <w:tcMar>
               <w:top w:type="dxa" w:w="60"/>
@@ -518,7 +505,7 @@
         </w:tc>
         <w:tc>
           <w:tcPr>
-            <w:tcW w:type="dxa" w:w="5900"/>
+            <w:tcW w:type="dxa" w:w="3900"/>
             <w:tcMar>
               <w:top w:type="dxa" w:w="60"/>
               <w:left w:type="dxa" w:w="100"/>
@@ -540,7 +527,7 @@
         </w:tc>
         <w:tc>
           <w:tcPr>
-            <w:tcW w:type="dxa" w:w="2200"/>
+            <w:tcW w:type="dxa" w:w="2500"/>
             <w:tcMar>
               <w:top w:type="dxa" w:w="60"/>
               <w:left w:type="dxa" w:w="100"/>
@@ -586,45 +573,45 @@
         </w:tc>
         <w:tc>
           <w:tcPr>
-            <w:tcW w:type="dxa" w:w="5900"/>
-            <w:tcMar>
-              <w:top w:type="dxa" w:w="60"/>
-              <w:left w:type="dxa" w:w="100"/>
-              <w:bottom w:type="dxa" w:w="60"/>
-              <w:right w:type="dxa" w:w="100"/>
-            </w:tcMar>
-          </w:tcPr>
-          <w:p>
-            <w:r>
-              <w:rPr>
-                <w:b w:val="false"/>
-                <w:bCs w:val="false"/>
-                <w:sz w:val="20"/>
-                <w:szCs w:val="20"/>
-              </w:rPr>
-              <w:t xml:space="preserve">Philipp Klei, Nils Kaun</w:t>
-            </w:r>
-          </w:p>
-        </w:tc>
-        <w:tc>
-          <w:tcPr>
-            <w:tcW w:type="dxa" w:w="2200"/>
-            <w:tcMar>
-              <w:top w:type="dxa" w:w="60"/>
-              <w:left w:type="dxa" w:w="100"/>
-              <w:bottom w:type="dxa" w:w="60"/>
-              <w:right w:type="dxa" w:w="100"/>
-            </w:tcMar>
-          </w:tcPr>
-          <w:p>
-            <w:r>
-              <w:rPr>
-                <w:b w:val="false"/>
-                <w:bCs w:val="false"/>
-                <w:sz w:val="20"/>
-                <w:szCs w:val="20"/>
-              </w:rPr>
-              <w:t xml:space="preserve">0151 53409285 / 60028</w:t>
+            <w:tcW w:type="dxa" w:w="3900"/>
+            <w:tcMar>
+              <w:top w:type="dxa" w:w="60"/>
+              <w:left w:type="dxa" w:w="100"/>
+              <w:bottom w:type="dxa" w:w="60"/>
+              <w:right w:type="dxa" w:w="100"/>
+            </w:tcMar>
+          </w:tcPr>
+          <w:p>
+            <w:r>
+              <w:rPr>
+                <w:b w:val="false"/>
+                <w:bCs w:val="false"/>
+                <w:sz w:val="20"/>
+                <w:szCs w:val="20"/>
+              </w:rPr>
+              <w:t xml:space="preserve">Philipp Klei</w:t>
+            </w:r>
+          </w:p>
+        </w:tc>
+        <w:tc>
+          <w:tcPr>
+            <w:tcW w:type="dxa" w:w="2500"/>
+            <w:tcMar>
+              <w:top w:type="dxa" w:w="60"/>
+              <w:left w:type="dxa" w:w="100"/>
+              <w:bottom w:type="dxa" w:w="60"/>
+              <w:right w:type="dxa" w:w="100"/>
+            </w:tcMar>
+          </w:tcPr>
+          <w:p>
+            <w:r>
+              <w:rPr>
+                <w:b w:val="false"/>
+                <w:bCs w:val="false"/>
+                <w:sz w:val="20"/>
+                <w:szCs w:val="20"/>
+              </w:rPr>
+              <w:t xml:space="preserve">0151 53409285</w:t>
             </w:r>
           </w:p>
         </w:tc>
@@ -648,13 +635,81 @@
                 <w:sz w:val="20"/>
                 <w:szCs w:val="20"/>
               </w:rPr>
+              <w:t xml:space="preserve">08.09.2026</w:t>
+            </w:r>
+          </w:p>
+        </w:tc>
+        <w:tc>
+          <w:tcPr>
+            <w:tcW w:type="dxa" w:w="3900"/>
+            <w:tcMar>
+              <w:top w:type="dxa" w:w="60"/>
+              <w:left w:type="dxa" w:w="100"/>
+              <w:bottom w:type="dxa" w:w="60"/>
+              <w:right w:type="dxa" w:w="100"/>
+            </w:tcMar>
+          </w:tcPr>
+          <w:p>
+            <w:r>
+              <w:rPr>
+                <w:b w:val="false"/>
+                <w:bCs w:val="false"/>
+                <w:sz w:val="20"/>
+                <w:szCs w:val="20"/>
+              </w:rPr>
+              <w:t xml:space="preserve">Nils Kaun</w:t>
+            </w:r>
+          </w:p>
+        </w:tc>
+        <w:tc>
+          <w:tcPr>
+            <w:tcW w:type="dxa" w:w="2500"/>
+            <w:tcMar>
+              <w:top w:type="dxa" w:w="60"/>
+              <w:left w:type="dxa" w:w="100"/>
+              <w:bottom w:type="dxa" w:w="60"/>
+              <w:right w:type="dxa" w:w="100"/>
+            </w:tcMar>
+          </w:tcPr>
+          <w:p>
+            <w:r>
+              <w:rPr>
+                <w:b w:val="false"/>
+                <w:bCs w:val="false"/>
+                <w:sz w:val="20"/>
+                <w:szCs w:val="20"/>
+              </w:rPr>
+              <w:t xml:space="preserve">0151 53460028</w:t>
+            </w:r>
+          </w:p>
+        </w:tc>
+      </w:tr>
+      <w:tr>
+        <w:tc>
+          <w:tcPr>
+            <w:tcW w:type="dxa" w:w="1500"/>
+            <w:tcMar>
+              <w:top w:type="dxa" w:w="60"/>
+              <w:left w:type="dxa" w:w="100"/>
+              <w:bottom w:type="dxa" w:w="60"/>
+              <w:right w:type="dxa" w:w="100"/>
+            </w:tcMar>
+          </w:tcPr>
+          <w:p>
+            <w:r>
+              <w:rPr>
+                <w:b w:val="false"/>
+                <w:bCs w:val="false"/>
+                <w:sz w:val="20"/>
+                <w:szCs w:val="20"/>
+              </w:rPr>
               <w:t xml:space="preserve">11.09.2026</w:t>
             </w:r>
           </w:p>
         </w:tc>
         <w:tc>
           <w:tcPr>
-            <w:tcW w:type="dxa" w:w="5900"/>
+            <w:tcW w:type="dxa" w:w="3900"/>
             <w:tcMar>
               <w:top w:type="dxa" w:w="60"/>
               <w:left w:type="dxa" w:w="100"/>
@@ -676,7 +731,7 @@
         </w:tc>
         <w:tc>
           <w:tcPr>
-            <w:tcW w:type="dxa" w:w="2200"/>
+            <w:tcW w:type="dxa" w:w="2500"/>
             <w:tcMar>
               <w:top w:type="dxa" w:w="60"/>
               <w:left w:type="dxa" w:w="100"/>
@@ -722,7 +777,7 @@
         </w:tc>
         <w:tc>
           <w:tcPr>
-            <w:tcW w:type="dxa" w:w="5900"/>
+            <w:tcW w:type="dxa" w:w="3900"/>
             <w:tcMar>
               <w:top w:type="dxa" w:w="60"/>
               <w:left w:type="dxa" w:w="100"/>
@@ -744,7 +799,7 @@
         </w:tc>
         <w:tc>
           <w:tcPr>
-            <w:tcW w:type="dxa" w:w="2200"/>
+            <w:tcW w:type="dxa" w:w="2500"/>
             <w:tcMar>
               <w:top w:type="dxa" w:w="60"/>
               <w:left w:type="dxa" w:w="100"/>
@@ -790,45 +845,45 @@
         </w:tc>
         <w:tc>
           <w:tcPr>
-            <w:tcW w:type="dxa" w:w="5900"/>
-            <w:tcMar>
-              <w:top w:type="dxa" w:w="60"/>
-              <w:left w:type="dxa" w:w="100"/>
-              <w:bottom w:type="dxa" w:w="60"/>
-              <w:right w:type="dxa" w:w="100"/>
-            </w:tcMar>
-          </w:tcPr>
-          <w:p>
-            <w:r>
-              <w:rPr>
-                <w:b w:val="false"/>
-                <w:bCs w:val="false"/>
-                <w:sz w:val="20"/>
-                <w:szCs w:val="20"/>
-              </w:rPr>
-              <w:t xml:space="preserve">Wirasak (Gag) Ickenroth, Oleg Bartel, offen — s. unten</w:t>
-            </w:r>
-          </w:p>
-        </w:tc>
-        <w:tc>
-          <w:tcPr>
-            <w:tcW w:type="dxa" w:w="2200"/>
-            <w:tcMar>
-              <w:top w:type="dxa" w:w="60"/>
-              <w:left w:type="dxa" w:w="100"/>
-              <w:bottom w:type="dxa" w:w="60"/>
-              <w:right w:type="dxa" w:w="100"/>
-            </w:tcMar>
-          </w:tcPr>
-          <w:p>
-            <w:r>
-              <w:rPr>
-                <w:b w:val="false"/>
-                <w:bCs w:val="false"/>
-                <w:sz w:val="20"/>
-                <w:szCs w:val="20"/>
-              </w:rPr>
-              <w:t xml:space="preserve">0151 5346775x</w:t>
+            <w:tcW w:type="dxa" w:w="3900"/>
+            <w:tcMar>
+              <w:top w:type="dxa" w:w="60"/>
+              <w:left w:type="dxa" w:w="100"/>
+              <w:bottom w:type="dxa" w:w="60"/>
+              <w:right w:type="dxa" w:w="100"/>
+            </w:tcMar>
+          </w:tcPr>
+          <w:p>
+            <w:r>
+              <w:rPr>
+                <w:b w:val="false"/>
+                <w:bCs w:val="false"/>
+                <w:sz w:val="20"/>
+                <w:szCs w:val="20"/>
+              </w:rPr>
+              <w:t xml:space="preserve">Wirasak (Gag) Ickenroth</w:t>
+            </w:r>
+          </w:p>
+        </w:tc>
+        <w:tc>
+          <w:tcPr>
+            <w:tcW w:type="dxa" w:w="2500"/>
+            <w:tcMar>
+              <w:top w:type="dxa" w:w="60"/>
+              <w:left w:type="dxa" w:w="100"/>
+              <w:bottom w:type="dxa" w:w="60"/>
+              <w:right w:type="dxa" w:w="100"/>
+            </w:tcMar>
+          </w:tcPr>
+          <w:p>
+            <w:r>
+              <w:rPr>
+                <w:b w:val="false"/>
+                <w:bCs w:val="false"/>
+                <w:sz w:val="20"/>
+                <w:szCs w:val="20"/>
+              </w:rPr>
+              <w:t xml:space="preserve">0151 53467752</w:t>
             </w:r>
           </w:p>
         </w:tc>
@@ -852,13 +907,149 @@
                 <w:sz w:val="20"/>
                 <w:szCs w:val="20"/>
               </w:rPr>
+              <w:t xml:space="preserve">28.09.2026</w:t>
+            </w:r>
+          </w:p>
+        </w:tc>
+        <w:tc>
+          <w:tcPr>
+            <w:tcW w:type="dxa" w:w="3900"/>
+            <w:tcMar>
+              <w:top w:type="dxa" w:w="60"/>
+              <w:left w:type="dxa" w:w="100"/>
+              <w:bottom w:type="dxa" w:w="60"/>
+              <w:right w:type="dxa" w:w="100"/>
+            </w:tcMar>
+          </w:tcPr>
+          <w:p>
+            <w:r>
+              <w:rPr>
+                <w:b w:val="false"/>
+                <w:bCs w:val="false"/>
+                <w:sz w:val="20"/>
+                <w:szCs w:val="20"/>
+              </w:rPr>
+              <w:t xml:space="preserve">offen — s. unten</w:t>
+            </w:r>
+          </w:p>
+        </w:tc>
+        <w:tc>
+          <w:tcPr>
+            <w:tcW w:type="dxa" w:w="2500"/>
+            <w:tcMar>
+              <w:top w:type="dxa" w:w="60"/>
+              <w:left w:type="dxa" w:w="100"/>
+              <w:bottom w:type="dxa" w:w="60"/>
+              <w:right w:type="dxa" w:w="100"/>
+            </w:tcMar>
+          </w:tcPr>
+          <w:p>
+            <w:r>
+              <w:rPr>
+                <w:b w:val="false"/>
+                <w:bCs w:val="false"/>
+                <w:sz w:val="20"/>
+                <w:szCs w:val="20"/>
+              </w:rPr>
+              <w:t xml:space="preserve">0151 53467753</w:t>
+            </w:r>
+          </w:p>
+        </w:tc>
+      </w:tr>
+      <w:tr>
+        <w:tc>
+          <w:tcPr>
+            <w:tcW w:type="dxa" w:w="1500"/>
+            <w:tcMar>
+              <w:top w:type="dxa" w:w="60"/>
+              <w:left w:type="dxa" w:w="100"/>
+              <w:bottom w:type="dxa" w:w="60"/>
+              <w:right w:type="dxa" w:w="100"/>
+            </w:tcMar>
+          </w:tcPr>
+          <w:p>
+            <w:r>
+              <w:rPr>
+                <w:b w:val="false"/>
+                <w:bCs w:val="false"/>
+                <w:sz w:val="20"/>
+                <w:szCs w:val="20"/>
+              </w:rPr>
+              <w:t xml:space="preserve">28.09.2026</w:t>
+            </w:r>
+          </w:p>
+        </w:tc>
+        <w:tc>
+          <w:tcPr>
+            <w:tcW w:type="dxa" w:w="3900"/>
+            <w:tcMar>
+              <w:top w:type="dxa" w:w="60"/>
+              <w:left w:type="dxa" w:w="100"/>
+              <w:bottom w:type="dxa" w:w="60"/>
+              <w:right w:type="dxa" w:w="100"/>
+            </w:tcMar>
+          </w:tcPr>
+          <w:p>
+            <w:r>
+              <w:rPr>
+                <w:b w:val="false"/>
+                <w:bCs w:val="false"/>
+                <w:sz w:val="20"/>
+                <w:szCs w:val="20"/>
+              </w:rPr>
+              <w:t xml:space="preserve">Oleg Bartel</w:t>
+            </w:r>
+          </w:p>
+        </w:tc>
+        <w:tc>
+          <w:tcPr>
+            <w:tcW w:type="dxa" w:w="2500"/>
+            <w:tcMar>
+              <w:top w:type="dxa" w:w="60"/>
+              <w:left w:type="dxa" w:w="100"/>
+              <w:bottom w:type="dxa" w:w="60"/>
+              <w:right w:type="dxa" w:w="100"/>
+            </w:tcMar>
+          </w:tcPr>
+          <w:p>
+            <w:r>
+              <w:rPr>
+                <w:b w:val="false"/>
+                <w:bCs w:val="false"/>
+                <w:sz w:val="20"/>
+                <w:szCs w:val="20"/>
+              </w:rPr>
+              <w:t xml:space="preserve">0151 53467754</w:t>
+            </w:r>
+          </w:p>
+        </w:tc>
+      </w:tr>
+      <w:tr>
+        <w:tc>
+          <w:tcPr>
+            <w:tcW w:type="dxa" w:w="1500"/>
+            <w:tcMar>
+              <w:top w:type="dxa" w:w="60"/>
+              <w:left w:type="dxa" w:w="100"/>
+              <w:bottom w:type="dxa" w:w="60"/>
+              <w:right w:type="dxa" w:w="100"/>
+            </w:tcMar>
+          </w:tcPr>
+          <w:p>
+            <w:r>
+              <w:rPr>
+                <w:b w:val="false"/>
+                <w:bCs w:val="false"/>
+                <w:sz w:val="20"/>
+                <w:szCs w:val="20"/>
+              </w:rPr>
               <w:t xml:space="preserve">29.09.2026</w:t>
             </w:r>
           </w:p>
         </w:tc>
         <w:tc>
           <w:tcPr>
-            <w:tcW w:type="dxa" w:w="5900"/>
+            <w:tcW w:type="dxa" w:w="3900"/>
             <w:tcMar>
               <w:top w:type="dxa" w:w="60"/>
               <w:left w:type="dxa" w:w="100"/>
@@ -880,7 +1071,7 @@
         </w:tc>
         <w:tc>
           <w:tcPr>
-            <w:tcW w:type="dxa" w:w="2200"/>
+            <w:tcW w:type="dxa" w:w="2500"/>
             <w:tcMar>
               <w:top w:type="dxa" w:w="60"/>
               <w:left w:type="dxa" w:w="100"/>
@@ -926,45 +1117,45 @@
         </w:tc>
         <w:tc>
           <w:tcPr>
-            <w:tcW w:type="dxa" w:w="5900"/>
-            <w:tcMar>
-              <w:top w:type="dxa" w:w="60"/>
-              <w:left w:type="dxa" w:w="100"/>
-              <w:bottom w:type="dxa" w:w="60"/>
-              <w:right w:type="dxa" w:w="100"/>
-            </w:tcMar>
-          </w:tcPr>
-          <w:p>
-            <w:r>
-              <w:rPr>
-                <w:b w:val="false"/>
-                <w:bCs w:val="false"/>
-                <w:sz w:val="20"/>
-                <w:szCs w:val="20"/>
-              </w:rPr>
-              <w:t xml:space="preserve">Cagatay Oguz, Jerome Rath, Jakob Volksdorf</w:t>
-            </w:r>
-          </w:p>
-        </w:tc>
-        <w:tc>
-          <w:tcPr>
-            <w:tcW w:type="dxa" w:w="2200"/>
-            <w:tcMar>
-              <w:top w:type="dxa" w:w="60"/>
-              <w:left w:type="dxa" w:w="100"/>
-              <w:bottom w:type="dxa" w:w="60"/>
-              <w:right w:type="dxa" w:w="100"/>
-            </w:tcMar>
-          </w:tcPr>
-          <w:p>
-            <w:r>
-              <w:rPr>
-                <w:b w:val="false"/>
-                <w:bCs w:val="false"/>
-                <w:sz w:val="20"/>
-                <w:szCs w:val="20"/>
-              </w:rPr>
-              <w:t xml:space="preserve">0151 534108xx / 11114</w:t>
+            <w:tcW w:type="dxa" w:w="3900"/>
+            <w:tcMar>
+              <w:top w:type="dxa" w:w="60"/>
+              <w:left w:type="dxa" w:w="100"/>
+              <w:bottom w:type="dxa" w:w="60"/>
+              <w:right w:type="dxa" w:w="100"/>
+            </w:tcMar>
+          </w:tcPr>
+          <w:p>
+            <w:r>
+              <w:rPr>
+                <w:b w:val="false"/>
+                <w:bCs w:val="false"/>
+                <w:sz w:val="20"/>
+                <w:szCs w:val="20"/>
+              </w:rPr>
+              <w:t xml:space="preserve">Cagatay Oguz</w:t>
+            </w:r>
+          </w:p>
+        </w:tc>
+        <w:tc>
+          <w:tcPr>
+            <w:tcW w:type="dxa" w:w="2500"/>
+            <w:tcMar>
+              <w:top w:type="dxa" w:w="60"/>
+              <w:left w:type="dxa" w:w="100"/>
+              <w:bottom w:type="dxa" w:w="60"/>
+              <w:right w:type="dxa" w:w="100"/>
+            </w:tcMar>
+          </w:tcPr>
+          <w:p>
+            <w:r>
+              <w:rPr>
+                <w:b w:val="false"/>
+                <w:bCs w:val="false"/>
+                <w:sz w:val="20"/>
+                <w:szCs w:val="20"/>
+              </w:rPr>
+              <w:t xml:space="preserve">0151 53410779</w:t>
             </w:r>
           </w:p>
         </w:tc>
@@ -988,51 +1179,187 @@
                 <w:sz w:val="20"/>
                 <w:szCs w:val="20"/>
               </w:rPr>
+              <w:t xml:space="preserve">01.10.2026</w:t>
+            </w:r>
+          </w:p>
+        </w:tc>
+        <w:tc>
+          <w:tcPr>
+            <w:tcW w:type="dxa" w:w="3900"/>
+            <w:tcMar>
+              <w:top w:type="dxa" w:w="60"/>
+              <w:left w:type="dxa" w:w="100"/>
+              <w:bottom w:type="dxa" w:w="60"/>
+              <w:right w:type="dxa" w:w="100"/>
+            </w:tcMar>
+          </w:tcPr>
+          <w:p>
+            <w:r>
+              <w:rPr>
+                <w:b w:val="false"/>
+                <w:bCs w:val="false"/>
+                <w:sz w:val="20"/>
+                <w:szCs w:val="20"/>
+              </w:rPr>
+              <w:t xml:space="preserve">Jerome Rath</w:t>
+            </w:r>
+          </w:p>
+        </w:tc>
+        <w:tc>
+          <w:tcPr>
+            <w:tcW w:type="dxa" w:w="2500"/>
+            <w:tcMar>
+              <w:top w:type="dxa" w:w="60"/>
+              <w:left w:type="dxa" w:w="100"/>
+              <w:bottom w:type="dxa" w:w="60"/>
+              <w:right w:type="dxa" w:w="100"/>
+            </w:tcMar>
+          </w:tcPr>
+          <w:p>
+            <w:r>
+              <w:rPr>
+                <w:b w:val="false"/>
+                <w:bCs w:val="false"/>
+                <w:sz w:val="20"/>
+                <w:szCs w:val="20"/>
+              </w:rPr>
+              <w:t xml:space="preserve">0151 53410886</w:t>
+            </w:r>
+          </w:p>
+        </w:tc>
+      </w:tr>
+      <w:tr>
+        <w:tc>
+          <w:tcPr>
+            <w:tcW w:type="dxa" w:w="1500"/>
+            <w:tcMar>
+              <w:top w:type="dxa" w:w="60"/>
+              <w:left w:type="dxa" w:w="100"/>
+              <w:bottom w:type="dxa" w:w="60"/>
+              <w:right w:type="dxa" w:w="100"/>
+            </w:tcMar>
+          </w:tcPr>
+          <w:p>
+            <w:r>
+              <w:rPr>
+                <w:b w:val="false"/>
+                <w:bCs w:val="false"/>
+                <w:sz w:val="20"/>
+                <w:szCs w:val="20"/>
+              </w:rPr>
+              <w:t xml:space="preserve">01.10.2026</w:t>
+            </w:r>
+          </w:p>
+        </w:tc>
+        <w:tc>
+          <w:tcPr>
+            <w:tcW w:type="dxa" w:w="3900"/>
+            <w:tcMar>
+              <w:top w:type="dxa" w:w="60"/>
+              <w:left w:type="dxa" w:w="100"/>
+              <w:bottom w:type="dxa" w:w="60"/>
+              <w:right w:type="dxa" w:w="100"/>
+            </w:tcMar>
+          </w:tcPr>
+          <w:p>
+            <w:r>
+              <w:rPr>
+                <w:b w:val="false"/>
+                <w:bCs w:val="false"/>
+                <w:sz w:val="20"/>
+                <w:szCs w:val="20"/>
+              </w:rPr>
+              <w:t xml:space="preserve">Jakob Volksdorf</w:t>
+            </w:r>
+          </w:p>
+        </w:tc>
+        <w:tc>
+          <w:tcPr>
+            <w:tcW w:type="dxa" w:w="2500"/>
+            <w:tcMar>
+              <w:top w:type="dxa" w:w="60"/>
+              <w:left w:type="dxa" w:w="100"/>
+              <w:bottom w:type="dxa" w:w="60"/>
+              <w:right w:type="dxa" w:w="100"/>
+            </w:tcMar>
+          </w:tcPr>
+          <w:p>
+            <w:r>
+              <w:rPr>
+                <w:b w:val="false"/>
+                <w:bCs w:val="false"/>
+                <w:sz w:val="20"/>
+                <w:szCs w:val="20"/>
+              </w:rPr>
+              <w:t xml:space="preserve">0151 53411114</w:t>
+            </w:r>
+          </w:p>
+        </w:tc>
+      </w:tr>
+      <w:tr>
+        <w:tc>
+          <w:tcPr>
+            <w:tcW w:type="dxa" w:w="1500"/>
+            <w:tcMar>
+              <w:top w:type="dxa" w:w="60"/>
+              <w:left w:type="dxa" w:w="100"/>
+              <w:bottom w:type="dxa" w:w="60"/>
+              <w:right w:type="dxa" w:w="100"/>
+            </w:tcMar>
+          </w:tcPr>
+          <w:p>
+            <w:r>
+              <w:rPr>
+                <w:b w:val="false"/>
+                <w:bCs w:val="false"/>
+                <w:sz w:val="20"/>
+                <w:szCs w:val="20"/>
+              </w:rPr>
               <w:t xml:space="preserve">05.10.2026</w:t>
             </w:r>
           </w:p>
         </w:tc>
         <w:tc>
           <w:tcPr>
-            <w:tcW w:type="dxa" w:w="5900"/>
-            <w:tcMar>
-              <w:top w:type="dxa" w:w="60"/>
-              <w:left w:type="dxa" w:w="100"/>
-              <w:bottom w:type="dxa" w:w="60"/>
-              <w:right w:type="dxa" w:w="100"/>
-            </w:tcMar>
-          </w:tcPr>
-          <w:p>
-            <w:r>
-              <w:rPr>
-                <w:b w:val="false"/>
-                <w:bCs w:val="false"/>
-                <w:sz w:val="20"/>
-                <w:szCs w:val="20"/>
-              </w:rPr>
-              <w:t xml:space="preserve">Roman Mikhline, Paul Papke, Rick van de Bult, frei zuweisbar — s. unten</w:t>
-            </w:r>
-          </w:p>
-        </w:tc>
-        <w:tc>
-          <w:tcPr>
-            <w:tcW w:type="dxa" w:w="2200"/>
-            <w:tcMar>
-              <w:top w:type="dxa" w:w="60"/>
-              <w:left w:type="dxa" w:w="100"/>
-              <w:bottom w:type="dxa" w:w="60"/>
-              <w:right w:type="dxa" w:w="100"/>
-            </w:tcMar>
-          </w:tcPr>
-          <w:p>
-            <w:r>
-              <w:rPr>
-                <w:b w:val="false"/>
-                <w:bCs w:val="false"/>
-                <w:sz w:val="20"/>
-                <w:szCs w:val="20"/>
-              </w:rPr>
-              <w:t xml:space="preserve">0151 534136xx / 64791</w:t>
+            <w:tcW w:type="dxa" w:w="3900"/>
+            <w:tcMar>
+              <w:top w:type="dxa" w:w="60"/>
+              <w:left w:type="dxa" w:w="100"/>
+              <w:bottom w:type="dxa" w:w="60"/>
+              <w:right w:type="dxa" w:w="100"/>
+            </w:tcMar>
+          </w:tcPr>
+          <w:p>
+            <w:r>
+              <w:rPr>
+                <w:b w:val="false"/>
+                <w:bCs w:val="false"/>
+                <w:sz w:val="20"/>
+                <w:szCs w:val="20"/>
+              </w:rPr>
+              <w:t xml:space="preserve">Roman Mikhline</w:t>
+            </w:r>
+          </w:p>
+        </w:tc>
+        <w:tc>
+          <w:tcPr>
+            <w:tcW w:type="dxa" w:w="2500"/>
+            <w:tcMar>
+              <w:top w:type="dxa" w:w="60"/>
+              <w:left w:type="dxa" w:w="100"/>
+              <w:bottom w:type="dxa" w:w="60"/>
+              <w:right w:type="dxa" w:w="100"/>
+            </w:tcMar>
+          </w:tcPr>
+          <w:p>
+            <w:r>
+              <w:rPr>
+                <w:b w:val="false"/>
+                <w:bCs w:val="false"/>
+                <w:sz w:val="20"/>
+                <w:szCs w:val="20"/>
+              </w:rPr>
+              <w:t xml:space="preserve">0151 53413625</w:t>
             </w:r>
           </w:p>
         </w:tc>
@@ -1056,13 +1383,217 @@
                 <w:sz w:val="20"/>
                 <w:szCs w:val="20"/>
               </w:rPr>
+              <w:t xml:space="preserve">05.10.2026</w:t>
+            </w:r>
+          </w:p>
+        </w:tc>
+        <w:tc>
+          <w:tcPr>
+            <w:tcW w:type="dxa" w:w="3900"/>
+            <w:tcMar>
+              <w:top w:type="dxa" w:w="60"/>
+              <w:left w:type="dxa" w:w="100"/>
+              <w:bottom w:type="dxa" w:w="60"/>
+              <w:right w:type="dxa" w:w="100"/>
+            </w:tcMar>
+          </w:tcPr>
+          <w:p>
+            <w:r>
+              <w:rPr>
+                <w:b w:val="false"/>
+                <w:bCs w:val="false"/>
+                <w:sz w:val="20"/>
+                <w:szCs w:val="20"/>
+              </w:rPr>
+              <w:t xml:space="preserve">Paul Papke</w:t>
+            </w:r>
+          </w:p>
+        </w:tc>
+        <w:tc>
+          <w:tcPr>
+            <w:tcW w:type="dxa" w:w="2500"/>
+            <w:tcMar>
+              <w:top w:type="dxa" w:w="60"/>
+              <w:left w:type="dxa" w:w="100"/>
+              <w:bottom w:type="dxa" w:w="60"/>
+              <w:right w:type="dxa" w:w="100"/>
+            </w:tcMar>
+          </w:tcPr>
+          <w:p>
+            <w:r>
+              <w:rPr>
+                <w:b w:val="false"/>
+                <w:bCs w:val="false"/>
+                <w:sz w:val="20"/>
+                <w:szCs w:val="20"/>
+              </w:rPr>
+              <w:t xml:space="preserve">0151 53413633</w:t>
+            </w:r>
+          </w:p>
+        </w:tc>
+      </w:tr>
+      <w:tr>
+        <w:tc>
+          <w:tcPr>
+            <w:tcW w:type="dxa" w:w="1500"/>
+            <w:tcMar>
+              <w:top w:type="dxa" w:w="60"/>
+              <w:left w:type="dxa" w:w="100"/>
+              <w:bottom w:type="dxa" w:w="60"/>
+              <w:right w:type="dxa" w:w="100"/>
+            </w:tcMar>
+          </w:tcPr>
+          <w:p>
+            <w:r>
+              <w:rPr>
+                <w:b w:val="false"/>
+                <w:bCs w:val="false"/>
+                <w:sz w:val="20"/>
+                <w:szCs w:val="20"/>
+              </w:rPr>
+              <w:t xml:space="preserve">05.10.2026</w:t>
+            </w:r>
+          </w:p>
+        </w:tc>
+        <w:tc>
+          <w:tcPr>
+            <w:tcW w:type="dxa" w:w="3900"/>
+            <w:tcMar>
+              <w:top w:type="dxa" w:w="60"/>
+              <w:left w:type="dxa" w:w="100"/>
+              <w:bottom w:type="dxa" w:w="60"/>
+              <w:right w:type="dxa" w:w="100"/>
+            </w:tcMar>
+          </w:tcPr>
+          <w:p>
+            <w:r>
+              <w:rPr>
+                <w:b w:val="false"/>
+                <w:bCs w:val="false"/>
+                <w:sz w:val="20"/>
+                <w:szCs w:val="20"/>
+              </w:rPr>
+              <w:t xml:space="preserve">Rick van de Bult</w:t>
+            </w:r>
+          </w:p>
+        </w:tc>
+        <w:tc>
+          <w:tcPr>
+            <w:tcW w:type="dxa" w:w="2500"/>
+            <w:tcMar>
+              <w:top w:type="dxa" w:w="60"/>
+              <w:left w:type="dxa" w:w="100"/>
+              <w:bottom w:type="dxa" w:w="60"/>
+              <w:right w:type="dxa" w:w="100"/>
+            </w:tcMar>
+          </w:tcPr>
+          <w:p>
+            <w:r>
+              <w:rPr>
+                <w:b w:val="false"/>
+                <w:bCs w:val="false"/>
+                <w:sz w:val="20"/>
+                <w:szCs w:val="20"/>
+              </w:rPr>
+              <w:t xml:space="preserve">0151 53413634</w:t>
+            </w:r>
+          </w:p>
+        </w:tc>
+      </w:tr>
+      <w:tr>
+        <w:tc>
+          <w:tcPr>
+            <w:tcW w:type="dxa" w:w="1500"/>
+            <w:tcMar>
+              <w:top w:type="dxa" w:w="60"/>
+              <w:left w:type="dxa" w:w="100"/>
+              <w:bottom w:type="dxa" w:w="60"/>
+              <w:right w:type="dxa" w:w="100"/>
+            </w:tcMar>
+          </w:tcPr>
+          <w:p>
+            <w:r>
+              <w:rPr>
+                <w:b w:val="false"/>
+                <w:bCs w:val="false"/>
+                <w:sz w:val="20"/>
+                <w:szCs w:val="20"/>
+              </w:rPr>
+              <w:t xml:space="preserve">05.10.2026</w:t>
+            </w:r>
+          </w:p>
+        </w:tc>
+        <w:tc>
+          <w:tcPr>
+            <w:tcW w:type="dxa" w:w="3900"/>
+            <w:tcMar>
+              <w:top w:type="dxa" w:w="60"/>
+              <w:left w:type="dxa" w:w="100"/>
+              <w:bottom w:type="dxa" w:w="60"/>
+              <w:right w:type="dxa" w:w="100"/>
+            </w:tcMar>
+          </w:tcPr>
+          <w:p>
+            <w:r>
+              <w:rPr>
+                <w:b w:val="false"/>
+                <w:bCs w:val="false"/>
+                <w:sz w:val="20"/>
+                <w:szCs w:val="20"/>
+              </w:rPr>
+              <w:t xml:space="preserve">frei zuweisbar — s. unten</w:t>
+            </w:r>
+          </w:p>
+        </w:tc>
+        <w:tc>
+          <w:tcPr>
+            <w:tcW w:type="dxa" w:w="2500"/>
+            <w:tcMar>
+              <w:top w:type="dxa" w:w="60"/>
+              <w:left w:type="dxa" w:w="100"/>
+              <w:bottom w:type="dxa" w:w="60"/>
+              <w:right w:type="dxa" w:w="100"/>
+            </w:tcMar>
+          </w:tcPr>
+          <w:p>
+            <w:r>
+              <w:rPr>
+                <w:b w:val="false"/>
+                <w:bCs w:val="false"/>
+                <w:sz w:val="20"/>
+                <w:szCs w:val="20"/>
+              </w:rPr>
+              <w:t xml:space="preserve">0151 53464791</w:t>
+            </w:r>
+          </w:p>
+        </w:tc>
+      </w:tr>
+      <w:tr>
+        <w:tc>
+          <w:tcPr>
+            <w:tcW w:type="dxa" w:w="1500"/>
+            <w:tcMar>
+              <w:top w:type="dxa" w:w="60"/>
+              <w:left w:type="dxa" w:w="100"/>
+              <w:bottom w:type="dxa" w:w="60"/>
+              <w:right w:type="dxa" w:w="100"/>
+            </w:tcMar>
+          </w:tcPr>
+          <w:p>
+            <w:r>
+              <w:rPr>
+                <w:b w:val="false"/>
+                <w:bCs w:val="false"/>
+                <w:sz w:val="20"/>
+                <w:szCs w:val="20"/>
+              </w:rPr>
               <w:t xml:space="preserve">06.10.2026</w:t>
             </w:r>
           </w:p>
         </w:tc>
         <w:tc>
           <w:tcPr>
-            <w:tcW w:type="dxa" w:w="5900"/>
+            <w:tcW w:type="dxa" w:w="3900"/>
             <w:tcMar>
               <w:top w:type="dxa" w:w="60"/>
               <w:left w:type="dxa" w:w="100"/>
@@ -1084,7 +1615,7 @@
         </w:tc>
         <w:tc>
           <w:tcPr>
-            <w:tcW w:type="dxa" w:w="2200"/>
+            <w:tcW w:type="dxa" w:w="2500"/>
             <w:tcMar>
               <w:top w:type="dxa" w:w="60"/>
               <w:left w:type="dxa" w:w="100"/>

--- a/Urlaubs-Uebergabe-Philipp-2026-08.docx
+++ b/Urlaubs-Uebergabe-Philipp-2026-08.docx
@@ -240,7 +240,7 @@
         <w:spacing w:after="80"/>
       </w:pPr>
       <w:r>
-        <w:t>Auf unserem Google-Business-Profil hängt meine smartvélo-Diensthandynummer — ich bin aber nicht die Sekretärin. Generell sollte das eine echte öffentliche smartvélo-Nummer sein, keine persönliche.</w:t>
+        <w:t>Auf unserem Google-Business-Profil hängt meine smartvélo-Diensthandynummer. Generell sollte das eine echte öffentliche smartvélo-Nummer sein, keine persönliche.</w:t>
       </w:r>
     </w:p>
     <w:p>
@@ -1577,10 +1577,7 @@
         <w:t xml:space="preserve">Was zu tun ist: </w:t>
       </w:r>
       <w:r>
-        <w:t>Stand bei Bonamic (Daniela) abfragen — welche Nummern sind beauftragt, welche haben schon einen Termin</w:t>
-      </w:r>
-      <w:r>
-        <w:t>.</w:t>
+        <w:t>Stand bei Bonamic (Daniela) abfragen — welche Nummern sind beauftragt, welche haben schon einen Termin.</w:t>
       </w:r>
     </w:p>
     <w:p>
@@ -1615,6 +1612,571 @@
       <w:r>
         <w:t>Die Vorwahl sagt nichts über den Anbieter — welche Nummern bei o2/Vodafone liegen, muss über die Verträge/Rechnungen geklärt werden.</w:t>
       </w:r>
+    </w:p>
+    <w:p>
+      <w:pPr>
+        <w:spacing w:before="200" w:after="80"/>
+      </w:pPr>
+      <w:r>
+        <w:rPr>
+          <w:b/>
+          <w:bCs/>
+        </w:rPr>
+        <w:t>Rufnummern-Zuordnung (Testanrufe/Adressbuch, Stand 13.08.):</w:t>
+      </w:r>
+    </w:p>
+    <w:tbl>
+      <w:tblPr>
+        <w:tblW w:w="9020" w:type="dxa"/>
+        <w:tblBorders>
+          <w:top w:val="single" w:sz="4" w:space="0" w:color="auto"/>
+          <w:left w:val="single" w:sz="4" w:space="0" w:color="auto"/>
+          <w:bottom w:val="single" w:sz="4" w:space="0" w:color="auto"/>
+          <w:right w:val="single" w:sz="4" w:space="0" w:color="auto"/>
+          <w:insideH w:val="single" w:sz="4" w:space="0" w:color="auto"/>
+          <w:insideV w:val="single" w:sz="4" w:space="0" w:color="auto"/>
+        </w:tblBorders>
+        <w:tblCellMar>
+          <w:left w:w="10" w:type="dxa"/>
+          <w:right w:w="10" w:type="dxa"/>
+        </w:tblCellMar>
+        <w:tblLook w:val="0000" w:firstRow="0" w:lastRow="0" w:firstColumn="0" w:lastColumn="0" w:noHBand="0" w:noVBand="0"/>
+      </w:tblPr>
+      <w:tblGrid>
+        <w:gridCol w:w="1600"/>
+        <w:gridCol w:w="1400"/>
+        <w:gridCol w:w="2400"/>
+        <w:gridCol w:w="3620"/>
+      </w:tblGrid>
+      <w:tr>
+        <w:tblPrEx>
+          <w:tblCellMar>
+            <w:top w:w="0" w:type="dxa"/>
+            <w:bottom w:w="0" w:type="dxa"/>
+          </w:tblCellMar>
+        </w:tblPrEx>
+        <w:tc>
+          <w:tcPr>
+            <w:tcW w:w="1600" w:type="dxa"/>
+            <w:shd w:val="clear" w:color="auto" w:fill="F2F2F2"/>
+            <w:tcMar>
+              <w:top w:w="60" w:type="dxa"/>
+              <w:left w:w="100" w:type="dxa"/>
+              <w:bottom w:w="60" w:type="dxa"/>
+              <w:right w:w="100" w:type="dxa"/>
+            </w:tcMar>
+          </w:tcPr>
+          <w:p>
+            <w:r>
+              <w:rPr>
+                <w:b/>
+                <w:bCs/>
+              </w:rPr>
+              <w:t xml:space="preserve">Nummer</w:t>
+            </w:r>
+          </w:p>
+        </w:tc>
+        <w:tc>
+          <w:tcPr>
+            <w:tcW w:w="1400" w:type="dxa"/>
+            <w:shd w:val="clear" w:color="auto" w:fill="F2F2F2"/>
+            <w:tcMar>
+              <w:top w:w="60" w:type="dxa"/>
+              <w:left w:w="100" w:type="dxa"/>
+              <w:bottom w:w="60" w:type="dxa"/>
+              <w:right w:w="100" w:type="dxa"/>
+            </w:tcMar>
+          </w:tcPr>
+          <w:p>
+            <w:r>
+              <w:rPr>
+                <w:b/>
+                <w:bCs/>
+              </w:rPr>
+              <w:t xml:space="preserve">Anbieter</w:t>
+            </w:r>
+          </w:p>
+        </w:tc>
+        <w:tc>
+          <w:tcPr>
+            <w:tcW w:w="2400" w:type="dxa"/>
+            <w:shd w:val="clear" w:color="auto" w:fill="F2F2F2"/>
+            <w:tcMar>
+              <w:top w:w="60" w:type="dxa"/>
+              <w:left w:w="100" w:type="dxa"/>
+              <w:bottom w:w="60" w:type="dxa"/>
+              <w:right w:w="100" w:type="dxa"/>
+            </w:tcMar>
+          </w:tcPr>
+          <w:p>
+            <w:r>
+              <w:rPr>
+                <w:b/>
+                <w:bCs/>
+              </w:rPr>
+              <w:t xml:space="preserve">Person</w:t>
+            </w:r>
+          </w:p>
+        </w:tc>
+        <w:tc>
+          <w:tcPr>
+            <w:tcW w:w="3620" w:type="dxa"/>
+            <w:shd w:val="clear" w:color="auto" w:fill="F2F2F2"/>
+            <w:tcMar>
+              <w:top w:w="60" w:type="dxa"/>
+              <w:left w:w="100" w:type="dxa"/>
+              <w:bottom w:w="60" w:type="dxa"/>
+              <w:right w:w="100" w:type="dxa"/>
+            </w:tcMar>
+          </w:tcPr>
+          <w:p>
+            <w:r>
+              <w:rPr>
+                <w:b/>
+                <w:bCs/>
+              </w:rPr>
+              <w:t xml:space="preserve">Hinweis</w:t>
+            </w:r>
+          </w:p>
+        </w:tc>
+      </w:tr>
+      <w:tr>
+        <w:tblPrEx>
+          <w:tblCellMar>
+            <w:top w:w="0" w:type="dxa"/>
+            <w:bottom w:w="0" w:type="dxa"/>
+          </w:tblCellMar>
+        </w:tblPrEx>
+        <w:tc>
+          <w:tcPr>
+            <w:tcW w:w="1600" w:type="dxa"/>
+            <w:tcMar>
+              <w:top w:w="60" w:type="dxa"/>
+              <w:left w:w="100" w:type="dxa"/>
+              <w:bottom w:w="60" w:type="dxa"/>
+              <w:right w:w="100" w:type="dxa"/>
+            </w:tcMar>
+          </w:tcPr>
+          <w:p>
+            <w:r>
+              <w:t xml:space="preserve">0157 80613042</w:t>
+            </w:r>
+          </w:p>
+        </w:tc>
+        <w:tc>
+          <w:tcPr>
+            <w:tcW w:w="1400" w:type="dxa"/>
+            <w:tcMar>
+              <w:top w:w="60" w:type="dxa"/>
+              <w:left w:w="100" w:type="dxa"/>
+              <w:bottom w:w="60" w:type="dxa"/>
+              <w:right w:w="100" w:type="dxa"/>
+            </w:tcMar>
+          </w:tcPr>
+          <w:p>
+            <w:r>
+              <w:t xml:space="preserve">Vodafone</w:t>
+            </w:r>
+          </w:p>
+        </w:tc>
+        <w:tc>
+          <w:tcPr>
+            <w:tcW w:w="2400" w:type="dxa"/>
+            <w:tcMar>
+              <w:top w:w="60" w:type="dxa"/>
+              <w:left w:w="100" w:type="dxa"/>
+              <w:bottom w:w="60" w:type="dxa"/>
+              <w:right w:w="100" w:type="dxa"/>
+            </w:tcMar>
+          </w:tcPr>
+          <w:p>
+            <w:r>
+              <w:t xml:space="preserve">unbekannt</w:t>
+            </w:r>
+          </w:p>
+        </w:tc>
+        <w:tc>
+          <w:tcPr>
+            <w:tcW w:w="3620" w:type="dxa"/>
+            <w:tcMar>
+              <w:top w:w="60" w:type="dxa"/>
+              <w:left w:w="100" w:type="dxa"/>
+              <w:bottom w:w="60" w:type="dxa"/>
+              <w:right w:w="100" w:type="dxa"/>
+            </w:tcMar>
+          </w:tcPr>
+          <w:p>
+            <w:r>
+              <w:t xml:space="preserve">in keiner Quelle (Adressbuch/Entra/vCards negativ)</w:t>
+            </w:r>
+          </w:p>
+        </w:tc>
+      </w:tr>
+      <w:tr>
+        <w:tblPrEx>
+          <w:tblCellMar>
+            <w:top w:w="0" w:type="dxa"/>
+            <w:bottom w:w="0" w:type="dxa"/>
+          </w:tblCellMar>
+        </w:tblPrEx>
+        <w:tc>
+          <w:tcPr>
+            <w:tcW w:w="1600" w:type="dxa"/>
+            <w:tcMar>
+              <w:top w:w="60" w:type="dxa"/>
+              <w:left w:w="100" w:type="dxa"/>
+              <w:bottom w:w="60" w:type="dxa"/>
+              <w:right w:w="100" w:type="dxa"/>
+            </w:tcMar>
+          </w:tcPr>
+          <w:p>
+            <w:r>
+              <w:t xml:space="preserve">0174 8860330</w:t>
+            </w:r>
+          </w:p>
+        </w:tc>
+        <w:tc>
+          <w:tcPr>
+            <w:tcW w:w="1400" w:type="dxa"/>
+            <w:tcMar>
+              <w:top w:w="60" w:type="dxa"/>
+              <w:left w:w="100" w:type="dxa"/>
+              <w:bottom w:w="60" w:type="dxa"/>
+              <w:right w:w="100" w:type="dxa"/>
+            </w:tcMar>
+          </w:tcPr>
+          <w:p>
+            <w:r>
+              <w:t xml:space="preserve">Vodafone</w:t>
+            </w:r>
+          </w:p>
+        </w:tc>
+        <w:tc>
+          <w:tcPr>
+            <w:tcW w:w="2400" w:type="dxa"/>
+            <w:tcMar>
+              <w:top w:w="60" w:type="dxa"/>
+              <w:left w:w="100" w:type="dxa"/>
+              <w:bottom w:w="60" w:type="dxa"/>
+              <w:right w:w="100" w:type="dxa"/>
+            </w:tcMar>
+          </w:tcPr>
+          <w:p>
+            <w:r>
+              <w:t xml:space="preserve">unbekannt</w:t>
+            </w:r>
+          </w:p>
+        </w:tc>
+        <w:tc>
+          <w:tcPr>
+            <w:tcW w:w="3620" w:type="dxa"/>
+            <w:tcMar>
+              <w:top w:w="60" w:type="dxa"/>
+              <w:left w:w="100" w:type="dxa"/>
+              <w:bottom w:w="60" w:type="dxa"/>
+              <w:right w:w="100" w:type="dxa"/>
+            </w:tcMar>
+          </w:tcPr>
+          <w:p>
+            <w:r>
+              <w:t xml:space="preserve">in keiner Quelle</w:t>
+            </w:r>
+          </w:p>
+        </w:tc>
+      </w:tr>
+      <w:tr>
+        <w:tblPrEx>
+          <w:tblCellMar>
+            <w:top w:w="0" w:type="dxa"/>
+            <w:bottom w:w="0" w:type="dxa"/>
+          </w:tblCellMar>
+        </w:tblPrEx>
+        <w:tc>
+          <w:tcPr>
+            <w:tcW w:w="1600" w:type="dxa"/>
+            <w:tcMar>
+              <w:top w:w="60" w:type="dxa"/>
+              <w:left w:w="100" w:type="dxa"/>
+              <w:bottom w:w="60" w:type="dxa"/>
+              <w:right w:w="100" w:type="dxa"/>
+            </w:tcMar>
+          </w:tcPr>
+          <w:p>
+            <w:r>
+              <w:t xml:space="preserve">0163 2591716</w:t>
+            </w:r>
+          </w:p>
+        </w:tc>
+        <w:tc>
+          <w:tcPr>
+            <w:tcW w:w="1400" w:type="dxa"/>
+            <w:tcMar>
+              <w:top w:w="60" w:type="dxa"/>
+              <w:left w:w="100" w:type="dxa"/>
+              <w:bottom w:w="60" w:type="dxa"/>
+              <w:right w:w="100" w:type="dxa"/>
+            </w:tcMar>
+          </w:tcPr>
+          <w:p>
+            <w:r>
+              <w:t xml:space="preserve">o2</w:t>
+            </w:r>
+          </w:p>
+        </w:tc>
+        <w:tc>
+          <w:tcPr>
+            <w:tcW w:w="2400" w:type="dxa"/>
+            <w:tcMar>
+              <w:top w:w="60" w:type="dxa"/>
+              <w:left w:w="100" w:type="dxa"/>
+              <w:bottom w:w="60" w:type="dxa"/>
+              <w:right w:w="100" w:type="dxa"/>
+            </w:tcMar>
+          </w:tcPr>
+          <w:p>
+            <w:r>
+              <w:t xml:space="preserve">Anna Essers</w:t>
+            </w:r>
+          </w:p>
+        </w:tc>
+        <w:tc>
+          <w:tcPr>
+            <w:tcW w:w="3620" w:type="dxa"/>
+            <w:tcMar>
+              <w:top w:w="60" w:type="dxa"/>
+              <w:left w:w="100" w:type="dxa"/>
+              <w:bottom w:w="60" w:type="dxa"/>
+              <w:right w:w="100" w:type="dxa"/>
+            </w:tcMar>
+          </w:tcPr>
+          <w:p>
+            <w:r>
+              <w:t xml:space="preserve">im Adressbuch, aktiv</w:t>
+            </w:r>
+          </w:p>
+        </w:tc>
+      </w:tr>
+      <w:tr>
+        <w:tblPrEx>
+          <w:tblCellMar>
+            <w:top w:w="0" w:type="dxa"/>
+            <w:bottom w:w="0" w:type="dxa"/>
+          </w:tblCellMar>
+        </w:tblPrEx>
+        <w:tc>
+          <w:tcPr>
+            <w:tcW w:w="1600" w:type="dxa"/>
+            <w:tcMar>
+              <w:top w:w="60" w:type="dxa"/>
+              <w:left w:w="100" w:type="dxa"/>
+              <w:bottom w:w="60" w:type="dxa"/>
+              <w:right w:w="100" w:type="dxa"/>
+            </w:tcMar>
+          </w:tcPr>
+          <w:p>
+            <w:r>
+              <w:t xml:space="preserve">0157 80602194</w:t>
+            </w:r>
+          </w:p>
+        </w:tc>
+        <w:tc>
+          <w:tcPr>
+            <w:tcW w:w="1400" w:type="dxa"/>
+            <w:tcMar>
+              <w:top w:w="60" w:type="dxa"/>
+              <w:left w:w="100" w:type="dxa"/>
+              <w:bottom w:w="60" w:type="dxa"/>
+              <w:right w:w="100" w:type="dxa"/>
+            </w:tcMar>
+          </w:tcPr>
+          <w:p>
+            <w:r>
+              <w:t xml:space="preserve">o2</w:t>
+            </w:r>
+          </w:p>
+        </w:tc>
+        <w:tc>
+          <w:tcPr>
+            <w:tcW w:w="2400" w:type="dxa"/>
+            <w:tcMar>
+              <w:top w:w="60" w:type="dxa"/>
+              <w:left w:w="100" w:type="dxa"/>
+              <w:bottom w:w="60" w:type="dxa"/>
+              <w:right w:w="100" w:type="dxa"/>
+            </w:tcMar>
+          </w:tcPr>
+          <w:p>
+            <w:r>
+              <w:t xml:space="preserve">unbekannt</w:t>
+            </w:r>
+          </w:p>
+        </w:tc>
+        <w:tc>
+          <w:tcPr>
+            <w:tcW w:w="3620" w:type="dxa"/>
+            <w:tcMar>
+              <w:top w:w="60" w:type="dxa"/>
+              <w:left w:w="100" w:type="dxa"/>
+              <w:bottom w:w="60" w:type="dxa"/>
+              <w:right w:w="100" w:type="dxa"/>
+            </w:tcMar>
+          </w:tcPr>
+          <w:p>
+            <w:r>
+              <w:t xml:space="preserve">in keiner Quelle</w:t>
+            </w:r>
+          </w:p>
+        </w:tc>
+      </w:tr>
+      <w:tr>
+        <w:tblPrEx>
+          <w:tblCellMar>
+            <w:top w:w="0" w:type="dxa"/>
+            <w:bottom w:w="0" w:type="dxa"/>
+          </w:tblCellMar>
+        </w:tblPrEx>
+        <w:tc>
+          <w:tcPr>
+            <w:tcW w:w="1600" w:type="dxa"/>
+            <w:tcMar>
+              <w:top w:w="60" w:type="dxa"/>
+              <w:left w:w="100" w:type="dxa"/>
+              <w:bottom w:w="60" w:type="dxa"/>
+              <w:right w:w="100" w:type="dxa"/>
+            </w:tcMar>
+          </w:tcPr>
+          <w:p>
+            <w:r>
+              <w:t xml:space="preserve">0157 80602175</w:t>
+            </w:r>
+          </w:p>
+        </w:tc>
+        <w:tc>
+          <w:tcPr>
+            <w:tcW w:w="1400" w:type="dxa"/>
+            <w:tcMar>
+              <w:top w:w="60" w:type="dxa"/>
+              <w:left w:w="100" w:type="dxa"/>
+              <w:bottom w:w="60" w:type="dxa"/>
+              <w:right w:w="100" w:type="dxa"/>
+            </w:tcMar>
+          </w:tcPr>
+          <w:p>
+            <w:r>
+              <w:t xml:space="preserve">o2</w:t>
+            </w:r>
+          </w:p>
+        </w:tc>
+        <w:tc>
+          <w:tcPr>
+            <w:tcW w:w="2400" w:type="dxa"/>
+            <w:tcMar>
+              <w:top w:w="60" w:type="dxa"/>
+              <w:left w:w="100" w:type="dxa"/>
+              <w:bottom w:w="60" w:type="dxa"/>
+              <w:right w:w="100" w:type="dxa"/>
+            </w:tcMar>
+          </w:tcPr>
+          <w:p>
+            <w:r>
+              <w:t xml:space="preserve">Lukas Laarmann</w:t>
+            </w:r>
+          </w:p>
+        </w:tc>
+        <w:tc>
+          <w:tcPr>
+            <w:tcW w:w="3620" w:type="dxa"/>
+            <w:tcMar>
+              <w:top w:w="60" w:type="dxa"/>
+              <w:left w:w="100" w:type="dxa"/>
+              <w:bottom w:w="60" w:type="dxa"/>
+              <w:right w:w="100" w:type="dxa"/>
+            </w:tcMar>
+          </w:tcPr>
+          <w:p>
+            <w:r>
+              <w:t xml:space="preserve">im Adressbuch, aktiv</w:t>
+            </w:r>
+          </w:p>
+        </w:tc>
+      </w:tr>
+      <w:tr>
+        <w:tblPrEx>
+          <w:tblCellMar>
+            <w:top w:w="0" w:type="dxa"/>
+            <w:bottom w:w="0" w:type="dxa"/>
+          </w:tblCellMar>
+        </w:tblPrEx>
+        <w:tc>
+          <w:tcPr>
+            <w:tcW w:w="1600" w:type="dxa"/>
+            <w:tcMar>
+              <w:top w:w="60" w:type="dxa"/>
+              <w:left w:w="100" w:type="dxa"/>
+              <w:bottom w:w="60" w:type="dxa"/>
+              <w:right w:w="100" w:type="dxa"/>
+            </w:tcMar>
+          </w:tcPr>
+          <w:p>
+            <w:r>
+              <w:t xml:space="preserve">0157 80602172</w:t>
+            </w:r>
+          </w:p>
+        </w:tc>
+        <w:tc>
+          <w:tcPr>
+            <w:tcW w:w="1400" w:type="dxa"/>
+            <w:tcMar>
+              <w:top w:w="60" w:type="dxa"/>
+              <w:left w:w="100" w:type="dxa"/>
+              <w:bottom w:w="60" w:type="dxa"/>
+              <w:right w:w="100" w:type="dxa"/>
+            </w:tcMar>
+          </w:tcPr>
+          <w:p>
+            <w:r>
+              <w:t xml:space="preserve">o2</w:t>
+            </w:r>
+          </w:p>
+        </w:tc>
+        <w:tc>
+          <w:tcPr>
+            <w:tcW w:w="2400" w:type="dxa"/>
+            <w:tcMar>
+              <w:top w:w="60" w:type="dxa"/>
+              <w:left w:w="100" w:type="dxa"/>
+              <w:bottom w:w="60" w:type="dxa"/>
+              <w:right w:w="100" w:type="dxa"/>
+            </w:tcMar>
+          </w:tcPr>
+          <w:p>
+            <w:r>
+              <w:t xml:space="preserve">Simon Schröder</w:t>
+            </w:r>
+          </w:p>
+        </w:tc>
+        <w:tc>
+          <w:tcPr>
+            <w:tcW w:w="3620" w:type="dxa"/>
+            <w:tcMar>
+              <w:top w:w="60" w:type="dxa"/>
+              <w:left w:w="100" w:type="dxa"/>
+              <w:bottom w:w="60" w:type="dxa"/>
+              <w:right w:w="100" w:type="dxa"/>
+            </w:tcMar>
+          </w:tcPr>
+          <w:p>
+            <w:r>
+              <w:t xml:space="preserve">im Adressbuch, aktiv — Nummer vormals Katharina Hahn</w:t>
+            </w:r>
+          </w:p>
+        </w:tc>
+      </w:tr>
+    </w:tbl>
+    <w:p>
+      <w:pPr>
+        <w:spacing w:after="120"/>
+      </w:pPr>
     </w:p>
     <w:sectPr>
       <w:pgSz w:w="11906" w:h="16838"/>

--- a/Urlaubs-Uebergabe-Philipp-2026-08.docx
+++ b/Urlaubs-Uebergabe-Philipp-2026-08.docx
@@ -407,9 +407,21 @@
         <w:t>Der HIGH-Teil ist durch. 17 aktive HIGH-Verträge (= 17 erhaltene Kündigungsbestätigungen), dem stehen 16 eSIM-Briefe + meine eigene Portierung gegenüber. Bonamic verschickt die eSIMs jeweils rechtzeitig vor dem Vertragsende, kein gemeinsamer Stichtag — läuft von allein.</w:t>
       </w:r>
     </w:p>
+    <w:p>
+      <w:pPr>
+        <w:spacing w:before="120" w:after="80"/>
+      </w:pPr>
+      <w:r>
+        <w:rPr>
+          <w:b/>
+          <w:bCs/>
+        </w:rPr>
+        <w:t xml:space="preserve">Geklärte Nummern (alle Verträge, inkl. Portierungsdatum/Status):</w:t>
+      </w:r>
+    </w:p>
     <w:tbl>
       <w:tblPr>
-        <w:tblW w:w="7900" w:type="dxa"/>
+        <w:tblW w:w="9600" w:type="dxa"/>
         <w:tblBorders>
           <w:top w:val="single" w:sz="4" w:space="0" w:color="auto"/>
           <w:left w:val="single" w:sz="4" w:space="0" w:color="auto"/>
@@ -425,9 +437,10 @@
         <w:tblLook w:val="0000" w:firstRow="0" w:lastRow="0" w:firstColumn="0" w:lastColumn="0" w:noHBand="0" w:noVBand="0"/>
       </w:tblPr>
       <w:tblGrid>
-        <w:gridCol w:w="1500"/>
-        <w:gridCol w:w="3900"/>
-        <w:gridCol w:w="2500"/>
+        <w:gridCol w:w="2000"/>
+        <w:gridCol w:w="2600"/>
+        <w:gridCol w:w="2000"/>
+        <w:gridCol w:w="3000"/>
       </w:tblGrid>
       <w:tr>
         <w:tblPrEx>
@@ -438,7 +451,7 @@
         </w:tblPrEx>
         <w:tc>
           <w:tcPr>
-            <w:tcW w:w="1500" w:type="dxa"/>
+            <w:tcW w:w="2000" w:type="dxa"/>
             <w:shd w:val="clear" w:color="auto" w:fill="F2F2F2"/>
             <w:tcMar>
               <w:top w:w="60" w:type="dxa"/>
@@ -453,13 +466,13 @@
                 <w:b/>
                 <w:bCs/>
               </w:rPr>
-              <w:t>Termin</w:t>
-            </w:r>
-          </w:p>
-        </w:tc>
-        <w:tc>
-          <w:tcPr>
-            <w:tcW w:w="3900" w:type="dxa"/>
+              <w:t xml:space="preserve">Nummer</w:t>
+            </w:r>
+          </w:p>
+        </w:tc>
+        <w:tc>
+          <w:tcPr>
+            <w:tcW w:w="2600" w:type="dxa"/>
             <w:shd w:val="clear" w:color="auto" w:fill="F2F2F2"/>
             <w:tcMar>
               <w:top w:w="60" w:type="dxa"/>
@@ -474,13 +487,13 @@
                 <w:b/>
                 <w:bCs/>
               </w:rPr>
-              <w:t>Person</w:t>
-            </w:r>
-          </w:p>
-        </w:tc>
-        <w:tc>
-          <w:tcPr>
-            <w:tcW w:w="2500" w:type="dxa"/>
+              <w:t xml:space="preserve">Person</w:t>
+            </w:r>
+          </w:p>
+        </w:tc>
+        <w:tc>
+          <w:tcPr>
+            <w:tcW w:w="2000" w:type="dxa"/>
             <w:shd w:val="clear" w:color="auto" w:fill="F2F2F2"/>
             <w:tcMar>
               <w:top w:w="60" w:type="dxa"/>
@@ -495,7 +508,28 @@
                 <w:b/>
                 <w:bCs/>
               </w:rPr>
-              <w:t>Nummer</w:t>
+              <w:t xml:space="preserve">Portierung/Status</w:t>
+            </w:r>
+          </w:p>
+        </w:tc>
+        <w:tc>
+          <w:tcPr>
+            <w:tcW w:w="3000" w:type="dxa"/>
+            <w:shd w:val="clear" w:color="auto" w:fill="F2F2F2"/>
+            <w:tcMar>
+              <w:top w:w="60" w:type="dxa"/>
+              <w:left w:w="100" w:type="dxa"/>
+              <w:bottom w:w="60" w:type="dxa"/>
+              <w:right w:w="100" w:type="dxa"/>
+            </w:tcMar>
+          </w:tcPr>
+          <w:p>
+            <w:r>
+              <w:rPr>
+                <w:b/>
+                <w:bCs/>
+              </w:rPr>
+              <w:t xml:space="preserve">Hinweis</w:t>
             </w:r>
           </w:p>
         </w:tc>
@@ -509,49 +543,65 @@
         </w:tblPrEx>
         <w:tc>
           <w:tcPr>
-            <w:tcW w:w="1500" w:type="dxa"/>
-            <w:tcMar>
-              <w:top w:w="60" w:type="dxa"/>
-              <w:left w:w="100" w:type="dxa"/>
-              <w:bottom w:w="60" w:type="dxa"/>
-              <w:right w:w="100" w:type="dxa"/>
-            </w:tcMar>
-          </w:tcPr>
-          <w:p>
-            <w:r>
-              <w:t>13.08.2026</w:t>
-            </w:r>
-          </w:p>
-        </w:tc>
-        <w:tc>
-          <w:tcPr>
-            <w:tcW w:w="3900" w:type="dxa"/>
-            <w:tcMar>
-              <w:top w:w="60" w:type="dxa"/>
-              <w:left w:w="100" w:type="dxa"/>
-              <w:bottom w:w="60" w:type="dxa"/>
-              <w:right w:w="100" w:type="dxa"/>
-            </w:tcMar>
-          </w:tcPr>
-          <w:p>
-            <w:r>
-              <w:t>Robert Breuer</w:t>
-            </w:r>
-          </w:p>
-        </w:tc>
-        <w:tc>
-          <w:tcPr>
-            <w:tcW w:w="2500" w:type="dxa"/>
-            <w:tcMar>
-              <w:top w:w="60" w:type="dxa"/>
-              <w:left w:w="100" w:type="dxa"/>
-              <w:bottom w:w="60" w:type="dxa"/>
-              <w:right w:w="100" w:type="dxa"/>
-            </w:tcMar>
-          </w:tcPr>
-          <w:p>
-            <w:r>
-              <w:t>0157 79019201</w:t>
+            <w:tcW w:w="2000" w:type="dxa"/>
+            <w:tcMar>
+              <w:top w:w="60" w:type="dxa"/>
+              <w:left w:w="100" w:type="dxa"/>
+              <w:bottom w:w="60" w:type="dxa"/>
+              <w:right w:w="100" w:type="dxa"/>
+            </w:tcMar>
+          </w:tcPr>
+          <w:p>
+            <w:r>
+              <w:t xml:space="preserve">0157 79019201</w:t>
+            </w:r>
+          </w:p>
+        </w:tc>
+        <w:tc>
+          <w:tcPr>
+            <w:tcW w:w="2600" w:type="dxa"/>
+            <w:tcMar>
+              <w:top w:w="60" w:type="dxa"/>
+              <w:left w:w="100" w:type="dxa"/>
+              <w:bottom w:w="60" w:type="dxa"/>
+              <w:right w:w="100" w:type="dxa"/>
+            </w:tcMar>
+          </w:tcPr>
+          <w:p>
+            <w:r>
+              <w:t xml:space="preserve">Robert Breuer</w:t>
+            </w:r>
+          </w:p>
+        </w:tc>
+        <w:tc>
+          <w:tcPr>
+            <w:tcW w:w="2000" w:type="dxa"/>
+            <w:tcMar>
+              <w:top w:w="60" w:type="dxa"/>
+              <w:left w:w="100" w:type="dxa"/>
+              <w:bottom w:w="60" w:type="dxa"/>
+              <w:right w:w="100" w:type="dxa"/>
+            </w:tcMar>
+          </w:tcPr>
+          <w:p>
+            <w:r>
+              <w:t xml:space="preserve">13.08.2026</w:t>
+            </w:r>
+          </w:p>
+        </w:tc>
+        <w:tc>
+          <w:tcPr>
+            <w:tcW w:w="3000" w:type="dxa"/>
+            <w:tcMar>
+              <w:top w:w="60" w:type="dxa"/>
+              <w:left w:w="100" w:type="dxa"/>
+              <w:bottom w:w="60" w:type="dxa"/>
+              <w:right w:w="100" w:type="dxa"/>
+            </w:tcMar>
+          </w:tcPr>
+          <w:p>
+            <w:r>
+              <w:t xml:space="preserve"/>
             </w:r>
           </w:p>
         </w:tc>
@@ -565,49 +615,65 @@
         </w:tblPrEx>
         <w:tc>
           <w:tcPr>
-            <w:tcW w:w="1500" w:type="dxa"/>
-            <w:tcMar>
-              <w:top w:w="60" w:type="dxa"/>
-              <w:left w:w="100" w:type="dxa"/>
-              <w:bottom w:w="60" w:type="dxa"/>
-              <w:right w:w="100" w:type="dxa"/>
-            </w:tcMar>
-          </w:tcPr>
-          <w:p>
-            <w:r>
-              <w:t>08.09.2026</w:t>
-            </w:r>
-          </w:p>
-        </w:tc>
-        <w:tc>
-          <w:tcPr>
-            <w:tcW w:w="3900" w:type="dxa"/>
-            <w:tcMar>
-              <w:top w:w="60" w:type="dxa"/>
-              <w:left w:w="100" w:type="dxa"/>
-              <w:bottom w:w="60" w:type="dxa"/>
-              <w:right w:w="100" w:type="dxa"/>
-            </w:tcMar>
-          </w:tcPr>
-          <w:p>
-            <w:r>
-              <w:t>Philipp Klei</w:t>
-            </w:r>
-          </w:p>
-        </w:tc>
-        <w:tc>
-          <w:tcPr>
-            <w:tcW w:w="2500" w:type="dxa"/>
-            <w:tcMar>
-              <w:top w:w="60" w:type="dxa"/>
-              <w:left w:w="100" w:type="dxa"/>
-              <w:bottom w:w="60" w:type="dxa"/>
-              <w:right w:w="100" w:type="dxa"/>
-            </w:tcMar>
-          </w:tcPr>
-          <w:p>
-            <w:r>
-              <w:t>0151 53409285</w:t>
+            <w:tcW w:w="2000" w:type="dxa"/>
+            <w:tcMar>
+              <w:top w:w="60" w:type="dxa"/>
+              <w:left w:w="100" w:type="dxa"/>
+              <w:bottom w:w="60" w:type="dxa"/>
+              <w:right w:w="100" w:type="dxa"/>
+            </w:tcMar>
+          </w:tcPr>
+          <w:p>
+            <w:r>
+              <w:t xml:space="preserve">0151 53409285</w:t>
+            </w:r>
+          </w:p>
+        </w:tc>
+        <w:tc>
+          <w:tcPr>
+            <w:tcW w:w="2600" w:type="dxa"/>
+            <w:tcMar>
+              <w:top w:w="60" w:type="dxa"/>
+              <w:left w:w="100" w:type="dxa"/>
+              <w:bottom w:w="60" w:type="dxa"/>
+              <w:right w:w="100" w:type="dxa"/>
+            </w:tcMar>
+          </w:tcPr>
+          <w:p>
+            <w:r>
+              <w:t xml:space="preserve">Philipp Klei</w:t>
+            </w:r>
+          </w:p>
+        </w:tc>
+        <w:tc>
+          <w:tcPr>
+            <w:tcW w:w="2000" w:type="dxa"/>
+            <w:tcMar>
+              <w:top w:w="60" w:type="dxa"/>
+              <w:left w:w="100" w:type="dxa"/>
+              <w:bottom w:w="60" w:type="dxa"/>
+              <w:right w:w="100" w:type="dxa"/>
+            </w:tcMar>
+          </w:tcPr>
+          <w:p>
+            <w:r>
+              <w:t xml:space="preserve">08.09.2026</w:t>
+            </w:r>
+          </w:p>
+        </w:tc>
+        <w:tc>
+          <w:tcPr>
+            <w:tcW w:w="3000" w:type="dxa"/>
+            <w:tcMar>
+              <w:top w:w="60" w:type="dxa"/>
+              <w:left w:w="100" w:type="dxa"/>
+              <w:bottom w:w="60" w:type="dxa"/>
+              <w:right w:w="100" w:type="dxa"/>
+            </w:tcMar>
+          </w:tcPr>
+          <w:p>
+            <w:r>
+              <w:t xml:space="preserve"/>
             </w:r>
           </w:p>
         </w:tc>
@@ -621,49 +687,65 @@
         </w:tblPrEx>
         <w:tc>
           <w:tcPr>
-            <w:tcW w:w="1500" w:type="dxa"/>
-            <w:tcMar>
-              <w:top w:w="60" w:type="dxa"/>
-              <w:left w:w="100" w:type="dxa"/>
-              <w:bottom w:w="60" w:type="dxa"/>
-              <w:right w:w="100" w:type="dxa"/>
-            </w:tcMar>
-          </w:tcPr>
-          <w:p>
-            <w:r>
-              <w:t>08.09.2026</w:t>
-            </w:r>
-          </w:p>
-        </w:tc>
-        <w:tc>
-          <w:tcPr>
-            <w:tcW w:w="3900" w:type="dxa"/>
-            <w:tcMar>
-              <w:top w:w="60" w:type="dxa"/>
-              <w:left w:w="100" w:type="dxa"/>
-              <w:bottom w:w="60" w:type="dxa"/>
-              <w:right w:w="100" w:type="dxa"/>
-            </w:tcMar>
-          </w:tcPr>
-          <w:p>
-            <w:r>
-              <w:t>Nils Kaun</w:t>
-            </w:r>
-          </w:p>
-        </w:tc>
-        <w:tc>
-          <w:tcPr>
-            <w:tcW w:w="2500" w:type="dxa"/>
-            <w:tcMar>
-              <w:top w:w="60" w:type="dxa"/>
-              <w:left w:w="100" w:type="dxa"/>
-              <w:bottom w:w="60" w:type="dxa"/>
-              <w:right w:w="100" w:type="dxa"/>
-            </w:tcMar>
-          </w:tcPr>
-          <w:p>
-            <w:r>
-              <w:t>0151 53460028</w:t>
+            <w:tcW w:w="2000" w:type="dxa"/>
+            <w:tcMar>
+              <w:top w:w="60" w:type="dxa"/>
+              <w:left w:w="100" w:type="dxa"/>
+              <w:bottom w:w="60" w:type="dxa"/>
+              <w:right w:w="100" w:type="dxa"/>
+            </w:tcMar>
+          </w:tcPr>
+          <w:p>
+            <w:r>
+              <w:t xml:space="preserve">0151 53460028</w:t>
+            </w:r>
+          </w:p>
+        </w:tc>
+        <w:tc>
+          <w:tcPr>
+            <w:tcW w:w="2600" w:type="dxa"/>
+            <w:tcMar>
+              <w:top w:w="60" w:type="dxa"/>
+              <w:left w:w="100" w:type="dxa"/>
+              <w:bottom w:w="60" w:type="dxa"/>
+              <w:right w:w="100" w:type="dxa"/>
+            </w:tcMar>
+          </w:tcPr>
+          <w:p>
+            <w:r>
+              <w:t xml:space="preserve">Nils Kaun</w:t>
+            </w:r>
+          </w:p>
+        </w:tc>
+        <w:tc>
+          <w:tcPr>
+            <w:tcW w:w="2000" w:type="dxa"/>
+            <w:tcMar>
+              <w:top w:w="60" w:type="dxa"/>
+              <w:left w:w="100" w:type="dxa"/>
+              <w:bottom w:w="60" w:type="dxa"/>
+              <w:right w:w="100" w:type="dxa"/>
+            </w:tcMar>
+          </w:tcPr>
+          <w:p>
+            <w:r>
+              <w:t xml:space="preserve">08.09.2026</w:t>
+            </w:r>
+          </w:p>
+        </w:tc>
+        <w:tc>
+          <w:tcPr>
+            <w:tcW w:w="3000" w:type="dxa"/>
+            <w:tcMar>
+              <w:top w:w="60" w:type="dxa"/>
+              <w:left w:w="100" w:type="dxa"/>
+              <w:bottom w:w="60" w:type="dxa"/>
+              <w:right w:w="100" w:type="dxa"/>
+            </w:tcMar>
+          </w:tcPr>
+          <w:p>
+            <w:r>
+              <w:t xml:space="preserve"/>
             </w:r>
           </w:p>
         </w:tc>
@@ -677,49 +759,65 @@
         </w:tblPrEx>
         <w:tc>
           <w:tcPr>
-            <w:tcW w:w="1500" w:type="dxa"/>
-            <w:tcMar>
-              <w:top w:w="60" w:type="dxa"/>
-              <w:left w:w="100" w:type="dxa"/>
-              <w:bottom w:w="60" w:type="dxa"/>
-              <w:right w:w="100" w:type="dxa"/>
-            </w:tcMar>
-          </w:tcPr>
-          <w:p>
-            <w:r>
-              <w:t>11.09.2026</w:t>
-            </w:r>
-          </w:p>
-        </w:tc>
-        <w:tc>
-          <w:tcPr>
-            <w:tcW w:w="3900" w:type="dxa"/>
-            <w:tcMar>
-              <w:top w:w="60" w:type="dxa"/>
-              <w:left w:w="100" w:type="dxa"/>
-              <w:bottom w:w="60" w:type="dxa"/>
-              <w:right w:w="100" w:type="dxa"/>
-            </w:tcMar>
-          </w:tcPr>
-          <w:p>
-            <w:r>
-              <w:t>Celine Kretschmer</w:t>
-            </w:r>
-          </w:p>
-        </w:tc>
-        <w:tc>
-          <w:tcPr>
-            <w:tcW w:w="2500" w:type="dxa"/>
-            <w:tcMar>
-              <w:top w:w="60" w:type="dxa"/>
-              <w:left w:w="100" w:type="dxa"/>
-              <w:bottom w:w="60" w:type="dxa"/>
-              <w:right w:w="100" w:type="dxa"/>
-            </w:tcMar>
-          </w:tcPr>
-          <w:p>
-            <w:r>
-              <w:t>0151 53415127</w:t>
+            <w:tcW w:w="2000" w:type="dxa"/>
+            <w:tcMar>
+              <w:top w:w="60" w:type="dxa"/>
+              <w:left w:w="100" w:type="dxa"/>
+              <w:bottom w:w="60" w:type="dxa"/>
+              <w:right w:w="100" w:type="dxa"/>
+            </w:tcMar>
+          </w:tcPr>
+          <w:p>
+            <w:r>
+              <w:t xml:space="preserve">0151 53415127</w:t>
+            </w:r>
+          </w:p>
+        </w:tc>
+        <w:tc>
+          <w:tcPr>
+            <w:tcW w:w="2600" w:type="dxa"/>
+            <w:tcMar>
+              <w:top w:w="60" w:type="dxa"/>
+              <w:left w:w="100" w:type="dxa"/>
+              <w:bottom w:w="60" w:type="dxa"/>
+              <w:right w:w="100" w:type="dxa"/>
+            </w:tcMar>
+          </w:tcPr>
+          <w:p>
+            <w:r>
+              <w:t xml:space="preserve">Celine Kretschmer</w:t>
+            </w:r>
+          </w:p>
+        </w:tc>
+        <w:tc>
+          <w:tcPr>
+            <w:tcW w:w="2000" w:type="dxa"/>
+            <w:tcMar>
+              <w:top w:w="60" w:type="dxa"/>
+              <w:left w:w="100" w:type="dxa"/>
+              <w:bottom w:w="60" w:type="dxa"/>
+              <w:right w:w="100" w:type="dxa"/>
+            </w:tcMar>
+          </w:tcPr>
+          <w:p>
+            <w:r>
+              <w:t xml:space="preserve">11.09.2026</w:t>
+            </w:r>
+          </w:p>
+        </w:tc>
+        <w:tc>
+          <w:tcPr>
+            <w:tcW w:w="3000" w:type="dxa"/>
+            <w:tcMar>
+              <w:top w:w="60" w:type="dxa"/>
+              <w:left w:w="100" w:type="dxa"/>
+              <w:bottom w:w="60" w:type="dxa"/>
+              <w:right w:w="100" w:type="dxa"/>
+            </w:tcMar>
+          </w:tcPr>
+          <w:p>
+            <w:r>
+              <w:t xml:space="preserve"/>
             </w:r>
           </w:p>
         </w:tc>
@@ -733,49 +831,65 @@
         </w:tblPrEx>
         <w:tc>
           <w:tcPr>
-            <w:tcW w:w="1500" w:type="dxa"/>
-            <w:tcMar>
-              <w:top w:w="60" w:type="dxa"/>
-              <w:left w:w="100" w:type="dxa"/>
-              <w:bottom w:w="60" w:type="dxa"/>
-              <w:right w:w="100" w:type="dxa"/>
-            </w:tcMar>
-          </w:tcPr>
-          <w:p>
-            <w:r>
-              <w:t>24.09.2026</w:t>
-            </w:r>
-          </w:p>
-        </w:tc>
-        <w:tc>
-          <w:tcPr>
-            <w:tcW w:w="3900" w:type="dxa"/>
-            <w:tcMar>
-              <w:top w:w="60" w:type="dxa"/>
-              <w:left w:w="100" w:type="dxa"/>
-              <w:bottom w:w="60" w:type="dxa"/>
-              <w:right w:w="100" w:type="dxa"/>
-            </w:tcMar>
-          </w:tcPr>
-          <w:p>
-            <w:r>
-              <w:t>offen — s. unten</w:t>
-            </w:r>
-          </w:p>
-        </w:tc>
-        <w:tc>
-          <w:tcPr>
-            <w:tcW w:w="2500" w:type="dxa"/>
-            <w:tcMar>
-              <w:top w:w="60" w:type="dxa"/>
-              <w:left w:w="100" w:type="dxa"/>
-              <w:bottom w:w="60" w:type="dxa"/>
-              <w:right w:w="100" w:type="dxa"/>
-            </w:tcMar>
-          </w:tcPr>
-          <w:p>
-            <w:r>
-              <w:t>0151 53465448</w:t>
+            <w:tcW w:w="2000" w:type="dxa"/>
+            <w:tcMar>
+              <w:top w:w="60" w:type="dxa"/>
+              <w:left w:w="100" w:type="dxa"/>
+              <w:bottom w:w="60" w:type="dxa"/>
+              <w:right w:w="100" w:type="dxa"/>
+            </w:tcMar>
+          </w:tcPr>
+          <w:p>
+            <w:r>
+              <w:t xml:space="preserve">0151 53467752</w:t>
+            </w:r>
+          </w:p>
+        </w:tc>
+        <w:tc>
+          <w:tcPr>
+            <w:tcW w:w="2600" w:type="dxa"/>
+            <w:tcMar>
+              <w:top w:w="60" w:type="dxa"/>
+              <w:left w:w="100" w:type="dxa"/>
+              <w:bottom w:w="60" w:type="dxa"/>
+              <w:right w:w="100" w:type="dxa"/>
+            </w:tcMar>
+          </w:tcPr>
+          <w:p>
+            <w:r>
+              <w:t xml:space="preserve">Wirasak (Gag) Ickenroth</w:t>
+            </w:r>
+          </w:p>
+        </w:tc>
+        <w:tc>
+          <w:tcPr>
+            <w:tcW w:w="2000" w:type="dxa"/>
+            <w:tcMar>
+              <w:top w:w="60" w:type="dxa"/>
+              <w:left w:w="100" w:type="dxa"/>
+              <w:bottom w:w="60" w:type="dxa"/>
+              <w:right w:w="100" w:type="dxa"/>
+            </w:tcMar>
+          </w:tcPr>
+          <w:p>
+            <w:r>
+              <w:t xml:space="preserve">28.09.2026</w:t>
+            </w:r>
+          </w:p>
+        </w:tc>
+        <w:tc>
+          <w:tcPr>
+            <w:tcW w:w="3000" w:type="dxa"/>
+            <w:tcMar>
+              <w:top w:w="60" w:type="dxa"/>
+              <w:left w:w="100" w:type="dxa"/>
+              <w:bottom w:w="60" w:type="dxa"/>
+              <w:right w:w="100" w:type="dxa"/>
+            </w:tcMar>
+          </w:tcPr>
+          <w:p>
+            <w:r>
+              <w:t xml:space="preserve"/>
             </w:r>
           </w:p>
         </w:tc>
@@ -789,50 +903,65 @@
         </w:tblPrEx>
         <w:tc>
           <w:tcPr>
-            <w:tcW w:w="1500" w:type="dxa"/>
-            <w:tcMar>
-              <w:top w:w="60" w:type="dxa"/>
-              <w:left w:w="100" w:type="dxa"/>
-              <w:bottom w:w="60" w:type="dxa"/>
-              <w:right w:w="100" w:type="dxa"/>
-            </w:tcMar>
-          </w:tcPr>
-          <w:p>
-            <w:r>
-              <w:lastRenderedPageBreak/>
-              <w:t>28.09.2026</w:t>
-            </w:r>
-          </w:p>
-        </w:tc>
-        <w:tc>
-          <w:tcPr>
-            <w:tcW w:w="3900" w:type="dxa"/>
-            <w:tcMar>
-              <w:top w:w="60" w:type="dxa"/>
-              <w:left w:w="100" w:type="dxa"/>
-              <w:bottom w:w="60" w:type="dxa"/>
-              <w:right w:w="100" w:type="dxa"/>
-            </w:tcMar>
-          </w:tcPr>
-          <w:p>
-            <w:r>
-              <w:t>Wirasak (Gag) Ickenroth</w:t>
-            </w:r>
-          </w:p>
-        </w:tc>
-        <w:tc>
-          <w:tcPr>
-            <w:tcW w:w="2500" w:type="dxa"/>
-            <w:tcMar>
-              <w:top w:w="60" w:type="dxa"/>
-              <w:left w:w="100" w:type="dxa"/>
-              <w:bottom w:w="60" w:type="dxa"/>
-              <w:right w:w="100" w:type="dxa"/>
-            </w:tcMar>
-          </w:tcPr>
-          <w:p>
-            <w:r>
-              <w:t>0151 53467752</w:t>
+            <w:tcW w:w="2000" w:type="dxa"/>
+            <w:tcMar>
+              <w:top w:w="60" w:type="dxa"/>
+              <w:left w:w="100" w:type="dxa"/>
+              <w:bottom w:w="60" w:type="dxa"/>
+              <w:right w:w="100" w:type="dxa"/>
+            </w:tcMar>
+          </w:tcPr>
+          <w:p>
+            <w:r>
+              <w:t xml:space="preserve">0151 53467754</w:t>
+            </w:r>
+          </w:p>
+        </w:tc>
+        <w:tc>
+          <w:tcPr>
+            <w:tcW w:w="2600" w:type="dxa"/>
+            <w:tcMar>
+              <w:top w:w="60" w:type="dxa"/>
+              <w:left w:w="100" w:type="dxa"/>
+              <w:bottom w:w="60" w:type="dxa"/>
+              <w:right w:w="100" w:type="dxa"/>
+            </w:tcMar>
+          </w:tcPr>
+          <w:p>
+            <w:r>
+              <w:t xml:space="preserve">Oleg Bartel</w:t>
+            </w:r>
+          </w:p>
+        </w:tc>
+        <w:tc>
+          <w:tcPr>
+            <w:tcW w:w="2000" w:type="dxa"/>
+            <w:tcMar>
+              <w:top w:w="60" w:type="dxa"/>
+              <w:left w:w="100" w:type="dxa"/>
+              <w:bottom w:w="60" w:type="dxa"/>
+              <w:right w:w="100" w:type="dxa"/>
+            </w:tcMar>
+          </w:tcPr>
+          <w:p>
+            <w:r>
+              <w:t xml:space="preserve">28.09.2026</w:t>
+            </w:r>
+          </w:p>
+        </w:tc>
+        <w:tc>
+          <w:tcPr>
+            <w:tcW w:w="3000" w:type="dxa"/>
+            <w:tcMar>
+              <w:top w:w="60" w:type="dxa"/>
+              <w:left w:w="100" w:type="dxa"/>
+              <w:bottom w:w="60" w:type="dxa"/>
+              <w:right w:w="100" w:type="dxa"/>
+            </w:tcMar>
+          </w:tcPr>
+          <w:p>
+            <w:r>
+              <w:t xml:space="preserve"/>
             </w:r>
           </w:p>
         </w:tc>
@@ -846,49 +975,65 @@
         </w:tblPrEx>
         <w:tc>
           <w:tcPr>
-            <w:tcW w:w="1500" w:type="dxa"/>
-            <w:tcMar>
-              <w:top w:w="60" w:type="dxa"/>
-              <w:left w:w="100" w:type="dxa"/>
-              <w:bottom w:w="60" w:type="dxa"/>
-              <w:right w:w="100" w:type="dxa"/>
-            </w:tcMar>
-          </w:tcPr>
-          <w:p>
-            <w:r>
-              <w:t>28.09.2026</w:t>
-            </w:r>
-          </w:p>
-        </w:tc>
-        <w:tc>
-          <w:tcPr>
-            <w:tcW w:w="3900" w:type="dxa"/>
-            <w:tcMar>
-              <w:top w:w="60" w:type="dxa"/>
-              <w:left w:w="100" w:type="dxa"/>
-              <w:bottom w:w="60" w:type="dxa"/>
-              <w:right w:w="100" w:type="dxa"/>
-            </w:tcMar>
-          </w:tcPr>
-          <w:p>
-            <w:r>
-              <w:t>offen — s. unten</w:t>
-            </w:r>
-          </w:p>
-        </w:tc>
-        <w:tc>
-          <w:tcPr>
-            <w:tcW w:w="2500" w:type="dxa"/>
-            <w:tcMar>
-              <w:top w:w="60" w:type="dxa"/>
-              <w:left w:w="100" w:type="dxa"/>
-              <w:bottom w:w="60" w:type="dxa"/>
-              <w:right w:w="100" w:type="dxa"/>
-            </w:tcMar>
-          </w:tcPr>
-          <w:p>
-            <w:r>
-              <w:t>0151 53467753</w:t>
+            <w:tcW w:w="2000" w:type="dxa"/>
+            <w:tcMar>
+              <w:top w:w="60" w:type="dxa"/>
+              <w:left w:w="100" w:type="dxa"/>
+              <w:bottom w:w="60" w:type="dxa"/>
+              <w:right w:w="100" w:type="dxa"/>
+            </w:tcMar>
+          </w:tcPr>
+          <w:p>
+            <w:r>
+              <w:t xml:space="preserve">0151 53464615</w:t>
+            </w:r>
+          </w:p>
+        </w:tc>
+        <w:tc>
+          <w:tcPr>
+            <w:tcW w:w="2600" w:type="dxa"/>
+            <w:tcMar>
+              <w:top w:w="60" w:type="dxa"/>
+              <w:left w:w="100" w:type="dxa"/>
+              <w:bottom w:w="60" w:type="dxa"/>
+              <w:right w:w="100" w:type="dxa"/>
+            </w:tcMar>
+          </w:tcPr>
+          <w:p>
+            <w:r>
+              <w:t xml:space="preserve">Pramod Mallipudi</w:t>
+            </w:r>
+          </w:p>
+        </w:tc>
+        <w:tc>
+          <w:tcPr>
+            <w:tcW w:w="2000" w:type="dxa"/>
+            <w:tcMar>
+              <w:top w:w="60" w:type="dxa"/>
+              <w:left w:w="100" w:type="dxa"/>
+              <w:bottom w:w="60" w:type="dxa"/>
+              <w:right w:w="100" w:type="dxa"/>
+            </w:tcMar>
+          </w:tcPr>
+          <w:p>
+            <w:r>
+              <w:t xml:space="preserve">29.09.2026</w:t>
+            </w:r>
+          </w:p>
+        </w:tc>
+        <w:tc>
+          <w:tcPr>
+            <w:tcW w:w="3000" w:type="dxa"/>
+            <w:tcMar>
+              <w:top w:w="60" w:type="dxa"/>
+              <w:left w:w="100" w:type="dxa"/>
+              <w:bottom w:w="60" w:type="dxa"/>
+              <w:right w:w="100" w:type="dxa"/>
+            </w:tcMar>
+          </w:tcPr>
+          <w:p>
+            <w:r>
+              <w:t xml:space="preserve"/>
             </w:r>
           </w:p>
         </w:tc>
@@ -902,49 +1047,65 @@
         </w:tblPrEx>
         <w:tc>
           <w:tcPr>
-            <w:tcW w:w="1500" w:type="dxa"/>
-            <w:tcMar>
-              <w:top w:w="60" w:type="dxa"/>
-              <w:left w:w="100" w:type="dxa"/>
-              <w:bottom w:w="60" w:type="dxa"/>
-              <w:right w:w="100" w:type="dxa"/>
-            </w:tcMar>
-          </w:tcPr>
-          <w:p>
-            <w:r>
-              <w:t>28.09.2026</w:t>
-            </w:r>
-          </w:p>
-        </w:tc>
-        <w:tc>
-          <w:tcPr>
-            <w:tcW w:w="3900" w:type="dxa"/>
-            <w:tcMar>
-              <w:top w:w="60" w:type="dxa"/>
-              <w:left w:w="100" w:type="dxa"/>
-              <w:bottom w:w="60" w:type="dxa"/>
-              <w:right w:w="100" w:type="dxa"/>
-            </w:tcMar>
-          </w:tcPr>
-          <w:p>
-            <w:r>
-              <w:t>Oleg Bartel</w:t>
-            </w:r>
-          </w:p>
-        </w:tc>
-        <w:tc>
-          <w:tcPr>
-            <w:tcW w:w="2500" w:type="dxa"/>
-            <w:tcMar>
-              <w:top w:w="60" w:type="dxa"/>
-              <w:left w:w="100" w:type="dxa"/>
-              <w:bottom w:w="60" w:type="dxa"/>
-              <w:right w:w="100" w:type="dxa"/>
-            </w:tcMar>
-          </w:tcPr>
-          <w:p>
-            <w:r>
-              <w:t>0151 53467754</w:t>
+            <w:tcW w:w="2000" w:type="dxa"/>
+            <w:tcMar>
+              <w:top w:w="60" w:type="dxa"/>
+              <w:left w:w="100" w:type="dxa"/>
+              <w:bottom w:w="60" w:type="dxa"/>
+              <w:right w:w="100" w:type="dxa"/>
+            </w:tcMar>
+          </w:tcPr>
+          <w:p>
+            <w:r>
+              <w:t xml:space="preserve">0151 53410779</w:t>
+            </w:r>
+          </w:p>
+        </w:tc>
+        <w:tc>
+          <w:tcPr>
+            <w:tcW w:w="2600" w:type="dxa"/>
+            <w:tcMar>
+              <w:top w:w="60" w:type="dxa"/>
+              <w:left w:w="100" w:type="dxa"/>
+              <w:bottom w:w="60" w:type="dxa"/>
+              <w:right w:w="100" w:type="dxa"/>
+            </w:tcMar>
+          </w:tcPr>
+          <w:p>
+            <w:r>
+              <w:t xml:space="preserve">Cagatay Oguz</w:t>
+            </w:r>
+          </w:p>
+        </w:tc>
+        <w:tc>
+          <w:tcPr>
+            <w:tcW w:w="2000" w:type="dxa"/>
+            <w:tcMar>
+              <w:top w:w="60" w:type="dxa"/>
+              <w:left w:w="100" w:type="dxa"/>
+              <w:bottom w:w="60" w:type="dxa"/>
+              <w:right w:w="100" w:type="dxa"/>
+            </w:tcMar>
+          </w:tcPr>
+          <w:p>
+            <w:r>
+              <w:t xml:space="preserve">01.10.2026</w:t>
+            </w:r>
+          </w:p>
+        </w:tc>
+        <w:tc>
+          <w:tcPr>
+            <w:tcW w:w="3000" w:type="dxa"/>
+            <w:tcMar>
+              <w:top w:w="60" w:type="dxa"/>
+              <w:left w:w="100" w:type="dxa"/>
+              <w:bottom w:w="60" w:type="dxa"/>
+              <w:right w:w="100" w:type="dxa"/>
+            </w:tcMar>
+          </w:tcPr>
+          <w:p>
+            <w:r>
+              <w:t xml:space="preserve"/>
             </w:r>
           </w:p>
         </w:tc>
@@ -958,49 +1119,65 @@
         </w:tblPrEx>
         <w:tc>
           <w:tcPr>
-            <w:tcW w:w="1500" w:type="dxa"/>
-            <w:tcMar>
-              <w:top w:w="60" w:type="dxa"/>
-              <w:left w:w="100" w:type="dxa"/>
-              <w:bottom w:w="60" w:type="dxa"/>
-              <w:right w:w="100" w:type="dxa"/>
-            </w:tcMar>
-          </w:tcPr>
-          <w:p>
-            <w:r>
-              <w:t>29.09.2026</w:t>
-            </w:r>
-          </w:p>
-        </w:tc>
-        <w:tc>
-          <w:tcPr>
-            <w:tcW w:w="3900" w:type="dxa"/>
-            <w:tcMar>
-              <w:top w:w="60" w:type="dxa"/>
-              <w:left w:w="100" w:type="dxa"/>
-              <w:bottom w:w="60" w:type="dxa"/>
-              <w:right w:w="100" w:type="dxa"/>
-            </w:tcMar>
-          </w:tcPr>
-          <w:p>
-            <w:r>
-              <w:t>Pramod Mallipudi</w:t>
-            </w:r>
-          </w:p>
-        </w:tc>
-        <w:tc>
-          <w:tcPr>
-            <w:tcW w:w="2500" w:type="dxa"/>
-            <w:tcMar>
-              <w:top w:w="60" w:type="dxa"/>
-              <w:left w:w="100" w:type="dxa"/>
-              <w:bottom w:w="60" w:type="dxa"/>
-              <w:right w:w="100" w:type="dxa"/>
-            </w:tcMar>
-          </w:tcPr>
-          <w:p>
-            <w:r>
-              <w:t>0151 53464615</w:t>
+            <w:tcW w:w="2000" w:type="dxa"/>
+            <w:tcMar>
+              <w:top w:w="60" w:type="dxa"/>
+              <w:left w:w="100" w:type="dxa"/>
+              <w:bottom w:w="60" w:type="dxa"/>
+              <w:right w:w="100" w:type="dxa"/>
+            </w:tcMar>
+          </w:tcPr>
+          <w:p>
+            <w:r>
+              <w:t xml:space="preserve">0151 53410886</w:t>
+            </w:r>
+          </w:p>
+        </w:tc>
+        <w:tc>
+          <w:tcPr>
+            <w:tcW w:w="2600" w:type="dxa"/>
+            <w:tcMar>
+              <w:top w:w="60" w:type="dxa"/>
+              <w:left w:w="100" w:type="dxa"/>
+              <w:bottom w:w="60" w:type="dxa"/>
+              <w:right w:w="100" w:type="dxa"/>
+            </w:tcMar>
+          </w:tcPr>
+          <w:p>
+            <w:r>
+              <w:t xml:space="preserve">Jerome Rath</w:t>
+            </w:r>
+          </w:p>
+        </w:tc>
+        <w:tc>
+          <w:tcPr>
+            <w:tcW w:w="2000" w:type="dxa"/>
+            <w:tcMar>
+              <w:top w:w="60" w:type="dxa"/>
+              <w:left w:w="100" w:type="dxa"/>
+              <w:bottom w:w="60" w:type="dxa"/>
+              <w:right w:w="100" w:type="dxa"/>
+            </w:tcMar>
+          </w:tcPr>
+          <w:p>
+            <w:r>
+              <w:t xml:space="preserve">01.10.2026</w:t>
+            </w:r>
+          </w:p>
+        </w:tc>
+        <w:tc>
+          <w:tcPr>
+            <w:tcW w:w="3000" w:type="dxa"/>
+            <w:tcMar>
+              <w:top w:w="60" w:type="dxa"/>
+              <w:left w:w="100" w:type="dxa"/>
+              <w:bottom w:w="60" w:type="dxa"/>
+              <w:right w:w="100" w:type="dxa"/>
+            </w:tcMar>
+          </w:tcPr>
+          <w:p>
+            <w:r>
+              <w:t xml:space="preserve"/>
             </w:r>
           </w:p>
         </w:tc>
@@ -1014,49 +1191,65 @@
         </w:tblPrEx>
         <w:tc>
           <w:tcPr>
-            <w:tcW w:w="1500" w:type="dxa"/>
-            <w:tcMar>
-              <w:top w:w="60" w:type="dxa"/>
-              <w:left w:w="100" w:type="dxa"/>
-              <w:bottom w:w="60" w:type="dxa"/>
-              <w:right w:w="100" w:type="dxa"/>
-            </w:tcMar>
-          </w:tcPr>
-          <w:p>
-            <w:r>
-              <w:t>01.10.2026</w:t>
-            </w:r>
-          </w:p>
-        </w:tc>
-        <w:tc>
-          <w:tcPr>
-            <w:tcW w:w="3900" w:type="dxa"/>
-            <w:tcMar>
-              <w:top w:w="60" w:type="dxa"/>
-              <w:left w:w="100" w:type="dxa"/>
-              <w:bottom w:w="60" w:type="dxa"/>
-              <w:right w:w="100" w:type="dxa"/>
-            </w:tcMar>
-          </w:tcPr>
-          <w:p>
-            <w:r>
-              <w:t>Cagatay Oguz</w:t>
-            </w:r>
-          </w:p>
-        </w:tc>
-        <w:tc>
-          <w:tcPr>
-            <w:tcW w:w="2500" w:type="dxa"/>
-            <w:tcMar>
-              <w:top w:w="60" w:type="dxa"/>
-              <w:left w:w="100" w:type="dxa"/>
-              <w:bottom w:w="60" w:type="dxa"/>
-              <w:right w:w="100" w:type="dxa"/>
-            </w:tcMar>
-          </w:tcPr>
-          <w:p>
-            <w:r>
-              <w:t>0151 53410779</w:t>
+            <w:tcW w:w="2000" w:type="dxa"/>
+            <w:tcMar>
+              <w:top w:w="60" w:type="dxa"/>
+              <w:left w:w="100" w:type="dxa"/>
+              <w:bottom w:w="60" w:type="dxa"/>
+              <w:right w:w="100" w:type="dxa"/>
+            </w:tcMar>
+          </w:tcPr>
+          <w:p>
+            <w:r>
+              <w:t xml:space="preserve">0151 53411114</w:t>
+            </w:r>
+          </w:p>
+        </w:tc>
+        <w:tc>
+          <w:tcPr>
+            <w:tcW w:w="2600" w:type="dxa"/>
+            <w:tcMar>
+              <w:top w:w="60" w:type="dxa"/>
+              <w:left w:w="100" w:type="dxa"/>
+              <w:bottom w:w="60" w:type="dxa"/>
+              <w:right w:w="100" w:type="dxa"/>
+            </w:tcMar>
+          </w:tcPr>
+          <w:p>
+            <w:r>
+              <w:t xml:space="preserve">Jakob Volksdorf</w:t>
+            </w:r>
+          </w:p>
+        </w:tc>
+        <w:tc>
+          <w:tcPr>
+            <w:tcW w:w="2000" w:type="dxa"/>
+            <w:tcMar>
+              <w:top w:w="60" w:type="dxa"/>
+              <w:left w:w="100" w:type="dxa"/>
+              <w:bottom w:w="60" w:type="dxa"/>
+              <w:right w:w="100" w:type="dxa"/>
+            </w:tcMar>
+          </w:tcPr>
+          <w:p>
+            <w:r>
+              <w:t xml:space="preserve">01.10.2026</w:t>
+            </w:r>
+          </w:p>
+        </w:tc>
+        <w:tc>
+          <w:tcPr>
+            <w:tcW w:w="3000" w:type="dxa"/>
+            <w:tcMar>
+              <w:top w:w="60" w:type="dxa"/>
+              <w:left w:w="100" w:type="dxa"/>
+              <w:bottom w:w="60" w:type="dxa"/>
+              <w:right w:w="100" w:type="dxa"/>
+            </w:tcMar>
+          </w:tcPr>
+          <w:p>
+            <w:r>
+              <w:t xml:space="preserve"/>
             </w:r>
           </w:p>
         </w:tc>
@@ -1070,49 +1263,65 @@
         </w:tblPrEx>
         <w:tc>
           <w:tcPr>
-            <w:tcW w:w="1500" w:type="dxa"/>
-            <w:tcMar>
-              <w:top w:w="60" w:type="dxa"/>
-              <w:left w:w="100" w:type="dxa"/>
-              <w:bottom w:w="60" w:type="dxa"/>
-              <w:right w:w="100" w:type="dxa"/>
-            </w:tcMar>
-          </w:tcPr>
-          <w:p>
-            <w:r>
-              <w:t>01.10.2026</w:t>
-            </w:r>
-          </w:p>
-        </w:tc>
-        <w:tc>
-          <w:tcPr>
-            <w:tcW w:w="3900" w:type="dxa"/>
-            <w:tcMar>
-              <w:top w:w="60" w:type="dxa"/>
-              <w:left w:w="100" w:type="dxa"/>
-              <w:bottom w:w="60" w:type="dxa"/>
-              <w:right w:w="100" w:type="dxa"/>
-            </w:tcMar>
-          </w:tcPr>
-          <w:p>
-            <w:r>
-              <w:t>Jerome Rath</w:t>
-            </w:r>
-          </w:p>
-        </w:tc>
-        <w:tc>
-          <w:tcPr>
-            <w:tcW w:w="2500" w:type="dxa"/>
-            <w:tcMar>
-              <w:top w:w="60" w:type="dxa"/>
-              <w:left w:w="100" w:type="dxa"/>
-              <w:bottom w:w="60" w:type="dxa"/>
-              <w:right w:w="100" w:type="dxa"/>
-            </w:tcMar>
-          </w:tcPr>
-          <w:p>
-            <w:r>
-              <w:t>0151 53410886</w:t>
+            <w:tcW w:w="2000" w:type="dxa"/>
+            <w:tcMar>
+              <w:top w:w="60" w:type="dxa"/>
+              <w:left w:w="100" w:type="dxa"/>
+              <w:bottom w:w="60" w:type="dxa"/>
+              <w:right w:w="100" w:type="dxa"/>
+            </w:tcMar>
+          </w:tcPr>
+          <w:p>
+            <w:r>
+              <w:t xml:space="preserve">0151 53413625</w:t>
+            </w:r>
+          </w:p>
+        </w:tc>
+        <w:tc>
+          <w:tcPr>
+            <w:tcW w:w="2600" w:type="dxa"/>
+            <w:tcMar>
+              <w:top w:w="60" w:type="dxa"/>
+              <w:left w:w="100" w:type="dxa"/>
+              <w:bottom w:w="60" w:type="dxa"/>
+              <w:right w:w="100" w:type="dxa"/>
+            </w:tcMar>
+          </w:tcPr>
+          <w:p>
+            <w:r>
+              <w:t xml:space="preserve">Roman Mikhline</w:t>
+            </w:r>
+          </w:p>
+        </w:tc>
+        <w:tc>
+          <w:tcPr>
+            <w:tcW w:w="2000" w:type="dxa"/>
+            <w:tcMar>
+              <w:top w:w="60" w:type="dxa"/>
+              <w:left w:w="100" w:type="dxa"/>
+              <w:bottom w:w="60" w:type="dxa"/>
+              <w:right w:w="100" w:type="dxa"/>
+            </w:tcMar>
+          </w:tcPr>
+          <w:p>
+            <w:r>
+              <w:t xml:space="preserve">05.10.2026</w:t>
+            </w:r>
+          </w:p>
+        </w:tc>
+        <w:tc>
+          <w:tcPr>
+            <w:tcW w:w="3000" w:type="dxa"/>
+            <w:tcMar>
+              <w:top w:w="60" w:type="dxa"/>
+              <w:left w:w="100" w:type="dxa"/>
+              <w:bottom w:w="60" w:type="dxa"/>
+              <w:right w:w="100" w:type="dxa"/>
+            </w:tcMar>
+          </w:tcPr>
+          <w:p>
+            <w:r>
+              <w:t xml:space="preserve"/>
             </w:r>
           </w:p>
         </w:tc>
@@ -1126,49 +1335,65 @@
         </w:tblPrEx>
         <w:tc>
           <w:tcPr>
-            <w:tcW w:w="1500" w:type="dxa"/>
-            <w:tcMar>
-              <w:top w:w="60" w:type="dxa"/>
-              <w:left w:w="100" w:type="dxa"/>
-              <w:bottom w:w="60" w:type="dxa"/>
-              <w:right w:w="100" w:type="dxa"/>
-            </w:tcMar>
-          </w:tcPr>
-          <w:p>
-            <w:r>
-              <w:t>01.10.2026</w:t>
-            </w:r>
-          </w:p>
-        </w:tc>
-        <w:tc>
-          <w:tcPr>
-            <w:tcW w:w="3900" w:type="dxa"/>
-            <w:tcMar>
-              <w:top w:w="60" w:type="dxa"/>
-              <w:left w:w="100" w:type="dxa"/>
-              <w:bottom w:w="60" w:type="dxa"/>
-              <w:right w:w="100" w:type="dxa"/>
-            </w:tcMar>
-          </w:tcPr>
-          <w:p>
-            <w:r>
-              <w:t>Jakob Volksdorf</w:t>
-            </w:r>
-          </w:p>
-        </w:tc>
-        <w:tc>
-          <w:tcPr>
-            <w:tcW w:w="2500" w:type="dxa"/>
-            <w:tcMar>
-              <w:top w:w="60" w:type="dxa"/>
-              <w:left w:w="100" w:type="dxa"/>
-              <w:bottom w:w="60" w:type="dxa"/>
-              <w:right w:w="100" w:type="dxa"/>
-            </w:tcMar>
-          </w:tcPr>
-          <w:p>
-            <w:r>
-              <w:t>0151 53411114</w:t>
+            <w:tcW w:w="2000" w:type="dxa"/>
+            <w:tcMar>
+              <w:top w:w="60" w:type="dxa"/>
+              <w:left w:w="100" w:type="dxa"/>
+              <w:bottom w:w="60" w:type="dxa"/>
+              <w:right w:w="100" w:type="dxa"/>
+            </w:tcMar>
+          </w:tcPr>
+          <w:p>
+            <w:r>
+              <w:t xml:space="preserve">0151 53413633</w:t>
+            </w:r>
+          </w:p>
+        </w:tc>
+        <w:tc>
+          <w:tcPr>
+            <w:tcW w:w="2600" w:type="dxa"/>
+            <w:tcMar>
+              <w:top w:w="60" w:type="dxa"/>
+              <w:left w:w="100" w:type="dxa"/>
+              <w:bottom w:w="60" w:type="dxa"/>
+              <w:right w:w="100" w:type="dxa"/>
+            </w:tcMar>
+          </w:tcPr>
+          <w:p>
+            <w:r>
+              <w:t xml:space="preserve">Paul Papke</w:t>
+            </w:r>
+          </w:p>
+        </w:tc>
+        <w:tc>
+          <w:tcPr>
+            <w:tcW w:w="2000" w:type="dxa"/>
+            <w:tcMar>
+              <w:top w:w="60" w:type="dxa"/>
+              <w:left w:w="100" w:type="dxa"/>
+              <w:bottom w:w="60" w:type="dxa"/>
+              <w:right w:w="100" w:type="dxa"/>
+            </w:tcMar>
+          </w:tcPr>
+          <w:p>
+            <w:r>
+              <w:t xml:space="preserve">05.10.2026</w:t>
+            </w:r>
+          </w:p>
+        </w:tc>
+        <w:tc>
+          <w:tcPr>
+            <w:tcW w:w="3000" w:type="dxa"/>
+            <w:tcMar>
+              <w:top w:w="60" w:type="dxa"/>
+              <w:left w:w="100" w:type="dxa"/>
+              <w:bottom w:w="60" w:type="dxa"/>
+              <w:right w:w="100" w:type="dxa"/>
+            </w:tcMar>
+          </w:tcPr>
+          <w:p>
+            <w:r>
+              <w:t xml:space="preserve"/>
             </w:r>
           </w:p>
         </w:tc>
@@ -1182,49 +1407,65 @@
         </w:tblPrEx>
         <w:tc>
           <w:tcPr>
-            <w:tcW w:w="1500" w:type="dxa"/>
-            <w:tcMar>
-              <w:top w:w="60" w:type="dxa"/>
-              <w:left w:w="100" w:type="dxa"/>
-              <w:bottom w:w="60" w:type="dxa"/>
-              <w:right w:w="100" w:type="dxa"/>
-            </w:tcMar>
-          </w:tcPr>
-          <w:p>
-            <w:r>
-              <w:t>05.10.2026</w:t>
-            </w:r>
-          </w:p>
-        </w:tc>
-        <w:tc>
-          <w:tcPr>
-            <w:tcW w:w="3900" w:type="dxa"/>
-            <w:tcMar>
-              <w:top w:w="60" w:type="dxa"/>
-              <w:left w:w="100" w:type="dxa"/>
-              <w:bottom w:w="60" w:type="dxa"/>
-              <w:right w:w="100" w:type="dxa"/>
-            </w:tcMar>
-          </w:tcPr>
-          <w:p>
-            <w:r>
-              <w:t>Roman Mikhline</w:t>
-            </w:r>
-          </w:p>
-        </w:tc>
-        <w:tc>
-          <w:tcPr>
-            <w:tcW w:w="2500" w:type="dxa"/>
-            <w:tcMar>
-              <w:top w:w="60" w:type="dxa"/>
-              <w:left w:w="100" w:type="dxa"/>
-              <w:bottom w:w="60" w:type="dxa"/>
-              <w:right w:w="100" w:type="dxa"/>
-            </w:tcMar>
-          </w:tcPr>
-          <w:p>
-            <w:r>
-              <w:t>0151 53413625</w:t>
+            <w:tcW w:w="2000" w:type="dxa"/>
+            <w:tcMar>
+              <w:top w:w="60" w:type="dxa"/>
+              <w:left w:w="100" w:type="dxa"/>
+              <w:bottom w:w="60" w:type="dxa"/>
+              <w:right w:w="100" w:type="dxa"/>
+            </w:tcMar>
+          </w:tcPr>
+          <w:p>
+            <w:r>
+              <w:t xml:space="preserve">0151 53413634</w:t>
+            </w:r>
+          </w:p>
+        </w:tc>
+        <w:tc>
+          <w:tcPr>
+            <w:tcW w:w="2600" w:type="dxa"/>
+            <w:tcMar>
+              <w:top w:w="60" w:type="dxa"/>
+              <w:left w:w="100" w:type="dxa"/>
+              <w:bottom w:w="60" w:type="dxa"/>
+              <w:right w:w="100" w:type="dxa"/>
+            </w:tcMar>
+          </w:tcPr>
+          <w:p>
+            <w:r>
+              <w:t xml:space="preserve">Rick van de Bult</w:t>
+            </w:r>
+          </w:p>
+        </w:tc>
+        <w:tc>
+          <w:tcPr>
+            <w:tcW w:w="2000" w:type="dxa"/>
+            <w:tcMar>
+              <w:top w:w="60" w:type="dxa"/>
+              <w:left w:w="100" w:type="dxa"/>
+              <w:bottom w:w="60" w:type="dxa"/>
+              <w:right w:w="100" w:type="dxa"/>
+            </w:tcMar>
+          </w:tcPr>
+          <w:p>
+            <w:r>
+              <w:t xml:space="preserve">05.10.2026</w:t>
+            </w:r>
+          </w:p>
+        </w:tc>
+        <w:tc>
+          <w:tcPr>
+            <w:tcW w:w="3000" w:type="dxa"/>
+            <w:tcMar>
+              <w:top w:w="60" w:type="dxa"/>
+              <w:left w:w="100" w:type="dxa"/>
+              <w:bottom w:w="60" w:type="dxa"/>
+              <w:right w:w="100" w:type="dxa"/>
+            </w:tcMar>
+          </w:tcPr>
+          <w:p>
+            <w:r>
+              <w:t xml:space="preserve"/>
             </w:r>
           </w:p>
         </w:tc>
@@ -1238,49 +1479,69 @@
         </w:tblPrEx>
         <w:tc>
           <w:tcPr>
-            <w:tcW w:w="1500" w:type="dxa"/>
-            <w:tcMar>
-              <w:top w:w="60" w:type="dxa"/>
-              <w:left w:w="100" w:type="dxa"/>
-              <w:bottom w:w="60" w:type="dxa"/>
-              <w:right w:w="100" w:type="dxa"/>
-            </w:tcMar>
-          </w:tcPr>
-          <w:p>
-            <w:r>
-              <w:t>05.10.2026</w:t>
-            </w:r>
-          </w:p>
-        </w:tc>
-        <w:tc>
-          <w:tcPr>
-            <w:tcW w:w="3900" w:type="dxa"/>
-            <w:tcMar>
-              <w:top w:w="60" w:type="dxa"/>
-              <w:left w:w="100" w:type="dxa"/>
-              <w:bottom w:w="60" w:type="dxa"/>
-              <w:right w:w="100" w:type="dxa"/>
-            </w:tcMar>
-          </w:tcPr>
-          <w:p>
-            <w:r>
-              <w:t>Paul Papke</w:t>
-            </w:r>
-          </w:p>
-        </w:tc>
-        <w:tc>
-          <w:tcPr>
-            <w:tcW w:w="2500" w:type="dxa"/>
-            <w:tcMar>
-              <w:top w:w="60" w:type="dxa"/>
-              <w:left w:w="100" w:type="dxa"/>
-              <w:bottom w:w="60" w:type="dxa"/>
-              <w:right w:w="100" w:type="dxa"/>
-            </w:tcMar>
-          </w:tcPr>
-          <w:p>
-            <w:r>
-              <w:t>0151 53413633</w:t>
+            <w:tcW w:w="2000" w:type="dxa"/>
+            <w:tcMar>
+              <w:top w:w="60" w:type="dxa"/>
+              <w:left w:w="100" w:type="dxa"/>
+              <w:bottom w:w="60" w:type="dxa"/>
+              <w:right w:w="100" w:type="dxa"/>
+            </w:tcMar>
+          </w:tcPr>
+          <w:p>
+            <w:r>
+              <w:t xml:space="preserve">0151 53464791</w:t>
+            </w:r>
+          </w:p>
+        </w:tc>
+        <w:tc>
+          <w:tcPr>
+            <w:tcW w:w="2600" w:type="dxa"/>
+            <w:tcMar>
+              <w:top w:w="60" w:type="dxa"/>
+              <w:left w:w="100" w:type="dxa"/>
+              <w:bottom w:w="60" w:type="dxa"/>
+              <w:right w:w="100" w:type="dxa"/>
+            </w:tcMar>
+          </w:tcPr>
+          <w:p>
+            <w:r>
+              <w:t xml:space="preserve">frei/unbelegt</w:t>
+            </w:r>
+          </w:p>
+        </w:tc>
+        <w:tc>
+          <w:tcPr>
+            <w:tcW w:w="2000" w:type="dxa"/>
+            <w:tcMar>
+              <w:top w:w="60" w:type="dxa"/>
+              <w:left w:w="100" w:type="dxa"/>
+              <w:bottom w:w="60" w:type="dxa"/>
+              <w:right w:w="100" w:type="dxa"/>
+            </w:tcMar>
+          </w:tcPr>
+          <w:p>
+            <w:r>
+              <w:t xml:space="preserve">05.10.2026</w:t>
+            </w:r>
+          </w:p>
+        </w:tc>
+        <w:tc>
+          <w:tcPr>
+            <w:tcW w:w="3000" w:type="dxa"/>
+            <w:tcMar>
+              <w:top w:w="60" w:type="dxa"/>
+              <w:left w:w="100" w:type="dxa"/>
+              <w:bottom w:w="60" w:type="dxa"/>
+              <w:right w:w="100" w:type="dxa"/>
+            </w:tcMar>
+          </w:tcPr>
+          <w:p>
+            <w:r>
+              <w:rPr>
+                <w:b/>
+                <w:bCs/>
+              </w:rPr>
+              <w:t xml:space="preserve">leerer Neuvertrag (Robert, nicht storniert) — zuweisbar an Cosma, Lotte Essers, Oscar Mund oder Rosa</w:t>
             </w:r>
           </w:p>
         </w:tc>
@@ -1294,49 +1555,65 @@
         </w:tblPrEx>
         <w:tc>
           <w:tcPr>
-            <w:tcW w:w="1500" w:type="dxa"/>
-            <w:tcMar>
-              <w:top w:w="60" w:type="dxa"/>
-              <w:left w:w="100" w:type="dxa"/>
-              <w:bottom w:w="60" w:type="dxa"/>
-              <w:right w:w="100" w:type="dxa"/>
-            </w:tcMar>
-          </w:tcPr>
-          <w:p>
-            <w:r>
-              <w:t>05.10.2026</w:t>
-            </w:r>
-          </w:p>
-        </w:tc>
-        <w:tc>
-          <w:tcPr>
-            <w:tcW w:w="3900" w:type="dxa"/>
-            <w:tcMar>
-              <w:top w:w="60" w:type="dxa"/>
-              <w:left w:w="100" w:type="dxa"/>
-              <w:bottom w:w="60" w:type="dxa"/>
-              <w:right w:w="100" w:type="dxa"/>
-            </w:tcMar>
-          </w:tcPr>
-          <w:p>
-            <w:r>
-              <w:t>Rick van de Bult</w:t>
-            </w:r>
-          </w:p>
-        </w:tc>
-        <w:tc>
-          <w:tcPr>
-            <w:tcW w:w="2500" w:type="dxa"/>
-            <w:tcMar>
-              <w:top w:w="60" w:type="dxa"/>
-              <w:left w:w="100" w:type="dxa"/>
-              <w:bottom w:w="60" w:type="dxa"/>
-              <w:right w:w="100" w:type="dxa"/>
-            </w:tcMar>
-          </w:tcPr>
-          <w:p>
-            <w:r>
-              <w:t>0151 53413634</w:t>
+            <w:tcW w:w="2000" w:type="dxa"/>
+            <w:tcMar>
+              <w:top w:w="60" w:type="dxa"/>
+              <w:left w:w="100" w:type="dxa"/>
+              <w:bottom w:w="60" w:type="dxa"/>
+              <w:right w:w="100" w:type="dxa"/>
+            </w:tcMar>
+          </w:tcPr>
+          <w:p>
+            <w:r>
+              <w:t xml:space="preserve">0151 53460025</w:t>
+            </w:r>
+          </w:p>
+        </w:tc>
+        <w:tc>
+          <w:tcPr>
+            <w:tcW w:w="2600" w:type="dxa"/>
+            <w:tcMar>
+              <w:top w:w="60" w:type="dxa"/>
+              <w:left w:w="100" w:type="dxa"/>
+              <w:bottom w:w="60" w:type="dxa"/>
+              <w:right w:w="100" w:type="dxa"/>
+            </w:tcMar>
+          </w:tcPr>
+          <w:p>
+            <w:r>
+              <w:t xml:space="preserve">Joshua Rippelmeier</w:t>
+            </w:r>
+          </w:p>
+        </w:tc>
+        <w:tc>
+          <w:tcPr>
+            <w:tcW w:w="2000" w:type="dxa"/>
+            <w:tcMar>
+              <w:top w:w="60" w:type="dxa"/>
+              <w:left w:w="100" w:type="dxa"/>
+              <w:bottom w:w="60" w:type="dxa"/>
+              <w:right w:w="100" w:type="dxa"/>
+            </w:tcMar>
+          </w:tcPr>
+          <w:p>
+            <w:r>
+              <w:t xml:space="preserve">06.10.2026</w:t>
+            </w:r>
+          </w:p>
+        </w:tc>
+        <w:tc>
+          <w:tcPr>
+            <w:tcW w:w="3000" w:type="dxa"/>
+            <w:tcMar>
+              <w:top w:w="60" w:type="dxa"/>
+              <w:left w:w="100" w:type="dxa"/>
+              <w:bottom w:w="60" w:type="dxa"/>
+              <w:right w:w="100" w:type="dxa"/>
+            </w:tcMar>
+          </w:tcPr>
+          <w:p>
+            <w:r>
+              <w:t xml:space="preserve"/>
             </w:r>
           </w:p>
         </w:tc>
@@ -1350,49 +1627,69 @@
         </w:tblPrEx>
         <w:tc>
           <w:tcPr>
-            <w:tcW w:w="1500" w:type="dxa"/>
-            <w:tcMar>
-              <w:top w:w="60" w:type="dxa"/>
-              <w:left w:w="100" w:type="dxa"/>
-              <w:bottom w:w="60" w:type="dxa"/>
-              <w:right w:w="100" w:type="dxa"/>
-            </w:tcMar>
-          </w:tcPr>
-          <w:p>
-            <w:r>
-              <w:t>05.10.2026</w:t>
-            </w:r>
-          </w:p>
-        </w:tc>
-        <w:tc>
-          <w:tcPr>
-            <w:tcW w:w="3900" w:type="dxa"/>
-            <w:tcMar>
-              <w:top w:w="60" w:type="dxa"/>
-              <w:left w:w="100" w:type="dxa"/>
-              <w:bottom w:w="60" w:type="dxa"/>
-              <w:right w:w="100" w:type="dxa"/>
-            </w:tcMar>
-          </w:tcPr>
-          <w:p>
-            <w:r>
-              <w:t>frei zuweisbar — s. unten</w:t>
-            </w:r>
-          </w:p>
-        </w:tc>
-        <w:tc>
-          <w:tcPr>
-            <w:tcW w:w="2500" w:type="dxa"/>
-            <w:tcMar>
-              <w:top w:w="60" w:type="dxa"/>
-              <w:left w:w="100" w:type="dxa"/>
-              <w:bottom w:w="60" w:type="dxa"/>
-              <w:right w:w="100" w:type="dxa"/>
-            </w:tcMar>
-          </w:tcPr>
-          <w:p>
-            <w:r>
-              <w:t>0151 53464791</w:t>
+            <w:tcW w:w="2000" w:type="dxa"/>
+            <w:tcMar>
+              <w:top w:w="60" w:type="dxa"/>
+              <w:left w:w="100" w:type="dxa"/>
+              <w:bottom w:w="60" w:type="dxa"/>
+              <w:right w:w="100" w:type="dxa"/>
+            </w:tcMar>
+          </w:tcPr>
+          <w:p>
+            <w:r>
+              <w:t xml:space="preserve">0163 2591716</w:t>
+            </w:r>
+          </w:p>
+        </w:tc>
+        <w:tc>
+          <w:tcPr>
+            <w:tcW w:w="2600" w:type="dxa"/>
+            <w:tcMar>
+              <w:top w:w="60" w:type="dxa"/>
+              <w:left w:w="100" w:type="dxa"/>
+              <w:bottom w:w="60" w:type="dxa"/>
+              <w:right w:w="100" w:type="dxa"/>
+            </w:tcMar>
+          </w:tcPr>
+          <w:p>
+            <w:r>
+              <w:t xml:space="preserve">Anna Essers</w:t>
+            </w:r>
+          </w:p>
+        </w:tc>
+        <w:tc>
+          <w:tcPr>
+            <w:tcW w:w="2000" w:type="dxa"/>
+            <w:tcMar>
+              <w:top w:w="60" w:type="dxa"/>
+              <w:left w:w="100" w:type="dxa"/>
+              <w:bottom w:w="60" w:type="dxa"/>
+              <w:right w:w="100" w:type="dxa"/>
+            </w:tcMar>
+          </w:tcPr>
+          <w:p>
+            <w:r>
+              <w:t xml:space="preserve">o2, noch nicht portiert</w:t>
+            </w:r>
+          </w:p>
+        </w:tc>
+        <w:tc>
+          <w:tcPr>
+            <w:tcW w:w="3000" w:type="dxa"/>
+            <w:tcMar>
+              <w:top w:w="60" w:type="dxa"/>
+              <w:left w:w="100" w:type="dxa"/>
+              <w:bottom w:w="60" w:type="dxa"/>
+              <w:right w:w="100" w:type="dxa"/>
+            </w:tcMar>
+          </w:tcPr>
+          <w:p>
+            <w:r>
+              <w:rPr>
+                <w:b/>
+                <w:bCs/>
+              </w:rPr>
+              <w:t xml:space="preserve">bald kündigen — nicht mehr angestellt, auf privat umziehen</w:t>
             </w:r>
           </w:p>
         </w:tc>
@@ -1406,73 +1703,142 @@
         </w:tblPrEx>
         <w:tc>
           <w:tcPr>
-            <w:tcW w:w="1500" w:type="dxa"/>
-            <w:tcMar>
-              <w:top w:w="60" w:type="dxa"/>
-              <w:left w:w="100" w:type="dxa"/>
-              <w:bottom w:w="60" w:type="dxa"/>
-              <w:right w:w="100" w:type="dxa"/>
-            </w:tcMar>
-          </w:tcPr>
-          <w:p>
-            <w:r>
-              <w:t>06.10.2026</w:t>
-            </w:r>
-          </w:p>
-        </w:tc>
-        <w:tc>
-          <w:tcPr>
-            <w:tcW w:w="3900" w:type="dxa"/>
-            <w:tcMar>
-              <w:top w:w="60" w:type="dxa"/>
-              <w:left w:w="100" w:type="dxa"/>
-              <w:bottom w:w="60" w:type="dxa"/>
-              <w:right w:w="100" w:type="dxa"/>
-            </w:tcMar>
-          </w:tcPr>
-          <w:p>
-            <w:r>
-              <w:t>Joshua Rippelmeier</w:t>
-            </w:r>
-          </w:p>
-        </w:tc>
-        <w:tc>
-          <w:tcPr>
-            <w:tcW w:w="2500" w:type="dxa"/>
-            <w:tcMar>
-              <w:top w:w="60" w:type="dxa"/>
-              <w:left w:w="100" w:type="dxa"/>
-              <w:bottom w:w="60" w:type="dxa"/>
-              <w:right w:w="100" w:type="dxa"/>
-            </w:tcMar>
-          </w:tcPr>
-          <w:p>
-            <w:r>
-              <w:t>0151 53460025</w:t>
+            <w:tcW w:w="2000" w:type="dxa"/>
+            <w:tcMar>
+              <w:top w:w="60" w:type="dxa"/>
+              <w:left w:w="100" w:type="dxa"/>
+              <w:bottom w:w="60" w:type="dxa"/>
+              <w:right w:w="100" w:type="dxa"/>
+            </w:tcMar>
+          </w:tcPr>
+          <w:p>
+            <w:r>
+              <w:t xml:space="preserve">0157 80602175</w:t>
+            </w:r>
+          </w:p>
+        </w:tc>
+        <w:tc>
+          <w:tcPr>
+            <w:tcW w:w="2600" w:type="dxa"/>
+            <w:tcMar>
+              <w:top w:w="60" w:type="dxa"/>
+              <w:left w:w="100" w:type="dxa"/>
+              <w:bottom w:w="60" w:type="dxa"/>
+              <w:right w:w="100" w:type="dxa"/>
+            </w:tcMar>
+          </w:tcPr>
+          <w:p>
+            <w:r>
+              <w:t xml:space="preserve">Lukas Laarmann</w:t>
+            </w:r>
+          </w:p>
+        </w:tc>
+        <w:tc>
+          <w:tcPr>
+            <w:tcW w:w="2000" w:type="dxa"/>
+            <w:tcMar>
+              <w:top w:w="60" w:type="dxa"/>
+              <w:left w:w="100" w:type="dxa"/>
+              <w:bottom w:w="60" w:type="dxa"/>
+              <w:right w:w="100" w:type="dxa"/>
+            </w:tcMar>
+          </w:tcPr>
+          <w:p>
+            <w:r>
+              <w:t xml:space="preserve">o2, noch nicht portiert</w:t>
+            </w:r>
+          </w:p>
+        </w:tc>
+        <w:tc>
+          <w:tcPr>
+            <w:tcW w:w="3000" w:type="dxa"/>
+            <w:tcMar>
+              <w:top w:w="60" w:type="dxa"/>
+              <w:left w:w="100" w:type="dxa"/>
+              <w:bottom w:w="60" w:type="dxa"/>
+              <w:right w:w="100" w:type="dxa"/>
+            </w:tcMar>
+          </w:tcPr>
+          <w:p>
+            <w:r>
+              <w:t xml:space="preserve">aktiv, weiter nutzen</w:t>
+            </w:r>
+          </w:p>
+        </w:tc>
+      </w:tr>
+      <w:tr>
+        <w:tblPrEx>
+          <w:tblCellMar>
+            <w:top w:w="0" w:type="dxa"/>
+            <w:bottom w:w="0" w:type="dxa"/>
+          </w:tblCellMar>
+        </w:tblPrEx>
+        <w:tc>
+          <w:tcPr>
+            <w:tcW w:w="2000" w:type="dxa"/>
+            <w:tcMar>
+              <w:top w:w="60" w:type="dxa"/>
+              <w:left w:w="100" w:type="dxa"/>
+              <w:bottom w:w="60" w:type="dxa"/>
+              <w:right w:w="100" w:type="dxa"/>
+            </w:tcMar>
+          </w:tcPr>
+          <w:p>
+            <w:r>
+              <w:t xml:space="preserve">0157 80602172</w:t>
+            </w:r>
+          </w:p>
+        </w:tc>
+        <w:tc>
+          <w:tcPr>
+            <w:tcW w:w="2600" w:type="dxa"/>
+            <w:tcMar>
+              <w:top w:w="60" w:type="dxa"/>
+              <w:left w:w="100" w:type="dxa"/>
+              <w:bottom w:w="60" w:type="dxa"/>
+              <w:right w:w="100" w:type="dxa"/>
+            </w:tcMar>
+          </w:tcPr>
+          <w:p>
+            <w:r>
+              <w:t xml:space="preserve">Simon Schröder</w:t>
+            </w:r>
+          </w:p>
+        </w:tc>
+        <w:tc>
+          <w:tcPr>
+            <w:tcW w:w="2000" w:type="dxa"/>
+            <w:tcMar>
+              <w:top w:w="60" w:type="dxa"/>
+              <w:left w:w="100" w:type="dxa"/>
+              <w:bottom w:w="60" w:type="dxa"/>
+              <w:right w:w="100" w:type="dxa"/>
+            </w:tcMar>
+          </w:tcPr>
+          <w:p>
+            <w:r>
+              <w:t xml:space="preserve">o2, noch nicht portiert</w:t>
+            </w:r>
+          </w:p>
+        </w:tc>
+        <w:tc>
+          <w:tcPr>
+            <w:tcW w:w="3000" w:type="dxa"/>
+            <w:tcMar>
+              <w:top w:w="60" w:type="dxa"/>
+              <w:left w:w="100" w:type="dxa"/>
+              <w:bottom w:w="60" w:type="dxa"/>
+              <w:right w:w="100" w:type="dxa"/>
+            </w:tcMar>
+          </w:tcPr>
+          <w:p>
+            <w:r>
+              <w:t xml:space="preserve">aktiv, weiter nutzen (Nummer vormals Katharina Hahn)</w:t>
             </w:r>
           </w:p>
         </w:tc>
       </w:tr>
     </w:tbl>
-    <w:p>
-      <w:pPr>
-        <w:spacing w:after="160"/>
-      </w:pPr>
-    </w:p>
-    <w:p>
-      <w:pPr>
-        <w:spacing w:before="160" w:after="80"/>
-      </w:pPr>
-      <w:r>
-        <w:rPr>
-          <w:b/>
-          <w:bCs/>
-          <w:sz w:val="22"/>
-          <w:szCs w:val="22"/>
-        </w:rPr>
-        <w:t>Die Telekom-Verträge sind durch — daran ist nichts mehr zu ändern, nur noch zuweisen:</w:t>
-      </w:r>
-    </w:p>
     <w:p>
       <w:pPr>
         <w:pStyle w:val="ListParagraph"/>
@@ -1487,147 +1853,53 @@
           <w:b/>
           <w:bCs/>
         </w:rPr>
-        <w:t xml:space="preserve">0151 53465448 (24.09.): </w:t>
+        <w:t xml:space="preserve">Anna Essers</w:t>
       </w:r>
       <w:r>
-        <w:t>unklar, ob wirklich ungenutzt oder das Handy nur aus war. Muss trotzdem jemandem zugewiesen werden — noch offen, wer.</w:t>
+        <w:t xml:space="preserve"> und </w:t>
       </w:r>
-    </w:p>
-    <w:p>
-      <w:pPr>
-        <w:pStyle w:val="ListParagraph"/>
-        <w:numPr>
-          <w:ilvl w:val="0"/>
-          <w:numId w:val="2"/>
-        </w:numPr>
-        <w:spacing w:after="80"/>
-      </w:pPr>
       <w:r>
         <w:rPr>
           <w:b/>
           <w:bCs/>
         </w:rPr>
-        <w:t xml:space="preserve">0151 53464791 (05.10.): </w:t>
+        <w:t xml:space="preserve">Henry Horn</w:t>
       </w:r>
       <w:r>
-        <w:t>leerer Neuvertrag, den Robert bestellt und nicht storniert hat — frei zuweisbar.</w:t>
+        <w:t xml:space="preserve"> sind nicht mehr angestellt — ihre Mobilfunkverträge auf privat umziehen. Annas Nummer steht oben in der Tabelle; Henrys Nummer ist noch nicht identifiziert.</w:t>
       </w:r>
     </w:p>
     <w:p>
       <w:pPr>
-        <w:pStyle w:val="ListParagraph"/>
-        <w:numPr>
-          <w:ilvl w:val="0"/>
-          <w:numId w:val="2"/>
-        </w:numPr>
-        <w:spacing w:after="80"/>
+        <w:spacing w:before="0" w:after="100"/>
+      </w:pPr>
+      <w:r>
+        <w:t xml:space="preserve"/>
+      </w:r>
+    </w:p>
+    <w:p>
+      <w:pPr>
+        <w:spacing w:before="120" w:after="80"/>
       </w:pPr>
       <w:r>
         <w:rPr>
           <w:b/>
           <w:bCs/>
         </w:rPr>
-        <w:t xml:space="preserve">0151 53467753 (28.09.): </w:t>
-      </w:r>
-      <w:r>
-        <w:t>aktiv, Siri-Mailbox meldet sich — klären, wer dran ist, damit die richtige Person zugewiesen wird.</w:t>
+        <w:t xml:space="preserve">Unklare Nummern (Inhaber nicht bekannt):</w:t>
       </w:r>
     </w:p>
     <w:p>
       <w:pPr>
-        <w:spacing w:after="160"/>
-      </w:pPr>
-    </w:p>
-    <w:p>
-      <w:pPr>
-        <w:spacing w:before="160" w:after="80"/>
+        <w:spacing w:before="0" w:after="80"/>
       </w:pPr>
       <w:r>
-        <w:rPr>
-          <w:b/>
-          <w:bCs/>
-          <w:sz w:val="22"/>
-          <w:szCs w:val="22"/>
-        </w:rPr>
-        <w:t>Andere Anbieter (o2, Vodafone) noch nicht fix portiert</w:t>
-      </w:r>
-    </w:p>
-    <w:p>
-      <w:pPr>
-        <w:spacing w:after="120"/>
-      </w:pPr>
-      <w:r>
-        <w:t>Das gilt nur für HIGH. Verträge bei anderen Anbietern sind noch nicht fix portiert — dafür liegen weder eSIM- noch Bestätigungsmails vor.</w:t>
-      </w:r>
-    </w:p>
-    <w:p>
-      <w:pPr>
-        <w:pStyle w:val="ListParagraph"/>
-        <w:numPr>
-          <w:ilvl w:val="0"/>
-          <w:numId w:val="2"/>
-        </w:numPr>
-        <w:spacing w:after="80"/>
-      </w:pPr>
-      <w:r>
-        <w:rPr>
-          <w:b/>
-          <w:bCs/>
-        </w:rPr>
-        <w:t xml:space="preserve">Was zu tun ist: </w:t>
-      </w:r>
-      <w:r>
-        <w:t>Stand bei Bonamic (Daniela) abfragen — welche Nummern sind beauftragt, welche haben schon einen Termin.</w:t>
-      </w:r>
-    </w:p>
-    <w:p>
-      <w:pPr>
-        <w:pStyle w:val="ListParagraph"/>
-        <w:numPr>
-          <w:ilvl w:val="0"/>
-          <w:numId w:val="2"/>
-        </w:numPr>
-        <w:spacing w:after="80"/>
-      </w:pPr>
-      <w:r>
-        <w:t>Betroffen vermutlich die Firmennummern außerhalb des HIGH-Blocks 0151 534xxxxx: 0151 6845xxxx / 6849xxxx (Werkstatt &amp; Außendienst), 0157 806021xx (Lukas, Simon Schröder), 0151 53410291 (Yves).</w:t>
-      </w:r>
-    </w:p>
-    <w:p>
-      <w:pPr>
-        <w:pStyle w:val="ListParagraph"/>
-        <w:numPr>
-          <w:ilvl w:val="0"/>
-          <w:numId w:val="2"/>
-        </w:numPr>
-        <w:spacing w:after="80"/>
-      </w:pPr>
-      <w:r>
-        <w:rPr>
-          <w:b/>
-          <w:bCs/>
-        </w:rPr>
-        <w:t xml:space="preserve">Wichtig: </w:t>
-      </w:r>
-      <w:r>
-        <w:t>Die Vorwahl sagt nichts über den Anbieter — welche Nummern bei o2/Vodafone liegen, muss über die Verträge/Rechnungen geklärt werden.</w:t>
-      </w:r>
-    </w:p>
-    <w:p>
-      <w:pPr>
-        <w:spacing w:before="200" w:after="80"/>
-      </w:pPr>
-      <w:r>
-        <w:rPr>
-          <w:b/>
-          <w:bCs/>
-        </w:rPr>
-        <w:t>Rufnummern-Zuordnung (Testanrufe/Adressbuch, Stand 13.08.):</w:t>
+        <w:t xml:space="preserve">Bei diesen Nummern ist unklar, wer sie nutzt — Adressbuch, Entra und vCards haben keine Person ergeben (bzw. bei den beiden HIGH-Nummern ist trotz erfolgter Portierung unklar, wer sie nutzt):</w:t>
       </w:r>
     </w:p>
     <w:tbl>
       <w:tblPr>
-        <w:tblW w:w="9020" w:type="dxa"/>
+        <w:tblW w:w="9600" w:type="dxa"/>
         <w:tblBorders>
           <w:top w:val="single" w:sz="4" w:space="0" w:color="auto"/>
           <w:left w:val="single" w:sz="4" w:space="0" w:color="auto"/>
@@ -1643,10 +1915,9 @@
         <w:tblLook w:val="0000" w:firstRow="0" w:lastRow="0" w:firstColumn="0" w:lastColumn="0" w:noHBand="0" w:noVBand="0"/>
       </w:tblPr>
       <w:tblGrid>
-        <w:gridCol w:w="1600"/>
-        <w:gridCol w:w="1400"/>
-        <w:gridCol w:w="2400"/>
-        <w:gridCol w:w="3620"/>
+        <w:gridCol w:w="2000"/>
+        <w:gridCol w:w="3200"/>
+        <w:gridCol w:w="4400"/>
       </w:tblGrid>
       <w:tr>
         <w:tblPrEx>
@@ -1657,7 +1928,7 @@
         </w:tblPrEx>
         <w:tc>
           <w:tcPr>
-            <w:tcW w:w="1600" w:type="dxa"/>
+            <w:tcW w:w="2000" w:type="dxa"/>
             <w:shd w:val="clear" w:color="auto" w:fill="F2F2F2"/>
             <w:tcMar>
               <w:top w:w="60" w:type="dxa"/>
@@ -1678,7 +1949,7 @@
         </w:tc>
         <w:tc>
           <w:tcPr>
-            <w:tcW w:w="1400" w:type="dxa"/>
+            <w:tcW w:w="3200" w:type="dxa"/>
             <w:shd w:val="clear" w:color="auto" w:fill="F2F2F2"/>
             <w:tcMar>
               <w:top w:w="60" w:type="dxa"/>
@@ -1699,28 +1970,7 @@
         </w:tc>
         <w:tc>
           <w:tcPr>
-            <w:tcW w:w="2400" w:type="dxa"/>
-            <w:shd w:val="clear" w:color="auto" w:fill="F2F2F2"/>
-            <w:tcMar>
-              <w:top w:w="60" w:type="dxa"/>
-              <w:left w:w="100" w:type="dxa"/>
-              <w:bottom w:w="60" w:type="dxa"/>
-              <w:right w:w="100" w:type="dxa"/>
-            </w:tcMar>
-          </w:tcPr>
-          <w:p>
-            <w:r>
-              <w:rPr>
-                <w:b/>
-                <w:bCs/>
-              </w:rPr>
-              <w:t xml:space="preserve">Person</w:t>
-            </w:r>
-          </w:p>
-        </w:tc>
-        <w:tc>
-          <w:tcPr>
-            <w:tcW w:w="3620" w:type="dxa"/>
+            <w:tcW w:w="4400" w:type="dxa"/>
             <w:shd w:val="clear" w:color="auto" w:fill="F2F2F2"/>
             <w:tcMar>
               <w:top w:w="60" w:type="dxa"/>
@@ -1749,7 +1999,7 @@
         </w:tblPrEx>
         <w:tc>
           <w:tcPr>
-            <w:tcW w:w="1600" w:type="dxa"/>
+            <w:tcW w:w="2000" w:type="dxa"/>
             <w:tcMar>
               <w:top w:w="60" w:type="dxa"/>
               <w:left w:w="100" w:type="dxa"/>
@@ -1765,7 +2015,7 @@
         </w:tc>
         <w:tc>
           <w:tcPr>
-            <w:tcW w:w="1400" w:type="dxa"/>
+            <w:tcW w:w="3200" w:type="dxa"/>
             <w:tcMar>
               <w:top w:w="60" w:type="dxa"/>
               <w:left w:w="100" w:type="dxa"/>
@@ -1781,33 +2031,17 @@
         </w:tc>
         <w:tc>
           <w:tcPr>
-            <w:tcW w:w="2400" w:type="dxa"/>
-            <w:tcMar>
-              <w:top w:w="60" w:type="dxa"/>
-              <w:left w:w="100" w:type="dxa"/>
-              <w:bottom w:w="60" w:type="dxa"/>
-              <w:right w:w="100" w:type="dxa"/>
-            </w:tcMar>
-          </w:tcPr>
-          <w:p>
-            <w:r>
-              <w:t xml:space="preserve">unbekannt</w:t>
-            </w:r>
-          </w:p>
-        </w:tc>
-        <w:tc>
-          <w:tcPr>
-            <w:tcW w:w="3620" w:type="dxa"/>
-            <w:tcMar>
-              <w:top w:w="60" w:type="dxa"/>
-              <w:left w:w="100" w:type="dxa"/>
-              <w:bottom w:w="60" w:type="dxa"/>
-              <w:right w:w="100" w:type="dxa"/>
-            </w:tcMar>
-          </w:tcPr>
-          <w:p>
-            <w:r>
-              <w:t xml:space="preserve">in keiner Quelle (Adressbuch/Entra/vCards negativ)</w:t>
+            <w:tcW w:w="4400" w:type="dxa"/>
+            <w:tcMar>
+              <w:top w:w="60" w:type="dxa"/>
+              <w:left w:w="100" w:type="dxa"/>
+              <w:bottom w:w="60" w:type="dxa"/>
+              <w:right w:w="100" w:type="dxa"/>
+            </w:tcMar>
+          </w:tcPr>
+          <w:p>
+            <w:r>
+              <w:t xml:space="preserve">Inhaber unbekannt — in keiner Quelle (Adressbuch/Entra/vCards negativ)</w:t>
             </w:r>
           </w:p>
         </w:tc>
@@ -1821,7 +2055,7 @@
         </w:tblPrEx>
         <w:tc>
           <w:tcPr>
-            <w:tcW w:w="1600" w:type="dxa"/>
+            <w:tcW w:w="2000" w:type="dxa"/>
             <w:tcMar>
               <w:top w:w="60" w:type="dxa"/>
               <w:left w:w="100" w:type="dxa"/>
@@ -1837,7 +2071,7 @@
         </w:tc>
         <w:tc>
           <w:tcPr>
-            <w:tcW w:w="1400" w:type="dxa"/>
+            <w:tcW w:w="3200" w:type="dxa"/>
             <w:tcMar>
               <w:top w:w="60" w:type="dxa"/>
               <w:left w:w="100" w:type="dxa"/>
@@ -1853,33 +2087,17 @@
         </w:tc>
         <w:tc>
           <w:tcPr>
-            <w:tcW w:w="2400" w:type="dxa"/>
-            <w:tcMar>
-              <w:top w:w="60" w:type="dxa"/>
-              <w:left w:w="100" w:type="dxa"/>
-              <w:bottom w:w="60" w:type="dxa"/>
-              <w:right w:w="100" w:type="dxa"/>
-            </w:tcMar>
-          </w:tcPr>
-          <w:p>
-            <w:r>
-              <w:t xml:space="preserve">unbekannt</w:t>
-            </w:r>
-          </w:p>
-        </w:tc>
-        <w:tc>
-          <w:tcPr>
-            <w:tcW w:w="3620" w:type="dxa"/>
-            <w:tcMar>
-              <w:top w:w="60" w:type="dxa"/>
-              <w:left w:w="100" w:type="dxa"/>
-              <w:bottom w:w="60" w:type="dxa"/>
-              <w:right w:w="100" w:type="dxa"/>
-            </w:tcMar>
-          </w:tcPr>
-          <w:p>
-            <w:r>
-              <w:t xml:space="preserve">in keiner Quelle</w:t>
+            <w:tcW w:w="4400" w:type="dxa"/>
+            <w:tcMar>
+              <w:top w:w="60" w:type="dxa"/>
+              <w:left w:w="100" w:type="dxa"/>
+              <w:bottom w:w="60" w:type="dxa"/>
+              <w:right w:w="100" w:type="dxa"/>
+            </w:tcMar>
+          </w:tcPr>
+          <w:p>
+            <w:r>
+              <w:t xml:space="preserve">Inhaber unbekannt — in keiner Quelle</w:t>
             </w:r>
           </w:p>
         </w:tc>
@@ -1893,23 +2111,23 @@
         </w:tblPrEx>
         <w:tc>
           <w:tcPr>
-            <w:tcW w:w="1600" w:type="dxa"/>
-            <w:tcMar>
-              <w:top w:w="60" w:type="dxa"/>
-              <w:left w:w="100" w:type="dxa"/>
-              <w:bottom w:w="60" w:type="dxa"/>
-              <w:right w:w="100" w:type="dxa"/>
-            </w:tcMar>
-          </w:tcPr>
-          <w:p>
-            <w:r>
-              <w:t xml:space="preserve">0163 2591716</w:t>
-            </w:r>
-          </w:p>
-        </w:tc>
-        <w:tc>
-          <w:tcPr>
-            <w:tcW w:w="1400" w:type="dxa"/>
+            <w:tcW w:w="2000" w:type="dxa"/>
+            <w:tcMar>
+              <w:top w:w="60" w:type="dxa"/>
+              <w:left w:w="100" w:type="dxa"/>
+              <w:bottom w:w="60" w:type="dxa"/>
+              <w:right w:w="100" w:type="dxa"/>
+            </w:tcMar>
+          </w:tcPr>
+          <w:p>
+            <w:r>
+              <w:t xml:space="preserve">0157 80602194</w:t>
+            </w:r>
+          </w:p>
+        </w:tc>
+        <w:tc>
+          <w:tcPr>
+            <w:tcW w:w="3200" w:type="dxa"/>
             <w:tcMar>
               <w:top w:w="60" w:type="dxa"/>
               <w:left w:w="100" w:type="dxa"/>
@@ -1925,33 +2143,17 @@
         </w:tc>
         <w:tc>
           <w:tcPr>
-            <w:tcW w:w="2400" w:type="dxa"/>
-            <w:tcMar>
-              <w:top w:w="60" w:type="dxa"/>
-              <w:left w:w="100" w:type="dxa"/>
-              <w:bottom w:w="60" w:type="dxa"/>
-              <w:right w:w="100" w:type="dxa"/>
-            </w:tcMar>
-          </w:tcPr>
-          <w:p>
-            <w:r>
-              <w:t xml:space="preserve">Anna Essers</w:t>
-            </w:r>
-          </w:p>
-        </w:tc>
-        <w:tc>
-          <w:tcPr>
-            <w:tcW w:w="3620" w:type="dxa"/>
-            <w:tcMar>
-              <w:top w:w="60" w:type="dxa"/>
-              <w:left w:w="100" w:type="dxa"/>
-              <w:bottom w:w="60" w:type="dxa"/>
-              <w:right w:w="100" w:type="dxa"/>
-            </w:tcMar>
-          </w:tcPr>
-          <w:p>
-            <w:r>
-              <w:t xml:space="preserve">im Adressbuch, aktiv</w:t>
+            <w:tcW w:w="4400" w:type="dxa"/>
+            <w:tcMar>
+              <w:top w:w="60" w:type="dxa"/>
+              <w:left w:w="100" w:type="dxa"/>
+              <w:bottom w:w="60" w:type="dxa"/>
+              <w:right w:w="100" w:type="dxa"/>
+            </w:tcMar>
+          </w:tcPr>
+          <w:p>
+            <w:r>
+              <w:t xml:space="preserve">Inhaber unbekannt — in keiner Quelle</w:t>
             </w:r>
           </w:p>
         </w:tc>
@@ -1965,65 +2167,49 @@
         </w:tblPrEx>
         <w:tc>
           <w:tcPr>
-            <w:tcW w:w="1600" w:type="dxa"/>
-            <w:tcMar>
-              <w:top w:w="60" w:type="dxa"/>
-              <w:left w:w="100" w:type="dxa"/>
-              <w:bottom w:w="60" w:type="dxa"/>
-              <w:right w:w="100" w:type="dxa"/>
-            </w:tcMar>
-          </w:tcPr>
-          <w:p>
-            <w:r>
-              <w:t xml:space="preserve">0157 80602194</w:t>
-            </w:r>
-          </w:p>
-        </w:tc>
-        <w:tc>
-          <w:tcPr>
-            <w:tcW w:w="1400" w:type="dxa"/>
-            <w:tcMar>
-              <w:top w:w="60" w:type="dxa"/>
-              <w:left w:w="100" w:type="dxa"/>
-              <w:bottom w:w="60" w:type="dxa"/>
-              <w:right w:w="100" w:type="dxa"/>
-            </w:tcMar>
-          </w:tcPr>
-          <w:p>
-            <w:r>
-              <w:t xml:space="preserve">o2</w:t>
-            </w:r>
-          </w:p>
-        </w:tc>
-        <w:tc>
-          <w:tcPr>
-            <w:tcW w:w="2400" w:type="dxa"/>
-            <w:tcMar>
-              <w:top w:w="60" w:type="dxa"/>
-              <w:left w:w="100" w:type="dxa"/>
-              <w:bottom w:w="60" w:type="dxa"/>
-              <w:right w:w="100" w:type="dxa"/>
-            </w:tcMar>
-          </w:tcPr>
-          <w:p>
-            <w:r>
-              <w:t xml:space="preserve">unbekannt</w:t>
-            </w:r>
-          </w:p>
-        </w:tc>
-        <w:tc>
-          <w:tcPr>
-            <w:tcW w:w="3620" w:type="dxa"/>
-            <w:tcMar>
-              <w:top w:w="60" w:type="dxa"/>
-              <w:left w:w="100" w:type="dxa"/>
-              <w:bottom w:w="60" w:type="dxa"/>
-              <w:right w:w="100" w:type="dxa"/>
-            </w:tcMar>
-          </w:tcPr>
-          <w:p>
-            <w:r>
-              <w:t xml:space="preserve">in keiner Quelle</w:t>
+            <w:tcW w:w="2000" w:type="dxa"/>
+            <w:tcMar>
+              <w:top w:w="60" w:type="dxa"/>
+              <w:left w:w="100" w:type="dxa"/>
+              <w:bottom w:w="60" w:type="dxa"/>
+              <w:right w:w="100" w:type="dxa"/>
+            </w:tcMar>
+          </w:tcPr>
+          <w:p>
+            <w:r>
+              <w:t xml:space="preserve">0151 53465448</w:t>
+            </w:r>
+          </w:p>
+        </w:tc>
+        <w:tc>
+          <w:tcPr>
+            <w:tcW w:w="3200" w:type="dxa"/>
+            <w:tcMar>
+              <w:top w:w="60" w:type="dxa"/>
+              <w:left w:w="100" w:type="dxa"/>
+              <w:bottom w:w="60" w:type="dxa"/>
+              <w:right w:w="100" w:type="dxa"/>
+            </w:tcMar>
+          </w:tcPr>
+          <w:p>
+            <w:r>
+              <w:t xml:space="preserve">Telekom (HIGH), Portierung 24.09.2026</w:t>
+            </w:r>
+          </w:p>
+        </w:tc>
+        <w:tc>
+          <w:tcPr>
+            <w:tcW w:w="4400" w:type="dxa"/>
+            <w:tcMar>
+              <w:top w:w="60" w:type="dxa"/>
+              <w:left w:w="100" w:type="dxa"/>
+              <w:bottom w:w="60" w:type="dxa"/>
+              <w:right w:w="100" w:type="dxa"/>
+            </w:tcMar>
+          </w:tcPr>
+          <w:p>
+            <w:r>
+              <w:t xml:space="preserve">Testanruf offline — unklar ob genutzt, Nutzer unbekannt</w:t>
             </w:r>
           </w:p>
         </w:tc>
@@ -2037,142 +2223,82 @@
         </w:tblPrEx>
         <w:tc>
           <w:tcPr>
-            <w:tcW w:w="1600" w:type="dxa"/>
-            <w:tcMar>
-              <w:top w:w="60" w:type="dxa"/>
-              <w:left w:w="100" w:type="dxa"/>
-              <w:bottom w:w="60" w:type="dxa"/>
-              <w:right w:w="100" w:type="dxa"/>
-            </w:tcMar>
-          </w:tcPr>
-          <w:p>
-            <w:r>
-              <w:t xml:space="preserve">0157 80602175</w:t>
-            </w:r>
-          </w:p>
-        </w:tc>
-        <w:tc>
-          <w:tcPr>
-            <w:tcW w:w="1400" w:type="dxa"/>
-            <w:tcMar>
-              <w:top w:w="60" w:type="dxa"/>
-              <w:left w:w="100" w:type="dxa"/>
-              <w:bottom w:w="60" w:type="dxa"/>
-              <w:right w:w="100" w:type="dxa"/>
-            </w:tcMar>
-          </w:tcPr>
-          <w:p>
-            <w:r>
-              <w:t xml:space="preserve">o2</w:t>
-            </w:r>
-          </w:p>
-        </w:tc>
-        <w:tc>
-          <w:tcPr>
-            <w:tcW w:w="2400" w:type="dxa"/>
-            <w:tcMar>
-              <w:top w:w="60" w:type="dxa"/>
-              <w:left w:w="100" w:type="dxa"/>
-              <w:bottom w:w="60" w:type="dxa"/>
-              <w:right w:w="100" w:type="dxa"/>
-            </w:tcMar>
-          </w:tcPr>
-          <w:p>
-            <w:r>
-              <w:t xml:space="preserve">Lukas Laarmann</w:t>
-            </w:r>
-          </w:p>
-        </w:tc>
-        <w:tc>
-          <w:tcPr>
-            <w:tcW w:w="3620" w:type="dxa"/>
-            <w:tcMar>
-              <w:top w:w="60" w:type="dxa"/>
-              <w:left w:w="100" w:type="dxa"/>
-              <w:bottom w:w="60" w:type="dxa"/>
-              <w:right w:w="100" w:type="dxa"/>
-            </w:tcMar>
-          </w:tcPr>
-          <w:p>
-            <w:r>
-              <w:t xml:space="preserve">im Adressbuch, aktiv</w:t>
-            </w:r>
-          </w:p>
-        </w:tc>
-      </w:tr>
-      <w:tr>
-        <w:tblPrEx>
-          <w:tblCellMar>
-            <w:top w:w="0" w:type="dxa"/>
-            <w:bottom w:w="0" w:type="dxa"/>
-          </w:tblCellMar>
-        </w:tblPrEx>
-        <w:tc>
-          <w:tcPr>
-            <w:tcW w:w="1600" w:type="dxa"/>
-            <w:tcMar>
-              <w:top w:w="60" w:type="dxa"/>
-              <w:left w:w="100" w:type="dxa"/>
-              <w:bottom w:w="60" w:type="dxa"/>
-              <w:right w:w="100" w:type="dxa"/>
-            </w:tcMar>
-          </w:tcPr>
-          <w:p>
-            <w:r>
-              <w:t xml:space="preserve">0157 80602172</w:t>
-            </w:r>
-          </w:p>
-        </w:tc>
-        <w:tc>
-          <w:tcPr>
-            <w:tcW w:w="1400" w:type="dxa"/>
-            <w:tcMar>
-              <w:top w:w="60" w:type="dxa"/>
-              <w:left w:w="100" w:type="dxa"/>
-              <w:bottom w:w="60" w:type="dxa"/>
-              <w:right w:w="100" w:type="dxa"/>
-            </w:tcMar>
-          </w:tcPr>
-          <w:p>
-            <w:r>
-              <w:t xml:space="preserve">o2</w:t>
-            </w:r>
-          </w:p>
-        </w:tc>
-        <w:tc>
-          <w:tcPr>
-            <w:tcW w:w="2400" w:type="dxa"/>
-            <w:tcMar>
-              <w:top w:w="60" w:type="dxa"/>
-              <w:left w:w="100" w:type="dxa"/>
-              <w:bottom w:w="60" w:type="dxa"/>
-              <w:right w:w="100" w:type="dxa"/>
-            </w:tcMar>
-          </w:tcPr>
-          <w:p>
-            <w:r>
-              <w:t xml:space="preserve">Simon Schröder</w:t>
-            </w:r>
-          </w:p>
-        </w:tc>
-        <w:tc>
-          <w:tcPr>
-            <w:tcW w:w="3620" w:type="dxa"/>
-            <w:tcMar>
-              <w:top w:w="60" w:type="dxa"/>
-              <w:left w:w="100" w:type="dxa"/>
-              <w:bottom w:w="60" w:type="dxa"/>
-              <w:right w:w="100" w:type="dxa"/>
-            </w:tcMar>
-          </w:tcPr>
-          <w:p>
-            <w:r>
-              <w:t xml:space="preserve">im Adressbuch, aktiv — Nummer vormals Katharina Hahn</w:t>
+            <w:tcW w:w="2000" w:type="dxa"/>
+            <w:tcMar>
+              <w:top w:w="60" w:type="dxa"/>
+              <w:left w:w="100" w:type="dxa"/>
+              <w:bottom w:w="60" w:type="dxa"/>
+              <w:right w:w="100" w:type="dxa"/>
+            </w:tcMar>
+          </w:tcPr>
+          <w:p>
+            <w:r>
+              <w:t xml:space="preserve">0151 53467753</w:t>
+            </w:r>
+          </w:p>
+        </w:tc>
+        <w:tc>
+          <w:tcPr>
+            <w:tcW w:w="3200" w:type="dxa"/>
+            <w:tcMar>
+              <w:top w:w="60" w:type="dxa"/>
+              <w:left w:w="100" w:type="dxa"/>
+              <w:bottom w:w="60" w:type="dxa"/>
+              <w:right w:w="100" w:type="dxa"/>
+            </w:tcMar>
+          </w:tcPr>
+          <w:p>
+            <w:r>
+              <w:t xml:space="preserve">Telekom (HIGH), Portierung 28.09.2026</w:t>
+            </w:r>
+          </w:p>
+        </w:tc>
+        <w:tc>
+          <w:tcPr>
+            <w:tcW w:w="4400" w:type="dxa"/>
+            <w:tcMar>
+              <w:top w:w="60" w:type="dxa"/>
+              <w:left w:w="100" w:type="dxa"/>
+              <w:bottom w:w="60" w:type="dxa"/>
+              <w:right w:w="100" w:type="dxa"/>
+            </w:tcMar>
+          </w:tcPr>
+          <w:p>
+            <w:r>
+              <w:t xml:space="preserve">aktiv, Siri-Mailbox meldet sich — Nutzer unklar</w:t>
             </w:r>
           </w:p>
         </w:tc>
       </w:tr>
     </w:tbl>
+    <w:p>
+      <w:pPr>
+        <w:pStyle w:val="ListParagraph"/>
+        <w:numPr>
+          <w:ilvl w:val="0"/>
+          <w:numId w:val="2"/>
+        </w:numPr>
+        <w:spacing w:after="80"/>
+      </w:pPr>
+      <w:r>
+        <w:rPr>
+          <w:b/>
+          <w:bCs/>
+        </w:rPr>
+        <w:t xml:space="preserve">Idee: </w:t>
+      </w:r>
+      <w:r>
+        <w:t xml:space="preserve">Nachricht an alle SmartVelo-Kolleg:innen mit dieser Liste schicken — Rückmeldung bis Ende August (31.08.), wem welche Nummer gehört. Ohne Rückmeldung wird gekündigt.</w:t>
+      </w:r>
+    </w:p>
+    <w:p>
+      <w:pPr>
+        <w:spacing w:before="0" w:after="120"/>
+      </w:pPr>
+      <w:r>
+        <w:t xml:space="preserve"/>
+      </w:r>
+    </w:p>
     <w:p>
       <w:pPr>
         <w:spacing w:after="120"/>

--- a/Urlaubs-Uebergabe-Philipp-2026-08.docx
+++ b/Urlaubs-Uebergabe-Philipp-2026-08.docx
@@ -1689,7 +1689,7 @@
                 <w:b/>
                 <w:bCs/>
               </w:rPr>
-              <w:t xml:space="preserve">bald kündigen — nicht mehr angestellt, auf privat umziehen</w:t>
+              <w:t xml:space="preserve">Empfehlung: auf privat stellen — ehemalige Geschäftsführerin</w:t>
             </w:r>
           </w:p>
         </w:tc>
@@ -1866,7 +1866,7 @@
         <w:t xml:space="preserve">Henry Horn</w:t>
       </w:r>
       <w:r>
-        <w:t xml:space="preserve"> sind nicht mehr angestellt — ihre Mobilfunkverträge auf privat umziehen. Annas Nummer steht oben in der Tabelle; Henrys Nummer ist noch nicht identifiziert.</w:t>
+        <w:t xml:space="preserve"> sind ehemalige Geschäftsführer:innen — Empfehlung: Mobilfunkverträge auf privat stellen. Annas Nummer steht oben in der Tabelle; Henrys Nummer ist noch nicht identifiziert.</w:t>
       </w:r>
     </w:p>
     <w:p>

--- a/Urlaubs-Uebergabe-Philipp-2026-08.docx
+++ b/Urlaubs-Uebergabe-Philipp-2026-08.docx
@@ -1685,11 +1685,7 @@
           </w:tcPr>
           <w:p>
             <w:r>
-              <w:rPr>
-                <w:b/>
-                <w:bCs/>
-              </w:rPr>
-              <w:t xml:space="preserve">Empfehlung: auf privat stellen — ehemalige Geschäftsführerin</w:t>
+              <w:t xml:space="preserve"/>
             </w:r>
           </w:p>
         </w:tc>
@@ -1839,36 +1835,6 @@
         </w:tc>
       </w:tr>
     </w:tbl>
-    <w:p>
-      <w:pPr>
-        <w:pStyle w:val="ListParagraph"/>
-        <w:numPr>
-          <w:ilvl w:val="0"/>
-          <w:numId w:val="2"/>
-        </w:numPr>
-        <w:spacing w:after="80"/>
-      </w:pPr>
-      <w:r>
-        <w:rPr>
-          <w:b/>
-          <w:bCs/>
-        </w:rPr>
-        <w:t xml:space="preserve">Anna Essers</w:t>
-      </w:r>
-      <w:r>
-        <w:t xml:space="preserve"> und </w:t>
-      </w:r>
-      <w:r>
-        <w:rPr>
-          <w:b/>
-          <w:bCs/>
-        </w:rPr>
-        <w:t xml:space="preserve">Henry Horn</w:t>
-      </w:r>
-      <w:r>
-        <w:t xml:space="preserve"> sind ehemalige Geschäftsführer:innen — Empfehlung: Mobilfunkverträge auf privat stellen. Annas Nummer steht oben in der Tabelle; Henrys Nummer ist noch nicht identifiziert.</w:t>
-      </w:r>
-    </w:p>
     <w:p>
       <w:pPr>
         <w:spacing w:before="0" w:after="100"/>
